--- a/doc/1.Rapport/RAPPORT_2510_RegulationChauffage_Mendes.docx
+++ b/doc/1.Rapport/RAPPORT_2510_RegulationChauffage_Mendes.docx
@@ -1,6 +1,6 @@
 
 <file path=word/document.xml><?xml version="1.0" encoding="utf-8"?>
-<w:document xmlns:wpc="http://schemas.microsoft.com/office/word/2010/wordprocessingCanvas" xmlns:cx="http://schemas.microsoft.com/office/drawing/2014/chartex" xmlns:cx1="http://schemas.microsoft.com/office/drawing/2015/9/8/chartex" xmlns:cx2="http://schemas.microsoft.com/office/drawing/2015/10/21/chartex" xmlns:cx3="http://schemas.microsoft.com/office/drawing/2016/5/9/chartex" xmlns:cx4="http://schemas.microsoft.com/office/drawing/2016/5/10/chartex" xmlns:cx5="http://schemas.microsoft.com/office/drawing/2016/5/11/chartex" xmlns:cx6="http://schemas.microsoft.com/office/drawing/2016/5/12/chartex" xmlns:cx7="http://schemas.microsoft.com/office/drawing/2016/5/13/chartex" xmlns:cx8="http://schemas.microsoft.com/office/drawing/2016/5/14/chartex" xmlns:mc="http://schemas.openxmlformats.org/markup-compatibility/2006" xmlns:aink="http://schemas.microsoft.com/office/drawing/2016/ink" xmlns:am3d="http://schemas.microsoft.com/office/drawing/2017/model3d" xmlns:o="urn:schemas-microsoft-com:office:office" xmlns:r="http://schemas.openxmlformats.org/officeDocument/2006/relationships" xmlns:m="http://schemas.openxmlformats.org/officeDocument/2006/math" xmlns:v="urn:schemas-microsoft-com:vml" xmlns:wp14="http://schemas.microsoft.com/office/word/2010/wordprocessingDrawing" xmlns:wp="http://schemas.openxmlformats.org/drawingml/2006/wordprocessingDrawing" xmlns:w10="urn:schemas-microsoft-com:office:word" xmlns:w="http://schemas.openxmlformats.org/wordprocessingml/2006/main" xmlns:w14="http://schemas.microsoft.com/office/word/2010/wordml" xmlns:w15="http://schemas.microsoft.com/office/word/2012/wordml" xmlns:w16cex="http://schemas.microsoft.com/office/word/2018/wordml/cex" xmlns:w16cid="http://schemas.microsoft.com/office/word/2016/wordml/cid" xmlns:w16="http://schemas.microsoft.com/office/word/2018/wordml" xmlns:w16se="http://schemas.microsoft.com/office/word/2015/wordml/symex" xmlns:wpg="http://schemas.microsoft.com/office/word/2010/wordprocessingGroup" xmlns:wpi="http://schemas.microsoft.com/office/word/2010/wordprocessingInk" xmlns:wne="http://schemas.microsoft.com/office/word/2006/wordml" xmlns:wps="http://schemas.microsoft.com/office/word/2010/wordprocessingShape" mc:Ignorable="w14 w15 w16se w16cid w16 w16cex wp14">
+<w:document xmlns:wpc="http://schemas.microsoft.com/office/word/2010/wordprocessingCanvas" xmlns:cx="http://schemas.microsoft.com/office/drawing/2014/chartex" xmlns:cx1="http://schemas.microsoft.com/office/drawing/2015/9/8/chartex" xmlns:cx2="http://schemas.microsoft.com/office/drawing/2015/10/21/chartex" xmlns:cx3="http://schemas.microsoft.com/office/drawing/2016/5/9/chartex" xmlns:cx4="http://schemas.microsoft.com/office/drawing/2016/5/10/chartex" xmlns:cx5="http://schemas.microsoft.com/office/drawing/2016/5/11/chartex" xmlns:cx6="http://schemas.microsoft.com/office/drawing/2016/5/12/chartex" xmlns:cx7="http://schemas.microsoft.com/office/drawing/2016/5/13/chartex" xmlns:cx8="http://schemas.microsoft.com/office/drawing/2016/5/14/chartex" xmlns:mc="http://schemas.openxmlformats.org/markup-compatibility/2006" xmlns:aink="http://schemas.microsoft.com/office/drawing/2016/ink" xmlns:am3d="http://schemas.microsoft.com/office/drawing/2017/model3d" xmlns:o="urn:schemas-microsoft-com:office:office" xmlns:oel="http://schemas.microsoft.com/office/2019/extlst" xmlns:r="http://schemas.openxmlformats.org/officeDocument/2006/relationships" xmlns:m="http://schemas.openxmlformats.org/officeDocument/2006/math" xmlns:v="urn:schemas-microsoft-com:vml" xmlns:wp14="http://schemas.microsoft.com/office/word/2010/wordprocessingDrawing" xmlns:wp="http://schemas.openxmlformats.org/drawingml/2006/wordprocessingDrawing" xmlns:w10="urn:schemas-microsoft-com:office:word" xmlns:w="http://schemas.openxmlformats.org/wordprocessingml/2006/main" xmlns:w14="http://schemas.microsoft.com/office/word/2010/wordml" xmlns:w15="http://schemas.microsoft.com/office/word/2012/wordml" xmlns:w16cex="http://schemas.microsoft.com/office/word/2018/wordml/cex" xmlns:w16cid="http://schemas.microsoft.com/office/word/2016/wordml/cid" xmlns:w16="http://schemas.microsoft.com/office/word/2018/wordml" xmlns:w16du="http://schemas.microsoft.com/office/word/2023/wordml/word16du" xmlns:w16sdtdh="http://schemas.microsoft.com/office/word/2020/wordml/sdtdatahash" xmlns:w16sdtfl="http://schemas.microsoft.com/office/word/2024/wordml/sdtformatlock" xmlns:w16se="http://schemas.microsoft.com/office/word/2015/wordml/symex" xmlns:wpg="http://schemas.microsoft.com/office/word/2010/wordprocessingGroup" xmlns:wpi="http://schemas.microsoft.com/office/word/2010/wordprocessingInk" xmlns:wne="http://schemas.microsoft.com/office/word/2006/wordml" xmlns:wps="http://schemas.microsoft.com/office/word/2010/wordprocessingShape" mc:Ignorable="w14 w15 w16se w16cid w16 w16cex w16sdtdh w16sdtfl w16du wp14">
   <w:body>
     <w:p>
       <w:pPr>
@@ -357,15 +357,7 @@
           <w:sz w:val="28"/>
           <w:szCs w:val="28"/>
         </w:rPr>
-        <w:t>O</w:t>
-      </w:r>
-      <w:r>
-        <w:rPr>
-          <w:rFonts w:cs="Arial"/>
-          <w:sz w:val="28"/>
-          <w:szCs w:val="28"/>
-        </w:rPr>
-        <w:t>blo</w:t>
+        <w:t>Oblo</w:t>
       </w:r>
       <w:r>
         <w:rPr>
@@ -3614,36 +3606,36 @@
         <w:rPr>
           <w:noProof/>
         </w:rPr>
+        <w:t>3.5 LDO 3.3 [V]</w:t>
+      </w:r>
+      <w:r>
+        <w:rPr>
+          <w:noProof/>
+        </w:rPr>
+        <w:tab/>
+      </w:r>
+      <w:r>
+        <w:rPr>
+          <w:noProof/>
+        </w:rPr>
+        <w:fldChar w:fldCharType="begin"/>
+      </w:r>
+      <w:r>
+        <w:rPr>
+          <w:noProof/>
+        </w:rPr>
+        <w:instrText xml:space="preserve"> PAGEREF _Toc206400976 \h </w:instrText>
+      </w:r>
+      <w:r>
+        <w:rPr>
+          <w:noProof/>
+        </w:rPr>
+      </w:r>
+      <w:r>
+        <w:rPr>
+          <w:noProof/>
+        </w:rPr>
         <w:lastRenderedPageBreak/>
-        <w:t>3.5 LDO 3.3 [V]</w:t>
-      </w:r>
-      <w:r>
-        <w:rPr>
-          <w:noProof/>
-        </w:rPr>
-        <w:tab/>
-      </w:r>
-      <w:r>
-        <w:rPr>
-          <w:noProof/>
-        </w:rPr>
-        <w:fldChar w:fldCharType="begin"/>
-      </w:r>
-      <w:r>
-        <w:rPr>
-          <w:noProof/>
-        </w:rPr>
-        <w:instrText xml:space="preserve"> PAGEREF _Toc206400976 \h </w:instrText>
-      </w:r>
-      <w:r>
-        <w:rPr>
-          <w:noProof/>
-        </w:rPr>
-      </w:r>
-      <w:r>
-        <w:rPr>
-          <w:noProof/>
-        </w:rPr>
         <w:fldChar w:fldCharType="separate"/>
       </w:r>
       <w:r>
@@ -6777,26 +6769,32 @@
         <w:rPr>
           <w:noProof/>
         </w:rPr>
+        <w:t>7.2.2.1 Pour potentiomètre commandé</w:t>
+      </w:r>
+      <w:r>
+        <w:rPr>
+          <w:noProof/>
+        </w:rPr>
+        <w:tab/>
+      </w:r>
+      <w:r>
+        <w:rPr>
+          <w:noProof/>
+        </w:rPr>
+        <w:fldChar w:fldCharType="begin"/>
+      </w:r>
+      <w:r>
+        <w:rPr>
+          <w:noProof/>
+        </w:rPr>
+        <w:instrText xml:space="preserve"> PAGERE</w:instrText>
+      </w:r>
+      <w:r>
+        <w:rPr>
+          <w:noProof/>
+        </w:rPr>
         <w:lastRenderedPageBreak/>
-        <w:t>7.2.2.1 Pour potentiomètre commandé</w:t>
-      </w:r>
-      <w:r>
-        <w:rPr>
-          <w:noProof/>
-        </w:rPr>
-        <w:tab/>
-      </w:r>
-      <w:r>
-        <w:rPr>
-          <w:noProof/>
-        </w:rPr>
-        <w:fldChar w:fldCharType="begin"/>
-      </w:r>
-      <w:r>
-        <w:rPr>
-          <w:noProof/>
-        </w:rPr>
-        <w:instrText xml:space="preserve"> PAGEREF _Toc206401027 \h </w:instrText>
+        <w:instrText xml:space="preserve">F _Toc206401027 \h </w:instrText>
       </w:r>
       <w:r>
         <w:rPr>
@@ -9940,26 +9938,32 @@
         <w:rPr>
           <w:noProof/>
         </w:rPr>
+        <w:t>8.1.2 Mesure Vibration</w:t>
+      </w:r>
+      <w:r>
+        <w:rPr>
+          <w:noProof/>
+        </w:rPr>
+        <w:tab/>
+      </w:r>
+      <w:r>
+        <w:rPr>
+          <w:noProof/>
+        </w:rPr>
+        <w:fldChar w:fldCharType="begin"/>
+      </w:r>
+      <w:r>
+        <w:rPr>
+          <w:noProof/>
+        </w:rPr>
+        <w:instrText xml:space="preserve"> PAGEREF _Toc2064010</w:instrText>
+      </w:r>
+      <w:r>
+        <w:rPr>
+          <w:noProof/>
+        </w:rPr>
         <w:lastRenderedPageBreak/>
-        <w:t>8.1.2 Mesure Vibration</w:t>
-      </w:r>
-      <w:r>
-        <w:rPr>
-          <w:noProof/>
-        </w:rPr>
-        <w:tab/>
-      </w:r>
-      <w:r>
-        <w:rPr>
-          <w:noProof/>
-        </w:rPr>
-        <w:fldChar w:fldCharType="begin"/>
-      </w:r>
-      <w:r>
-        <w:rPr>
-          <w:noProof/>
-        </w:rPr>
-        <w:instrText xml:space="preserve"> PAGEREF _Toc206401078 \h </w:instrText>
+        <w:instrText xml:space="preserve">78 \h </w:instrText>
       </w:r>
       <w:r>
         <w:rPr>
@@ -11693,6 +11697,7 @@
       </w:pPr>
       <w:bookmarkStart w:id="20" w:name="_Toc206400948"/>
       <w:r>
+        <w:lastRenderedPageBreak/>
         <w:t>Mesure de vibration</w:t>
       </w:r>
       <w:bookmarkEnd w:id="20"/>
@@ -11745,6 +11750,7 @@
       </w:pPr>
       <w:bookmarkStart w:id="24" w:name="_Toc206400952"/>
       <w:r>
+        <w:lastRenderedPageBreak/>
         <w:t>Communication</w:t>
       </w:r>
       <w:bookmarkEnd w:id="24"/>
@@ -11837,27 +11843,14 @@
       <w:r>
         <w:t xml:space="preserve">Figure </w:t>
       </w:r>
-      <w:r>
-        <w:fldChar w:fldCharType="begin"/>
-      </w:r>
-      <w:r>
-        <w:instrText xml:space="preserve"> SEQ Figure \* ARABIC </w:instrText>
-      </w:r>
-      <w:r>
-        <w:fldChar w:fldCharType="separate"/>
-      </w:r>
-      <w:r>
-        <w:rPr>
-          <w:noProof/>
-        </w:rPr>
-        <w:t>10</w:t>
-      </w:r>
-      <w:r>
-        <w:rPr>
-          <w:noProof/>
-        </w:rPr>
-        <w:fldChar w:fldCharType="end"/>
-      </w:r>
+      <w:fldSimple w:instr=" SEQ Figure \* ARABIC ">
+        <w:r>
+          <w:rPr>
+            <w:noProof/>
+          </w:rPr>
+          <w:t>10</w:t>
+        </w:r>
+      </w:fldSimple>
     </w:p>
     <w:p>
       <w:pPr>
@@ -12024,27 +12017,14 @@
       <w:r>
         <w:t xml:space="preserve">Figure </w:t>
       </w:r>
-      <w:r>
-        <w:fldChar w:fldCharType="begin"/>
-      </w:r>
-      <w:r>
-        <w:instrText xml:space="preserve"> SEQ Figure \* ARABIC </w:instrText>
-      </w:r>
-      <w:r>
-        <w:fldChar w:fldCharType="separate"/>
-      </w:r>
-      <w:r>
-        <w:rPr>
-          <w:noProof/>
-        </w:rPr>
-        <w:t>31</w:t>
-      </w:r>
-      <w:r>
-        <w:rPr>
-          <w:noProof/>
-        </w:rPr>
-        <w:fldChar w:fldCharType="end"/>
-      </w:r>
+      <w:fldSimple w:instr=" SEQ Figure \* ARABIC ">
+        <w:r>
+          <w:rPr>
+            <w:noProof/>
+          </w:rPr>
+          <w:t>31</w:t>
+        </w:r>
+      </w:fldSimple>
       <w:r>
         <w:t xml:space="preserve"> - Placement des composant Top-Bottom</w:t>
       </w:r>
@@ -12055,6 +12035,7 @@
       </w:pPr>
       <w:bookmarkStart w:id="39" w:name="_Toc206400998"/>
       <w:r>
+        <w:lastRenderedPageBreak/>
         <w:t>Routage de l’alimentation</w:t>
       </w:r>
       <w:bookmarkEnd w:id="39"/>
@@ -12080,7 +12061,11 @@
         <w:jc w:val="left"/>
       </w:pPr>
       <w:r>
-        <w:t>Des plans de masse (GND) ont été placés sur les couches TOP et BOTTOM afin de limiter la présence de zones mortes. Toutefois, une erreur a été commise lors de cette étape : l’option « remove dead copper » n’ayant pas été désactivée, certains îlots de cuivre utiles ont été supprimés, entraînant des problèmes spécifiques.</w:t>
+        <w:t>Des plans de masse (GND) ont été placés sur les couches TOP et BOTTOM afin de limiter la présence de zones mortes. Toutefois, une erreur a été comm</w:t>
+      </w:r>
+      <w:r>
+        <w:lastRenderedPageBreak/>
+        <w:t>ise lors de cette étape : l’option « remove dead copper » n’ayant pas été désactivée, certains îlots de cuivre utiles ont été supprimés, entraînant des problèmes spécifiques.</w:t>
       </w:r>
     </w:p>
     <w:p>
@@ -12110,7 +12095,6 @@
       </w:pPr>
       <w:bookmarkStart w:id="40" w:name="_Toc206400999"/>
       <w:r>
-        <w:lastRenderedPageBreak/>
         <w:t>Routage des pistes</w:t>
       </w:r>
       <w:bookmarkEnd w:id="40"/>
@@ -12362,10 +12346,7 @@
       </w:pPr>
       <w:bookmarkStart w:id="57" w:name="_Toc206401021"/>
       <w:r>
-        <w:t>M</w:t>
-      </w:r>
-      <w:r>
-        <w:t>émoire NVM</w:t>
+        <w:t>Mémoire NVM</w:t>
       </w:r>
       <w:bookmarkEnd w:id="57"/>
     </w:p>
@@ -12448,6 +12429,7 @@
       </w:pPr>
       <w:bookmarkStart w:id="61" w:name="_Toc206401034"/>
       <w:r>
+        <w:lastRenderedPageBreak/>
         <w:t>Logique de menu effective</w:t>
       </w:r>
       <w:bookmarkEnd w:id="61"/>
@@ -12537,6 +12519,7 @@
       </w:pPr>
       <w:bookmarkStart w:id="69" w:name="_Toc206401081"/>
       <w:r>
+        <w:lastRenderedPageBreak/>
         <w:t>Analyse du produit obtenu d’un point de vue durabilité</w:t>
       </w:r>
       <w:bookmarkEnd w:id="69"/>
@@ -12573,6 +12556,7 @@
       </w:pPr>
       <w:bookmarkStart w:id="72" w:name="_Toc206401084"/>
       <w:r>
+        <w:lastRenderedPageBreak/>
         <w:t>É</w:t>
       </w:r>
       <w:r>
@@ -12730,7 +12714,6 @@
       </w:pPr>
       <w:bookmarkStart w:id="78" w:name="_Toc206401090"/>
       <w:r>
-        <w:lastRenderedPageBreak/>
         <w:t>Pro</w:t>
       </w:r>
       <w:r>
@@ -12802,13 +12785,7 @@
         <w:jc w:val="left"/>
       </w:pPr>
       <w:r>
-        <w:t>Ou dans le</w:t>
-      </w:r>
-      <w:r>
-        <w:t xml:space="preserve"> </w:t>
-      </w:r>
-      <w:r>
-        <w:t xml:space="preserve">lien internet suivant : </w:t>
+        <w:t xml:space="preserve">Ou dans le lien internet suivant : </w:t>
       </w:r>
     </w:p>
     <w:p>
@@ -13063,7 +13040,7 @@
 </file>
 
 <file path=word/endnotes.xml><?xml version="1.0" encoding="utf-8"?>
-<w:endnotes xmlns:wpc="http://schemas.microsoft.com/office/word/2010/wordprocessingCanvas" xmlns:cx="http://schemas.microsoft.com/office/drawing/2014/chartex" xmlns:cx1="http://schemas.microsoft.com/office/drawing/2015/9/8/chartex" xmlns:cx2="http://schemas.microsoft.com/office/drawing/2015/10/21/chartex" xmlns:cx3="http://schemas.microsoft.com/office/drawing/2016/5/9/chartex" xmlns:cx4="http://schemas.microsoft.com/office/drawing/2016/5/10/chartex" xmlns:cx5="http://schemas.microsoft.com/office/drawing/2016/5/11/chartex" xmlns:cx6="http://schemas.microsoft.com/office/drawing/2016/5/12/chartex" xmlns:cx7="http://schemas.microsoft.com/office/drawing/2016/5/13/chartex" xmlns:cx8="http://schemas.microsoft.com/office/drawing/2016/5/14/chartex" xmlns:mc="http://schemas.openxmlformats.org/markup-compatibility/2006" xmlns:aink="http://schemas.microsoft.com/office/drawing/2016/ink" xmlns:am3d="http://schemas.microsoft.com/office/drawing/2017/model3d" xmlns:o="urn:schemas-microsoft-com:office:office" xmlns:r="http://schemas.openxmlformats.org/officeDocument/2006/relationships" xmlns:m="http://schemas.openxmlformats.org/officeDocument/2006/math" xmlns:v="urn:schemas-microsoft-com:vml" xmlns:wp14="http://schemas.microsoft.com/office/word/2010/wordprocessingDrawing" xmlns:wp="http://schemas.openxmlformats.org/drawingml/2006/wordprocessingDrawing" xmlns:w10="urn:schemas-microsoft-com:office:word" xmlns:w="http://schemas.openxmlformats.org/wordprocessingml/2006/main" xmlns:w14="http://schemas.microsoft.com/office/word/2010/wordml" xmlns:w15="http://schemas.microsoft.com/office/word/2012/wordml" xmlns:w16cex="http://schemas.microsoft.com/office/word/2018/wordml/cex" xmlns:w16cid="http://schemas.microsoft.com/office/word/2016/wordml/cid" xmlns:w16="http://schemas.microsoft.com/office/word/2018/wordml" xmlns:w16se="http://schemas.microsoft.com/office/word/2015/wordml/symex" xmlns:wpg="http://schemas.microsoft.com/office/word/2010/wordprocessingGroup" xmlns:wpi="http://schemas.microsoft.com/office/word/2010/wordprocessingInk" xmlns:wne="http://schemas.microsoft.com/office/word/2006/wordml" xmlns:wps="http://schemas.microsoft.com/office/word/2010/wordprocessingShape" mc:Ignorable="w14 w15 w16se w16cid w16 w16cex wp14">
+<w:endnotes xmlns:wpc="http://schemas.microsoft.com/office/word/2010/wordprocessingCanvas" xmlns:cx="http://schemas.microsoft.com/office/drawing/2014/chartex" xmlns:cx1="http://schemas.microsoft.com/office/drawing/2015/9/8/chartex" xmlns:cx2="http://schemas.microsoft.com/office/drawing/2015/10/21/chartex" xmlns:cx3="http://schemas.microsoft.com/office/drawing/2016/5/9/chartex" xmlns:cx4="http://schemas.microsoft.com/office/drawing/2016/5/10/chartex" xmlns:cx5="http://schemas.microsoft.com/office/drawing/2016/5/11/chartex" xmlns:cx6="http://schemas.microsoft.com/office/drawing/2016/5/12/chartex" xmlns:cx7="http://schemas.microsoft.com/office/drawing/2016/5/13/chartex" xmlns:cx8="http://schemas.microsoft.com/office/drawing/2016/5/14/chartex" xmlns:mc="http://schemas.openxmlformats.org/markup-compatibility/2006" xmlns:aink="http://schemas.microsoft.com/office/drawing/2016/ink" xmlns:am3d="http://schemas.microsoft.com/office/drawing/2017/model3d" xmlns:o="urn:schemas-microsoft-com:office:office" xmlns:oel="http://schemas.microsoft.com/office/2019/extlst" xmlns:r="http://schemas.openxmlformats.org/officeDocument/2006/relationships" xmlns:m="http://schemas.openxmlformats.org/officeDocument/2006/math" xmlns:v="urn:schemas-microsoft-com:vml" xmlns:wp14="http://schemas.microsoft.com/office/word/2010/wordprocessingDrawing" xmlns:wp="http://schemas.openxmlformats.org/drawingml/2006/wordprocessingDrawing" xmlns:w10="urn:schemas-microsoft-com:office:word" xmlns:w="http://schemas.openxmlformats.org/wordprocessingml/2006/main" xmlns:w14="http://schemas.microsoft.com/office/word/2010/wordml" xmlns:w15="http://schemas.microsoft.com/office/word/2012/wordml" xmlns:w16cex="http://schemas.microsoft.com/office/word/2018/wordml/cex" xmlns:w16cid="http://schemas.microsoft.com/office/word/2016/wordml/cid" xmlns:w16="http://schemas.microsoft.com/office/word/2018/wordml" xmlns:w16du="http://schemas.microsoft.com/office/word/2023/wordml/word16du" xmlns:w16sdtdh="http://schemas.microsoft.com/office/word/2020/wordml/sdtdatahash" xmlns:w16sdtfl="http://schemas.microsoft.com/office/word/2024/wordml/sdtformatlock" xmlns:w16se="http://schemas.microsoft.com/office/word/2015/wordml/symex" xmlns:wpg="http://schemas.microsoft.com/office/word/2010/wordprocessingGroup" xmlns:wpi="http://schemas.microsoft.com/office/word/2010/wordprocessingInk" xmlns:wne="http://schemas.microsoft.com/office/word/2006/wordml" xmlns:wps="http://schemas.microsoft.com/office/word/2010/wordprocessingShape" mc:Ignorable="w14 w15 w16se w16cid w16 w16cex w16sdtdh w16sdtfl w16du wp14">
   <w:endnote w:type="separator" w:id="-1">
     <w:p>
       <w:r>
@@ -13085,7 +13062,7 @@
 </file>
 
 <file path=word/footer1.xml><?xml version="1.0" encoding="utf-8"?>
-<w:ftr xmlns:wpc="http://schemas.microsoft.com/office/word/2010/wordprocessingCanvas" xmlns:cx="http://schemas.microsoft.com/office/drawing/2014/chartex" xmlns:cx1="http://schemas.microsoft.com/office/drawing/2015/9/8/chartex" xmlns:cx2="http://schemas.microsoft.com/office/drawing/2015/10/21/chartex" xmlns:cx3="http://schemas.microsoft.com/office/drawing/2016/5/9/chartex" xmlns:cx4="http://schemas.microsoft.com/office/drawing/2016/5/10/chartex" xmlns:cx5="http://schemas.microsoft.com/office/drawing/2016/5/11/chartex" xmlns:cx6="http://schemas.microsoft.com/office/drawing/2016/5/12/chartex" xmlns:cx7="http://schemas.microsoft.com/office/drawing/2016/5/13/chartex" xmlns:cx8="http://schemas.microsoft.com/office/drawing/2016/5/14/chartex" xmlns:mc="http://schemas.openxmlformats.org/markup-compatibility/2006" xmlns:aink="http://schemas.microsoft.com/office/drawing/2016/ink" xmlns:am3d="http://schemas.microsoft.com/office/drawing/2017/model3d" xmlns:o="urn:schemas-microsoft-com:office:office" xmlns:r="http://schemas.openxmlformats.org/officeDocument/2006/relationships" xmlns:m="http://schemas.openxmlformats.org/officeDocument/2006/math" xmlns:v="urn:schemas-microsoft-com:vml" xmlns:wp14="http://schemas.microsoft.com/office/word/2010/wordprocessingDrawing" xmlns:wp="http://schemas.openxmlformats.org/drawingml/2006/wordprocessingDrawing" xmlns:w10="urn:schemas-microsoft-com:office:word" xmlns:w="http://schemas.openxmlformats.org/wordprocessingml/2006/main" xmlns:w14="http://schemas.microsoft.com/office/word/2010/wordml" xmlns:w15="http://schemas.microsoft.com/office/word/2012/wordml" xmlns:w16cex="http://schemas.microsoft.com/office/word/2018/wordml/cex" xmlns:w16cid="http://schemas.microsoft.com/office/word/2016/wordml/cid" xmlns:w16="http://schemas.microsoft.com/office/word/2018/wordml" xmlns:w16se="http://schemas.microsoft.com/office/word/2015/wordml/symex" xmlns:wpg="http://schemas.microsoft.com/office/word/2010/wordprocessingGroup" xmlns:wpi="http://schemas.microsoft.com/office/word/2010/wordprocessingInk" xmlns:wne="http://schemas.microsoft.com/office/word/2006/wordml" xmlns:wps="http://schemas.microsoft.com/office/word/2010/wordprocessingShape" mc:Ignorable="w14 w15 w16se w16cid w16 w16cex wp14">
+<w:ftr xmlns:wpc="http://schemas.microsoft.com/office/word/2010/wordprocessingCanvas" xmlns:cx="http://schemas.microsoft.com/office/drawing/2014/chartex" xmlns:cx1="http://schemas.microsoft.com/office/drawing/2015/9/8/chartex" xmlns:cx2="http://schemas.microsoft.com/office/drawing/2015/10/21/chartex" xmlns:cx3="http://schemas.microsoft.com/office/drawing/2016/5/9/chartex" xmlns:cx4="http://schemas.microsoft.com/office/drawing/2016/5/10/chartex" xmlns:cx5="http://schemas.microsoft.com/office/drawing/2016/5/11/chartex" xmlns:cx6="http://schemas.microsoft.com/office/drawing/2016/5/12/chartex" xmlns:cx7="http://schemas.microsoft.com/office/drawing/2016/5/13/chartex" xmlns:cx8="http://schemas.microsoft.com/office/drawing/2016/5/14/chartex" xmlns:mc="http://schemas.openxmlformats.org/markup-compatibility/2006" xmlns:aink="http://schemas.microsoft.com/office/drawing/2016/ink" xmlns:am3d="http://schemas.microsoft.com/office/drawing/2017/model3d" xmlns:o="urn:schemas-microsoft-com:office:office" xmlns:oel="http://schemas.microsoft.com/office/2019/extlst" xmlns:r="http://schemas.openxmlformats.org/officeDocument/2006/relationships" xmlns:m="http://schemas.openxmlformats.org/officeDocument/2006/math" xmlns:v="urn:schemas-microsoft-com:vml" xmlns:wp14="http://schemas.microsoft.com/office/word/2010/wordprocessingDrawing" xmlns:wp="http://schemas.openxmlformats.org/drawingml/2006/wordprocessingDrawing" xmlns:w10="urn:schemas-microsoft-com:office:word" xmlns:w="http://schemas.openxmlformats.org/wordprocessingml/2006/main" xmlns:w14="http://schemas.microsoft.com/office/word/2010/wordml" xmlns:w15="http://schemas.microsoft.com/office/word/2012/wordml" xmlns:w16cex="http://schemas.microsoft.com/office/word/2018/wordml/cex" xmlns:w16cid="http://schemas.microsoft.com/office/word/2016/wordml/cid" xmlns:w16="http://schemas.microsoft.com/office/word/2018/wordml" xmlns:w16du="http://schemas.microsoft.com/office/word/2023/wordml/word16du" xmlns:w16sdtdh="http://schemas.microsoft.com/office/word/2020/wordml/sdtdatahash" xmlns:w16sdtfl="http://schemas.microsoft.com/office/word/2024/wordml/sdtformatlock" xmlns:w16se="http://schemas.microsoft.com/office/word/2015/wordml/symex" xmlns:wpg="http://schemas.microsoft.com/office/word/2010/wordprocessingGroup" xmlns:wpi="http://schemas.microsoft.com/office/word/2010/wordprocessingInk" xmlns:wne="http://schemas.microsoft.com/office/word/2006/wordml" xmlns:wps="http://schemas.microsoft.com/office/word/2010/wordprocessingShape" mc:Ignorable="w14 w15 w16se w16cid w16 w16cex w16sdtdh w16sdtfl w16du wp14">
   <w:tbl>
     <w:tblPr>
       <w:tblW w:w="0" w:type="auto"/>
@@ -13239,7 +13216,7 @@
 </file>
 
 <file path=word/footnotes.xml><?xml version="1.0" encoding="utf-8"?>
-<w:footnotes xmlns:wpc="http://schemas.microsoft.com/office/word/2010/wordprocessingCanvas" xmlns:cx="http://schemas.microsoft.com/office/drawing/2014/chartex" xmlns:cx1="http://schemas.microsoft.com/office/drawing/2015/9/8/chartex" xmlns:cx2="http://schemas.microsoft.com/office/drawing/2015/10/21/chartex" xmlns:cx3="http://schemas.microsoft.com/office/drawing/2016/5/9/chartex" xmlns:cx4="http://schemas.microsoft.com/office/drawing/2016/5/10/chartex" xmlns:cx5="http://schemas.microsoft.com/office/drawing/2016/5/11/chartex" xmlns:cx6="http://schemas.microsoft.com/office/drawing/2016/5/12/chartex" xmlns:cx7="http://schemas.microsoft.com/office/drawing/2016/5/13/chartex" xmlns:cx8="http://schemas.microsoft.com/office/drawing/2016/5/14/chartex" xmlns:mc="http://schemas.openxmlformats.org/markup-compatibility/2006" xmlns:aink="http://schemas.microsoft.com/office/drawing/2016/ink" xmlns:am3d="http://schemas.microsoft.com/office/drawing/2017/model3d" xmlns:o="urn:schemas-microsoft-com:office:office" xmlns:r="http://schemas.openxmlformats.org/officeDocument/2006/relationships" xmlns:m="http://schemas.openxmlformats.org/officeDocument/2006/math" xmlns:v="urn:schemas-microsoft-com:vml" xmlns:wp14="http://schemas.microsoft.com/office/word/2010/wordprocessingDrawing" xmlns:wp="http://schemas.openxmlformats.org/drawingml/2006/wordprocessingDrawing" xmlns:w10="urn:schemas-microsoft-com:office:word" xmlns:w="http://schemas.openxmlformats.org/wordprocessingml/2006/main" xmlns:w14="http://schemas.microsoft.com/office/word/2010/wordml" xmlns:w15="http://schemas.microsoft.com/office/word/2012/wordml" xmlns:w16cex="http://schemas.microsoft.com/office/word/2018/wordml/cex" xmlns:w16cid="http://schemas.microsoft.com/office/word/2016/wordml/cid" xmlns:w16="http://schemas.microsoft.com/office/word/2018/wordml" xmlns:w16se="http://schemas.microsoft.com/office/word/2015/wordml/symex" xmlns:wpg="http://schemas.microsoft.com/office/word/2010/wordprocessingGroup" xmlns:wpi="http://schemas.microsoft.com/office/word/2010/wordprocessingInk" xmlns:wne="http://schemas.microsoft.com/office/word/2006/wordml" xmlns:wps="http://schemas.microsoft.com/office/word/2010/wordprocessingShape" mc:Ignorable="w14 w15 w16se w16cid w16 w16cex wp14">
+<w:footnotes xmlns:wpc="http://schemas.microsoft.com/office/word/2010/wordprocessingCanvas" xmlns:cx="http://schemas.microsoft.com/office/drawing/2014/chartex" xmlns:cx1="http://schemas.microsoft.com/office/drawing/2015/9/8/chartex" xmlns:cx2="http://schemas.microsoft.com/office/drawing/2015/10/21/chartex" xmlns:cx3="http://schemas.microsoft.com/office/drawing/2016/5/9/chartex" xmlns:cx4="http://schemas.microsoft.com/office/drawing/2016/5/10/chartex" xmlns:cx5="http://schemas.microsoft.com/office/drawing/2016/5/11/chartex" xmlns:cx6="http://schemas.microsoft.com/office/drawing/2016/5/12/chartex" xmlns:cx7="http://schemas.microsoft.com/office/drawing/2016/5/13/chartex" xmlns:cx8="http://schemas.microsoft.com/office/drawing/2016/5/14/chartex" xmlns:mc="http://schemas.openxmlformats.org/markup-compatibility/2006" xmlns:aink="http://schemas.microsoft.com/office/drawing/2016/ink" xmlns:am3d="http://schemas.microsoft.com/office/drawing/2017/model3d" xmlns:o="urn:schemas-microsoft-com:office:office" xmlns:oel="http://schemas.microsoft.com/office/2019/extlst" xmlns:r="http://schemas.openxmlformats.org/officeDocument/2006/relationships" xmlns:m="http://schemas.openxmlformats.org/officeDocument/2006/math" xmlns:v="urn:schemas-microsoft-com:vml" xmlns:wp14="http://schemas.microsoft.com/office/word/2010/wordprocessingDrawing" xmlns:wp="http://schemas.openxmlformats.org/drawingml/2006/wordprocessingDrawing" xmlns:w10="urn:schemas-microsoft-com:office:word" xmlns:w="http://schemas.openxmlformats.org/wordprocessingml/2006/main" xmlns:w14="http://schemas.microsoft.com/office/word/2010/wordml" xmlns:w15="http://schemas.microsoft.com/office/word/2012/wordml" xmlns:w16cex="http://schemas.microsoft.com/office/word/2018/wordml/cex" xmlns:w16cid="http://schemas.microsoft.com/office/word/2016/wordml/cid" xmlns:w16="http://schemas.microsoft.com/office/word/2018/wordml" xmlns:w16du="http://schemas.microsoft.com/office/word/2023/wordml/word16du" xmlns:w16sdtdh="http://schemas.microsoft.com/office/word/2020/wordml/sdtdatahash" xmlns:w16sdtfl="http://schemas.microsoft.com/office/word/2024/wordml/sdtformatlock" xmlns:w16se="http://schemas.microsoft.com/office/word/2015/wordml/symex" xmlns:wpg="http://schemas.microsoft.com/office/word/2010/wordprocessingGroup" xmlns:wpi="http://schemas.microsoft.com/office/word/2010/wordprocessingInk" xmlns:wne="http://schemas.microsoft.com/office/word/2006/wordml" xmlns:wps="http://schemas.microsoft.com/office/word/2010/wordprocessingShape" mc:Ignorable="w14 w15 w16se w16cid w16 w16cex w16sdtdh w16sdtfl w16du wp14">
   <w:footnote w:type="separator" w:id="-1">
     <w:p>
       <w:r>
@@ -13261,7 +13238,7 @@
 </file>
 
 <file path=word/header1.xml><?xml version="1.0" encoding="utf-8"?>
-<w:hdr xmlns:wpc="http://schemas.microsoft.com/office/word/2010/wordprocessingCanvas" xmlns:cx="http://schemas.microsoft.com/office/drawing/2014/chartex" xmlns:cx1="http://schemas.microsoft.com/office/drawing/2015/9/8/chartex" xmlns:cx2="http://schemas.microsoft.com/office/drawing/2015/10/21/chartex" xmlns:cx3="http://schemas.microsoft.com/office/drawing/2016/5/9/chartex" xmlns:cx4="http://schemas.microsoft.com/office/drawing/2016/5/10/chartex" xmlns:cx5="http://schemas.microsoft.com/office/drawing/2016/5/11/chartex" xmlns:cx6="http://schemas.microsoft.com/office/drawing/2016/5/12/chartex" xmlns:cx7="http://schemas.microsoft.com/office/drawing/2016/5/13/chartex" xmlns:cx8="http://schemas.microsoft.com/office/drawing/2016/5/14/chartex" xmlns:mc="http://schemas.openxmlformats.org/markup-compatibility/2006" xmlns:aink="http://schemas.microsoft.com/office/drawing/2016/ink" xmlns:am3d="http://schemas.microsoft.com/office/drawing/2017/model3d" xmlns:o="urn:schemas-microsoft-com:office:office" xmlns:r="http://schemas.openxmlformats.org/officeDocument/2006/relationships" xmlns:m="http://schemas.openxmlformats.org/officeDocument/2006/math" xmlns:v="urn:schemas-microsoft-com:vml" xmlns:wp14="http://schemas.microsoft.com/office/word/2010/wordprocessingDrawing" xmlns:wp="http://schemas.openxmlformats.org/drawingml/2006/wordprocessingDrawing" xmlns:w10="urn:schemas-microsoft-com:office:word" xmlns:w="http://schemas.openxmlformats.org/wordprocessingml/2006/main" xmlns:w14="http://schemas.microsoft.com/office/word/2010/wordml" xmlns:w15="http://schemas.microsoft.com/office/word/2012/wordml" xmlns:w16cex="http://schemas.microsoft.com/office/word/2018/wordml/cex" xmlns:w16cid="http://schemas.microsoft.com/office/word/2016/wordml/cid" xmlns:w16="http://schemas.microsoft.com/office/word/2018/wordml" xmlns:w16se="http://schemas.microsoft.com/office/word/2015/wordml/symex" xmlns:wpg="http://schemas.microsoft.com/office/word/2010/wordprocessingGroup" xmlns:wpi="http://schemas.microsoft.com/office/word/2010/wordprocessingInk" xmlns:wne="http://schemas.microsoft.com/office/word/2006/wordml" xmlns:wps="http://schemas.microsoft.com/office/word/2010/wordprocessingShape" mc:Ignorable="w14 w15 w16se w16cid w16 w16cex wp14">
+<w:hdr xmlns:wpc="http://schemas.microsoft.com/office/word/2010/wordprocessingCanvas" xmlns:cx="http://schemas.microsoft.com/office/drawing/2014/chartex" xmlns:cx1="http://schemas.microsoft.com/office/drawing/2015/9/8/chartex" xmlns:cx2="http://schemas.microsoft.com/office/drawing/2015/10/21/chartex" xmlns:cx3="http://schemas.microsoft.com/office/drawing/2016/5/9/chartex" xmlns:cx4="http://schemas.microsoft.com/office/drawing/2016/5/10/chartex" xmlns:cx5="http://schemas.microsoft.com/office/drawing/2016/5/11/chartex" xmlns:cx6="http://schemas.microsoft.com/office/drawing/2016/5/12/chartex" xmlns:cx7="http://schemas.microsoft.com/office/drawing/2016/5/13/chartex" xmlns:cx8="http://schemas.microsoft.com/office/drawing/2016/5/14/chartex" xmlns:mc="http://schemas.openxmlformats.org/markup-compatibility/2006" xmlns:aink="http://schemas.microsoft.com/office/drawing/2016/ink" xmlns:am3d="http://schemas.microsoft.com/office/drawing/2017/model3d" xmlns:o="urn:schemas-microsoft-com:office:office" xmlns:oel="http://schemas.microsoft.com/office/2019/extlst" xmlns:r="http://schemas.openxmlformats.org/officeDocument/2006/relationships" xmlns:m="http://schemas.openxmlformats.org/officeDocument/2006/math" xmlns:v="urn:schemas-microsoft-com:vml" xmlns:wp14="http://schemas.microsoft.com/office/word/2010/wordprocessingDrawing" xmlns:wp="http://schemas.openxmlformats.org/drawingml/2006/wordprocessingDrawing" xmlns:w10="urn:schemas-microsoft-com:office:word" xmlns:w="http://schemas.openxmlformats.org/wordprocessingml/2006/main" xmlns:w14="http://schemas.microsoft.com/office/word/2010/wordml" xmlns:w15="http://schemas.microsoft.com/office/word/2012/wordml" xmlns:w16cex="http://schemas.microsoft.com/office/word/2018/wordml/cex" xmlns:w16cid="http://schemas.microsoft.com/office/word/2016/wordml/cid" xmlns:w16="http://schemas.microsoft.com/office/word/2018/wordml" xmlns:w16du="http://schemas.microsoft.com/office/word/2023/wordml/word16du" xmlns:w16sdtdh="http://schemas.microsoft.com/office/word/2020/wordml/sdtdatahash" xmlns:w16sdtfl="http://schemas.microsoft.com/office/word/2024/wordml/sdtformatlock" xmlns:w16se="http://schemas.microsoft.com/office/word/2015/wordml/symex" xmlns:wpg="http://schemas.microsoft.com/office/word/2010/wordprocessingGroup" xmlns:wpi="http://schemas.microsoft.com/office/word/2010/wordprocessingInk" xmlns:wne="http://schemas.microsoft.com/office/word/2006/wordml" xmlns:wps="http://schemas.microsoft.com/office/word/2010/wordprocessingShape" mc:Ignorable="w14 w15 w16se w16cid w16 w16cex w16sdtdh w16sdtfl w16du wp14">
   <w:tbl>
     <w:tblPr>
       <w:tblW w:w="0" w:type="auto"/>
@@ -13271,9 +13248,9 @@
       <w:tblLook w:val="01E0" w:firstRow="1" w:lastRow="1" w:firstColumn="1" w:lastColumn="1" w:noHBand="0" w:noVBand="0"/>
     </w:tblPr>
     <w:tblGrid>
-      <w:gridCol w:w="2212"/>
-      <w:gridCol w:w="5536"/>
-      <w:gridCol w:w="1867"/>
+      <w:gridCol w:w="2196"/>
+      <w:gridCol w:w="5547"/>
+      <w:gridCol w:w="1872"/>
     </w:tblGrid>
     <w:tr>
       <w:tc>
@@ -13478,7 +13455,7 @@
 </file>
 
 <file path=word/numbering.xml><?xml version="1.0" encoding="utf-8"?>
-<w:numbering xmlns:wpc="http://schemas.microsoft.com/office/word/2010/wordprocessingCanvas" xmlns:cx="http://schemas.microsoft.com/office/drawing/2014/chartex" xmlns:cx1="http://schemas.microsoft.com/office/drawing/2015/9/8/chartex" xmlns:cx2="http://schemas.microsoft.com/office/drawing/2015/10/21/chartex" xmlns:cx3="http://schemas.microsoft.com/office/drawing/2016/5/9/chartex" xmlns:cx4="http://schemas.microsoft.com/office/drawing/2016/5/10/chartex" xmlns:cx5="http://schemas.microsoft.com/office/drawing/2016/5/11/chartex" xmlns:cx6="http://schemas.microsoft.com/office/drawing/2016/5/12/chartex" xmlns:cx7="http://schemas.microsoft.com/office/drawing/2016/5/13/chartex" xmlns:cx8="http://schemas.microsoft.com/office/drawing/2016/5/14/chartex" xmlns:mc="http://schemas.openxmlformats.org/markup-compatibility/2006" xmlns:aink="http://schemas.microsoft.com/office/drawing/2016/ink" xmlns:am3d="http://schemas.microsoft.com/office/drawing/2017/model3d" xmlns:o="urn:schemas-microsoft-com:office:office" xmlns:r="http://schemas.openxmlformats.org/officeDocument/2006/relationships" xmlns:m="http://schemas.openxmlformats.org/officeDocument/2006/math" xmlns:v="urn:schemas-microsoft-com:vml" xmlns:wp14="http://schemas.microsoft.com/office/word/2010/wordprocessingDrawing" xmlns:wp="http://schemas.openxmlformats.org/drawingml/2006/wordprocessingDrawing" xmlns:w10="urn:schemas-microsoft-com:office:word" xmlns:w="http://schemas.openxmlformats.org/wordprocessingml/2006/main" xmlns:w14="http://schemas.microsoft.com/office/word/2010/wordml" xmlns:w15="http://schemas.microsoft.com/office/word/2012/wordml" xmlns:w16cex="http://schemas.microsoft.com/office/word/2018/wordml/cex" xmlns:w16cid="http://schemas.microsoft.com/office/word/2016/wordml/cid" xmlns:w16="http://schemas.microsoft.com/office/word/2018/wordml" xmlns:w16se="http://schemas.microsoft.com/office/word/2015/wordml/symex" xmlns:wpg="http://schemas.microsoft.com/office/word/2010/wordprocessingGroup" xmlns:wpi="http://schemas.microsoft.com/office/word/2010/wordprocessingInk" xmlns:wne="http://schemas.microsoft.com/office/word/2006/wordml" xmlns:wps="http://schemas.microsoft.com/office/word/2010/wordprocessingShape" mc:Ignorable="w14 w15 w16se w16cid w16 w16cex wp14">
+<w:numbering xmlns:wpc="http://schemas.microsoft.com/office/word/2010/wordprocessingCanvas" xmlns:cx="http://schemas.microsoft.com/office/drawing/2014/chartex" xmlns:cx1="http://schemas.microsoft.com/office/drawing/2015/9/8/chartex" xmlns:cx2="http://schemas.microsoft.com/office/drawing/2015/10/21/chartex" xmlns:cx3="http://schemas.microsoft.com/office/drawing/2016/5/9/chartex" xmlns:cx4="http://schemas.microsoft.com/office/drawing/2016/5/10/chartex" xmlns:cx5="http://schemas.microsoft.com/office/drawing/2016/5/11/chartex" xmlns:cx6="http://schemas.microsoft.com/office/drawing/2016/5/12/chartex" xmlns:cx7="http://schemas.microsoft.com/office/drawing/2016/5/13/chartex" xmlns:cx8="http://schemas.microsoft.com/office/drawing/2016/5/14/chartex" xmlns:mc="http://schemas.openxmlformats.org/markup-compatibility/2006" xmlns:aink="http://schemas.microsoft.com/office/drawing/2016/ink" xmlns:am3d="http://schemas.microsoft.com/office/drawing/2017/model3d" xmlns:o="urn:schemas-microsoft-com:office:office" xmlns:oel="http://schemas.microsoft.com/office/2019/extlst" xmlns:r="http://schemas.openxmlformats.org/officeDocument/2006/relationships" xmlns:m="http://schemas.openxmlformats.org/officeDocument/2006/math" xmlns:v="urn:schemas-microsoft-com:vml" xmlns:wp14="http://schemas.microsoft.com/office/word/2010/wordprocessingDrawing" xmlns:wp="http://schemas.openxmlformats.org/drawingml/2006/wordprocessingDrawing" xmlns:w10="urn:schemas-microsoft-com:office:word" xmlns:w="http://schemas.openxmlformats.org/wordprocessingml/2006/main" xmlns:w14="http://schemas.microsoft.com/office/word/2010/wordml" xmlns:w15="http://schemas.microsoft.com/office/word/2012/wordml" xmlns:w16cex="http://schemas.microsoft.com/office/word/2018/wordml/cex" xmlns:w16cid="http://schemas.microsoft.com/office/word/2016/wordml/cid" xmlns:w16="http://schemas.microsoft.com/office/word/2018/wordml" xmlns:w16du="http://schemas.microsoft.com/office/word/2023/wordml/word16du" xmlns:w16sdtdh="http://schemas.microsoft.com/office/word/2020/wordml/sdtdatahash" xmlns:w16sdtfl="http://schemas.microsoft.com/office/word/2024/wordml/sdtformatlock" xmlns:w16se="http://schemas.microsoft.com/office/word/2015/wordml/symex" xmlns:wpg="http://schemas.microsoft.com/office/word/2010/wordprocessingGroup" xmlns:wpi="http://schemas.microsoft.com/office/word/2010/wordprocessingInk" xmlns:wne="http://schemas.microsoft.com/office/word/2006/wordml" xmlns:wps="http://schemas.microsoft.com/office/word/2010/wordprocessingShape" mc:Ignorable="w14 w15 w16se w16cid w16 w16cex w16sdtdh w16sdtfl w16du wp14">
   <w:abstractNum w:abstractNumId="0" w15:restartNumberingAfterBreak="0">
     <w:nsid w:val="00572DC1"/>
     <w:multiLevelType w:val="hybridMultilevel"/>
@@ -17681,115 +17658,115 @@
       </w:rPr>
     </w:lvl>
   </w:abstractNum>
-  <w:num w:numId="1">
+  <w:num w:numId="1" w16cid:durableId="581062013">
     <w:abstractNumId w:val="19"/>
   </w:num>
-  <w:num w:numId="2">
+  <w:num w:numId="2" w16cid:durableId="2123107914">
     <w:abstractNumId w:val="28"/>
   </w:num>
-  <w:num w:numId="3">
+  <w:num w:numId="3" w16cid:durableId="1897741801">
     <w:abstractNumId w:val="12"/>
   </w:num>
-  <w:num w:numId="4">
+  <w:num w:numId="4" w16cid:durableId="1369792347">
     <w:abstractNumId w:val="9"/>
   </w:num>
-  <w:num w:numId="5">
+  <w:num w:numId="5" w16cid:durableId="1614633450">
     <w:abstractNumId w:val="29"/>
   </w:num>
-  <w:num w:numId="6">
+  <w:num w:numId="6" w16cid:durableId="831869226">
     <w:abstractNumId w:val="6"/>
   </w:num>
-  <w:num w:numId="7">
+  <w:num w:numId="7" w16cid:durableId="1947806916">
     <w:abstractNumId w:val="15"/>
   </w:num>
-  <w:num w:numId="8">
+  <w:num w:numId="8" w16cid:durableId="325666701">
     <w:abstractNumId w:val="24"/>
   </w:num>
-  <w:num w:numId="9">
+  <w:num w:numId="9" w16cid:durableId="999043109">
     <w:abstractNumId w:val="13"/>
   </w:num>
-  <w:num w:numId="10">
+  <w:num w:numId="10" w16cid:durableId="1116364197">
     <w:abstractNumId w:val="17"/>
   </w:num>
-  <w:num w:numId="11">
+  <w:num w:numId="11" w16cid:durableId="1532258872">
     <w:abstractNumId w:val="33"/>
   </w:num>
-  <w:num w:numId="12">
+  <w:num w:numId="12" w16cid:durableId="931009843">
     <w:abstractNumId w:val="25"/>
   </w:num>
-  <w:num w:numId="13">
+  <w:num w:numId="13" w16cid:durableId="104882823">
     <w:abstractNumId w:val="31"/>
   </w:num>
-  <w:num w:numId="14">
+  <w:num w:numId="14" w16cid:durableId="868183207">
     <w:abstractNumId w:val="3"/>
   </w:num>
-  <w:num w:numId="15">
+  <w:num w:numId="15" w16cid:durableId="490298515">
     <w:abstractNumId w:val="26"/>
   </w:num>
-  <w:num w:numId="16">
+  <w:num w:numId="16" w16cid:durableId="1076437892">
     <w:abstractNumId w:val="0"/>
   </w:num>
-  <w:num w:numId="17">
+  <w:num w:numId="17" w16cid:durableId="1142236873">
     <w:abstractNumId w:val="14"/>
   </w:num>
-  <w:num w:numId="18">
+  <w:num w:numId="18" w16cid:durableId="818807881">
     <w:abstractNumId w:val="35"/>
   </w:num>
-  <w:num w:numId="19">
+  <w:num w:numId="19" w16cid:durableId="392461448">
     <w:abstractNumId w:val="18"/>
   </w:num>
-  <w:num w:numId="20">
+  <w:num w:numId="20" w16cid:durableId="1211183911">
     <w:abstractNumId w:val="16"/>
   </w:num>
-  <w:num w:numId="21">
+  <w:num w:numId="21" w16cid:durableId="260144955">
     <w:abstractNumId w:val="7"/>
   </w:num>
-  <w:num w:numId="22">
+  <w:num w:numId="22" w16cid:durableId="1335575090">
     <w:abstractNumId w:val="1"/>
   </w:num>
-  <w:num w:numId="23">
+  <w:num w:numId="23" w16cid:durableId="838083723">
     <w:abstractNumId w:val="11"/>
   </w:num>
-  <w:num w:numId="24">
+  <w:num w:numId="24" w16cid:durableId="321932255">
     <w:abstractNumId w:val="27"/>
   </w:num>
-  <w:num w:numId="25">
+  <w:num w:numId="25" w16cid:durableId="1805737041">
     <w:abstractNumId w:val="2"/>
   </w:num>
-  <w:num w:numId="26">
+  <w:num w:numId="26" w16cid:durableId="1373307424">
     <w:abstractNumId w:val="34"/>
   </w:num>
-  <w:num w:numId="27">
+  <w:num w:numId="27" w16cid:durableId="1050954820">
     <w:abstractNumId w:val="36"/>
   </w:num>
-  <w:num w:numId="28">
+  <w:num w:numId="28" w16cid:durableId="197738774">
     <w:abstractNumId w:val="22"/>
   </w:num>
-  <w:num w:numId="29">
+  <w:num w:numId="29" w16cid:durableId="419451809">
     <w:abstractNumId w:val="23"/>
   </w:num>
-  <w:num w:numId="30">
+  <w:num w:numId="30" w16cid:durableId="2085762898">
     <w:abstractNumId w:val="30"/>
   </w:num>
-  <w:num w:numId="31">
+  <w:num w:numId="31" w16cid:durableId="263389383">
     <w:abstractNumId w:val="20"/>
   </w:num>
-  <w:num w:numId="32">
+  <w:num w:numId="32" w16cid:durableId="2022389944">
     <w:abstractNumId w:val="32"/>
   </w:num>
-  <w:num w:numId="33">
+  <w:num w:numId="33" w16cid:durableId="563492682">
     <w:abstractNumId w:val="10"/>
   </w:num>
-  <w:num w:numId="34">
+  <w:num w:numId="34" w16cid:durableId="1158497224">
     <w:abstractNumId w:val="21"/>
   </w:num>
-  <w:num w:numId="35">
+  <w:num w:numId="35" w16cid:durableId="62870183">
     <w:abstractNumId w:val="5"/>
   </w:num>
-  <w:num w:numId="36">
+  <w:num w:numId="36" w16cid:durableId="96147867">
     <w:abstractNumId w:val="8"/>
   </w:num>
-  <w:num w:numId="37">
+  <w:num w:numId="37" w16cid:durableId="233779954">
     <w:abstractNumId w:val="4"/>
   </w:num>
   <w:numIdMacAtCleanup w:val="34"/>
@@ -17797,7 +17774,7 @@
 </file>
 
 <file path=word/styles.xml><?xml version="1.0" encoding="utf-8"?>
-<w:styles xmlns:mc="http://schemas.openxmlformats.org/markup-compatibility/2006" xmlns:r="http://schemas.openxmlformats.org/officeDocument/2006/relationships" xmlns:w="http://schemas.openxmlformats.org/wordprocessingml/2006/main" xmlns:w14="http://schemas.microsoft.com/office/word/2010/wordml" xmlns:w15="http://schemas.microsoft.com/office/word/2012/wordml" xmlns:w16cex="http://schemas.microsoft.com/office/word/2018/wordml/cex" xmlns:w16cid="http://schemas.microsoft.com/office/word/2016/wordml/cid" xmlns:w16="http://schemas.microsoft.com/office/word/2018/wordml" xmlns:w16se="http://schemas.microsoft.com/office/word/2015/wordml/symex" mc:Ignorable="w14 w15 w16se w16cid w16 w16cex">
+<w:styles xmlns:mc="http://schemas.openxmlformats.org/markup-compatibility/2006" xmlns:r="http://schemas.openxmlformats.org/officeDocument/2006/relationships" xmlns:w="http://schemas.openxmlformats.org/wordprocessingml/2006/main" xmlns:w14="http://schemas.microsoft.com/office/word/2010/wordml" xmlns:w15="http://schemas.microsoft.com/office/word/2012/wordml" xmlns:w16cex="http://schemas.microsoft.com/office/word/2018/wordml/cex" xmlns:w16cid="http://schemas.microsoft.com/office/word/2016/wordml/cid" xmlns:w16="http://schemas.microsoft.com/office/word/2018/wordml" xmlns:w16du="http://schemas.microsoft.com/office/word/2023/wordml/word16du" xmlns:w16sdtdh="http://schemas.microsoft.com/office/word/2020/wordml/sdtdatahash" xmlns:w16sdtfl="http://schemas.microsoft.com/office/word/2024/wordml/sdtformatlock" xmlns:w16se="http://schemas.microsoft.com/office/word/2015/wordml/symex" mc:Ignorable="w14 w15 w16se w16cid w16 w16cex w16sdtdh w16sdtfl w16du">
   <w:docDefaults>
     <w:rPrDefault>
       <w:rPr>

--- a/doc/1.Rapport/RAPPORT_2510_RegulationChauffage_Mendes.docx
+++ b/doc/1.Rapport/RAPPORT_2510_RegulationChauffage_Mendes.docx
@@ -7980,15 +7980,7 @@
     </w:p>
     <w:p>
       <w:r>
-        <w:t xml:space="preserve">Le projet 2510_RegulationChauffage vise à remplacer l’automate WAGO trop cher par une solution électronique dédiée, intégrant un </w:t>
-      </w:r>
-      <w:proofErr w:type="spellStart"/>
-      <w:r>
-        <w:t>Compute</w:t>
-      </w:r>
-      <w:proofErr w:type="spellEnd"/>
-      <w:r>
-        <w:t xml:space="preserve"> Module 5 et un système de simulation de sondes résistives. </w:t>
+        <w:t xml:space="preserve">Le projet 2510_RegulationChauffage vise à remplacer l’automate WAGO trop cher par une solution électronique dédiée, intégrant un Compute Module 5 et un système de simulation de sondes résistives. </w:t>
       </w:r>
     </w:p>
     <w:p/>
@@ -8038,15 +8030,7 @@
         </w:numPr>
       </w:pPr>
       <w:r>
-        <w:t xml:space="preserve">Conception et routage des deux cartes (mère et fille) sous </w:t>
-      </w:r>
-      <w:proofErr w:type="spellStart"/>
-      <w:r>
-        <w:t>Altium</w:t>
-      </w:r>
-      <w:proofErr w:type="spellEnd"/>
-      <w:r>
-        <w:t>, avec BOM complète et fichiers de production.</w:t>
+        <w:t>Conception et routage des deux cartes (mère et fille) sous Altium, avec BOM complète et fichiers de production.</w:t>
       </w:r>
     </w:p>
     <w:p>
@@ -8288,15 +8272,7 @@
         <w:jc w:val="left"/>
       </w:pPr>
       <w:r>
-        <w:t>Tout le nécessaire pour programmer les microcontrôleurs (logiciel ou fichier .</w:t>
-      </w:r>
-      <w:proofErr w:type="spellStart"/>
-      <w:r>
-        <w:t>hex</w:t>
-      </w:r>
-      <w:proofErr w:type="spellEnd"/>
-      <w:r>
-        <w:t>)</w:t>
+        <w:t>Tout le nécessaire pour programmer les microcontrôleurs (logiciel ou fichier .hex)</w:t>
       </w:r>
     </w:p>
     <w:p>
@@ -8382,13 +8358,8 @@
         <w:pStyle w:val="Titre1"/>
       </w:pPr>
       <w:bookmarkStart w:id="6" w:name="_Toc207571393"/>
-      <w:proofErr w:type="spellStart"/>
-      <w:r>
-        <w:t>Préétude</w:t>
-      </w:r>
-      <w:proofErr w:type="spellEnd"/>
-      <w:r>
-        <w:t> :</w:t>
+      <w:r>
+        <w:t>Préétude :</w:t>
       </w:r>
       <w:bookmarkEnd w:id="6"/>
       <w:r>
@@ -8472,14 +8443,27 @@
       <w:r>
         <w:t xml:space="preserve">Figure </w:t>
       </w:r>
-      <w:fldSimple w:instr=" SEQ Figure \* ARABIC ">
-        <w:r>
-          <w:rPr>
-            <w:noProof/>
-          </w:rPr>
-          <w:t>1</w:t>
-        </w:r>
-      </w:fldSimple>
+      <w:r>
+        <w:fldChar w:fldCharType="begin"/>
+      </w:r>
+      <w:r>
+        <w:instrText xml:space="preserve"> SEQ Figure \* ARABIC </w:instrText>
+      </w:r>
+      <w:r>
+        <w:fldChar w:fldCharType="separate"/>
+      </w:r>
+      <w:r>
+        <w:rPr>
+          <w:noProof/>
+        </w:rPr>
+        <w:t>1</w:t>
+      </w:r>
+      <w:r>
+        <w:rPr>
+          <w:noProof/>
+        </w:rPr>
+        <w:fldChar w:fldCharType="end"/>
+      </w:r>
     </w:p>
     <w:p>
       <w:pPr>
@@ -8613,14 +8597,27 @@
       <w:r>
         <w:t xml:space="preserve">Figure </w:t>
       </w:r>
-      <w:fldSimple w:instr=" SEQ Figure \* ARABIC ">
-        <w:r>
-          <w:rPr>
-            <w:noProof/>
-          </w:rPr>
-          <w:t>2</w:t>
-        </w:r>
-      </w:fldSimple>
+      <w:r>
+        <w:fldChar w:fldCharType="begin"/>
+      </w:r>
+      <w:r>
+        <w:instrText xml:space="preserve"> SEQ Figure \* ARABIC </w:instrText>
+      </w:r>
+      <w:r>
+        <w:fldChar w:fldCharType="separate"/>
+      </w:r>
+      <w:r>
+        <w:rPr>
+          <w:noProof/>
+        </w:rPr>
+        <w:t>2</w:t>
+      </w:r>
+      <w:r>
+        <w:rPr>
+          <w:noProof/>
+        </w:rPr>
+        <w:fldChar w:fldCharType="end"/>
+      </w:r>
     </w:p>
     <w:p>
       <w:pPr>
@@ -8816,14 +8813,27 @@
       <w:r>
         <w:t xml:space="preserve">Figure </w:t>
       </w:r>
-      <w:fldSimple w:instr=" SEQ Figure \* ARABIC ">
-        <w:r>
-          <w:rPr>
-            <w:noProof/>
-          </w:rPr>
-          <w:t>3</w:t>
-        </w:r>
-      </w:fldSimple>
+      <w:r>
+        <w:fldChar w:fldCharType="begin"/>
+      </w:r>
+      <w:r>
+        <w:instrText xml:space="preserve"> SEQ Figure \* ARABIC </w:instrText>
+      </w:r>
+      <w:r>
+        <w:fldChar w:fldCharType="separate"/>
+      </w:r>
+      <w:r>
+        <w:rPr>
+          <w:noProof/>
+        </w:rPr>
+        <w:t>3</w:t>
+      </w:r>
+      <w:r>
+        <w:rPr>
+          <w:noProof/>
+        </w:rPr>
+        <w:fldChar w:fldCharType="end"/>
+      </w:r>
       <w:r>
         <w:t xml:space="preserve"> – Valeur calculée par le calculateur</w:t>
       </w:r>
@@ -8858,15 +8868,7 @@
     </w:p>
     <w:p>
       <w:r>
-        <w:t xml:space="preserve">Le LMR51625 est un régulateur </w:t>
-      </w:r>
-      <w:proofErr w:type="spellStart"/>
-      <w:r>
-        <w:t>buck</w:t>
-      </w:r>
-      <w:proofErr w:type="spellEnd"/>
-      <w:r>
-        <w:t xml:space="preserve"> synchrone 60 V / 2.5 A. Ce composant est décliné en plusieurs variantes définies par deux paramètres : la fréquence de découpage et le mode de régulation.</w:t>
+        <w:t>Le LMR51625 est un régulateur buck synchrone 60 V / 2.5 A. Ce composant est décliné en plusieurs variantes définies par deux paramètres : la fréquence de découpage et le mode de régulation.</w:t>
       </w:r>
     </w:p>
     <w:p>
@@ -8941,13 +8943,8 @@
         <w:t>démontre</w:t>
       </w:r>
       <w:r>
-        <w:t xml:space="preserve"> une fréquence de </w:t>
-      </w:r>
-      <w:proofErr w:type="spellStart"/>
-      <w:r>
-        <w:t>switching</w:t>
-      </w:r>
-      <w:proofErr w:type="spellEnd"/>
+        <w:t xml:space="preserve"> une fréquence de switching</w:t>
+      </w:r>
       <w:r>
         <w:t xml:space="preserve"> constante (400 kHz), indépendamment de la charge. Cela correspond au mode FPWM forcé (FDDCR). </w:t>
       </w:r>
@@ -8992,15 +8989,7 @@
     </w:p>
     <w:p>
       <w:r>
-        <w:t xml:space="preserve">En utilisant les formules de convertisseurs </w:t>
-      </w:r>
-      <w:proofErr w:type="spellStart"/>
-      <w:r>
-        <w:t>buck</w:t>
-      </w:r>
-      <w:proofErr w:type="spellEnd"/>
-      <w:r>
-        <w:t xml:space="preserve"> down, nous pouvons recalculer </w:t>
+        <w:t xml:space="preserve">En utilisant les formules de convertisseurs buck down, nous pouvons recalculer </w:t>
       </w:r>
       <w:r>
         <w:t>les valeurs proposées</w:t>
@@ -11761,13 +11750,8 @@
           </w:tcPr>
           <w:p>
             <w:r>
-              <w:t xml:space="preserve">Courant pic </w:t>
-            </w:r>
-            <w:proofErr w:type="spellStart"/>
-            <w:r>
-              <w:t>Ipk</w:t>
-            </w:r>
-            <w:proofErr w:type="spellEnd"/>
+              <w:t>Courant pic Ipk</w:t>
+            </w:r>
           </w:p>
         </w:tc>
         <w:tc>
@@ -11968,13 +11952,8 @@
             <w:hideMark/>
           </w:tcPr>
           <w:p>
-            <w:proofErr w:type="spellStart"/>
-            <w:r>
-              <w:t>Iin</w:t>
-            </w:r>
-            <w:proofErr w:type="spellEnd"/>
-            <w:r>
-              <w:t xml:space="preserve"> moyen</w:t>
+            <w:r>
+              <w:t>Iin moyen</w:t>
             </w:r>
           </w:p>
         </w:tc>
@@ -12455,14 +12434,27 @@
       <w:r>
         <w:t xml:space="preserve">Figure </w:t>
       </w:r>
-      <w:fldSimple w:instr=" SEQ Figure \* ARABIC ">
-        <w:r>
-          <w:rPr>
-            <w:noProof/>
-          </w:rPr>
-          <w:t>4</w:t>
-        </w:r>
-      </w:fldSimple>
+      <w:r>
+        <w:fldChar w:fldCharType="begin"/>
+      </w:r>
+      <w:r>
+        <w:instrText xml:space="preserve"> SEQ Figure \* ARABIC </w:instrText>
+      </w:r>
+      <w:r>
+        <w:fldChar w:fldCharType="separate"/>
+      </w:r>
+      <w:r>
+        <w:rPr>
+          <w:noProof/>
+        </w:rPr>
+        <w:t>4</w:t>
+      </w:r>
+      <w:r>
+        <w:rPr>
+          <w:noProof/>
+        </w:rPr>
+        <w:fldChar w:fldCharType="end"/>
+      </w:r>
     </w:p>
     <w:p>
       <w:r>
@@ -12472,15 +12464,7 @@
     <w:p/>
     <w:p>
       <w:r>
-        <w:t>Le composant est un régulateur faible bruit (</w:t>
-      </w:r>
-      <w:proofErr w:type="spellStart"/>
-      <w:r>
-        <w:t>low</w:t>
-      </w:r>
-      <w:proofErr w:type="spellEnd"/>
-      <w:r>
-        <w:t xml:space="preserve">-noise), utilisé pour garantir une alimentation plus propre et limiter les perturbations sur les étages sensibles, notamment pour améliorer la précision de conversion </w:t>
+        <w:t xml:space="preserve">Le composant est un régulateur faible bruit (low-noise), utilisé pour garantir une alimentation plus propre et limiter les perturbations sur les étages sensibles, notamment pour améliorer la précision de conversion </w:t>
       </w:r>
       <w:r>
         <w:t>du bloc ADC du projet</w:t>
@@ -15768,42 +15752,8 @@
                 <w:szCs w:val="22"/>
                 <w:lang w:val="en-US" w:eastAsia="fr-CH"/>
               </w:rPr>
-              <w:t xml:space="preserve">Bypass INPUT relay (min = 0 relay, </w:t>
-            </w:r>
-            <w:proofErr w:type="spellStart"/>
-            <w:r>
-              <w:rPr>
-                <w:rFonts w:ascii="Calibri" w:hAnsi="Calibri" w:cs="Calibri"/>
-                <w:color w:val="000000"/>
-                <w:sz w:val="22"/>
-                <w:szCs w:val="22"/>
-                <w:lang w:val="en-US" w:eastAsia="fr-CH"/>
-              </w:rPr>
-              <w:t>typ</w:t>
-            </w:r>
-            <w:proofErr w:type="spellEnd"/>
-            <w:r>
-              <w:rPr>
-                <w:rFonts w:ascii="Calibri" w:hAnsi="Calibri" w:cs="Calibri"/>
-                <w:color w:val="000000"/>
-                <w:sz w:val="22"/>
-                <w:szCs w:val="22"/>
-                <w:lang w:val="en-US" w:eastAsia="fr-CH"/>
-              </w:rPr>
-              <w:t xml:space="preserve"> = 2 relay, max = 8 </w:t>
-            </w:r>
-            <w:proofErr w:type="gramStart"/>
-            <w:r>
-              <w:rPr>
-                <w:rFonts w:ascii="Calibri" w:hAnsi="Calibri" w:cs="Calibri"/>
-                <w:color w:val="000000"/>
-                <w:sz w:val="22"/>
-                <w:szCs w:val="22"/>
-                <w:lang w:val="en-US" w:eastAsia="fr-CH"/>
-              </w:rPr>
-              <w:t>relay )</w:t>
-            </w:r>
-            <w:proofErr w:type="gramEnd"/>
+              <w:t>Bypass INPUT relay (min = 0 relay, typ = 2 relay, max = 8 relay )</w:t>
+            </w:r>
           </w:p>
         </w:tc>
         <w:tc>
@@ -17813,20 +17763,8 @@
                 <w:szCs w:val="22"/>
                 <w:lang w:eastAsia="fr-CH"/>
               </w:rPr>
-              <w:t xml:space="preserve">LED </w:t>
-            </w:r>
-            <w:proofErr w:type="spellStart"/>
-            <w:r>
-              <w:rPr>
-                <w:rFonts w:ascii="Calibri" w:hAnsi="Calibri" w:cs="Calibri"/>
-                <w:color w:val="000000"/>
-                <w:sz w:val="22"/>
-                <w:szCs w:val="22"/>
-                <w:lang w:eastAsia="fr-CH"/>
-              </w:rPr>
-              <w:t>activity</w:t>
-            </w:r>
-            <w:proofErr w:type="spellEnd"/>
+              <w:t>LED activity</w:t>
+            </w:r>
           </w:p>
         </w:tc>
         <w:tc>
@@ -18304,29 +18242,7 @@
                 <w:szCs w:val="22"/>
                 <w:lang w:val="en-US" w:eastAsia="fr-CH"/>
               </w:rPr>
-              <w:t xml:space="preserve">74HC595PW,118 (min = 0 X, </w:t>
-            </w:r>
-            <w:proofErr w:type="spellStart"/>
-            <w:r>
-              <w:rPr>
-                <w:rFonts w:ascii="Calibri" w:hAnsi="Calibri" w:cs="Calibri"/>
-                <w:color w:val="000000"/>
-                <w:sz w:val="22"/>
-                <w:szCs w:val="22"/>
-                <w:lang w:val="en-US" w:eastAsia="fr-CH"/>
-              </w:rPr>
-              <w:t>typ</w:t>
-            </w:r>
-            <w:proofErr w:type="spellEnd"/>
-            <w:r>
-              <w:rPr>
-                <w:rFonts w:ascii="Calibri" w:hAnsi="Calibri" w:cs="Calibri"/>
-                <w:color w:val="000000"/>
-                <w:sz w:val="22"/>
-                <w:szCs w:val="22"/>
-                <w:lang w:val="en-US" w:eastAsia="fr-CH"/>
-              </w:rPr>
-              <w:t xml:space="preserve"> = 1 X, max = 4 X )</w:t>
+              <w:t>74HC595PW,118 (min = 0 X, typ = 1 X, max = 4 X )</w:t>
             </w:r>
           </w:p>
         </w:tc>
@@ -18567,29 +18483,7 @@
                 <w:szCs w:val="22"/>
                 <w:lang w:val="de-CH" w:eastAsia="fr-CH"/>
               </w:rPr>
-              <w:t xml:space="preserve">ADG732BSUZ-REEL(min = 0 X, typ = 1 X, </w:t>
-            </w:r>
-            <w:proofErr w:type="spellStart"/>
-            <w:r>
-              <w:rPr>
-                <w:rFonts w:ascii="Calibri" w:hAnsi="Calibri" w:cs="Calibri"/>
-                <w:color w:val="000000"/>
-                <w:sz w:val="22"/>
-                <w:szCs w:val="22"/>
-                <w:lang w:val="de-CH" w:eastAsia="fr-CH"/>
-              </w:rPr>
-              <w:t>max</w:t>
-            </w:r>
-            <w:proofErr w:type="spellEnd"/>
-            <w:r>
-              <w:rPr>
-                <w:rFonts w:ascii="Calibri" w:hAnsi="Calibri" w:cs="Calibri"/>
-                <w:color w:val="000000"/>
-                <w:sz w:val="22"/>
-                <w:szCs w:val="22"/>
-                <w:lang w:val="de-CH" w:eastAsia="fr-CH"/>
-              </w:rPr>
-              <w:t xml:space="preserve"> = 4 X )</w:t>
+              <w:t>ADG732BSUZ-REEL(min = 0 X, typ = 1 X, max = 4 X )</w:t>
             </w:r>
           </w:p>
         </w:tc>
@@ -19187,14 +19081,27 @@
       <w:r>
         <w:t xml:space="preserve">Figure </w:t>
       </w:r>
-      <w:fldSimple w:instr=" SEQ Figure \* ARABIC ">
-        <w:r>
-          <w:rPr>
-            <w:noProof/>
-          </w:rPr>
-          <w:t>5</w:t>
-        </w:r>
-      </w:fldSimple>
+      <w:r>
+        <w:fldChar w:fldCharType="begin"/>
+      </w:r>
+      <w:r>
+        <w:instrText xml:space="preserve"> SEQ Figure \* ARABIC </w:instrText>
+      </w:r>
+      <w:r>
+        <w:fldChar w:fldCharType="separate"/>
+      </w:r>
+      <w:r>
+        <w:rPr>
+          <w:noProof/>
+        </w:rPr>
+        <w:t>5</w:t>
+      </w:r>
+      <w:r>
+        <w:rPr>
+          <w:noProof/>
+        </w:rPr>
+        <w:fldChar w:fldCharType="end"/>
+      </w:r>
       <w:r>
         <w:t>- Vue Raspberry PI</w:t>
       </w:r>
@@ -19210,15 +19117,7 @@
         <w:spacing w:before="240" w:after="240"/>
       </w:pPr>
       <w:r>
-        <w:t xml:space="preserve">Le cœur du projet est le Raspberry Pi </w:t>
-      </w:r>
-      <w:proofErr w:type="spellStart"/>
-      <w:r>
-        <w:t>Compute</w:t>
-      </w:r>
-      <w:proofErr w:type="spellEnd"/>
-      <w:r>
-        <w:t xml:space="preserve"> Module 5.  </w:t>
+        <w:t xml:space="preserve">Le cœur du projet est le Raspberry Pi Compute Module 5.  </w:t>
       </w:r>
     </w:p>
     <w:p>
@@ -19338,14 +19237,27 @@
       <w:r>
         <w:t xml:space="preserve">Figure </w:t>
       </w:r>
-      <w:fldSimple w:instr=" SEQ Figure \* ARABIC ">
-        <w:r>
-          <w:rPr>
-            <w:noProof/>
-          </w:rPr>
-          <w:t>6</w:t>
-        </w:r>
-      </w:fldSimple>
+      <w:r>
+        <w:fldChar w:fldCharType="begin"/>
+      </w:r>
+      <w:r>
+        <w:instrText xml:space="preserve"> SEQ Figure \* ARABIC </w:instrText>
+      </w:r>
+      <w:r>
+        <w:fldChar w:fldCharType="separate"/>
+      </w:r>
+      <w:r>
+        <w:rPr>
+          <w:noProof/>
+        </w:rPr>
+        <w:t>6</w:t>
+      </w:r>
+      <w:r>
+        <w:rPr>
+          <w:noProof/>
+        </w:rPr>
+        <w:fldChar w:fldCharType="end"/>
+      </w:r>
     </w:p>
     <w:p/>
     <w:p/>
@@ -19367,15 +19279,7 @@
         <w:t xml:space="preserve">CM5 </w:t>
       </w:r>
       <w:r>
-        <w:t>devoir effectuer l’</w:t>
-      </w:r>
-      <w:proofErr w:type="spellStart"/>
-      <w:r>
-        <w:t>entièreter</w:t>
-      </w:r>
-      <w:proofErr w:type="spellEnd"/>
-      <w:r>
-        <w:t xml:space="preserve"> de la logique de système. Ces fonctions seront les suivantes : </w:t>
+        <w:t xml:space="preserve">devoir effectuer l’entièreter de la logique de système. Ces fonctions seront les suivantes : </w:t>
       </w:r>
     </w:p>
     <w:p>
@@ -19453,15 +19357,7 @@
     <w:p/>
     <w:p>
       <w:r>
-        <w:t xml:space="preserve">Afin de pouvoir effectuer ces fonctions le module </w:t>
-      </w:r>
-      <w:proofErr w:type="spellStart"/>
-      <w:r>
-        <w:t>nécéssitera</w:t>
-      </w:r>
-      <w:proofErr w:type="spellEnd"/>
-      <w:r>
-        <w:t xml:space="preserve"> certaine spécifique. Le module sera décidé une fois </w:t>
+        <w:t xml:space="preserve">Afin de pouvoir effectuer ces fonctions le module nécéssitera certaine spécifique. Le module sera décidé une fois </w:t>
       </w:r>
       <w:r>
         <w:t>les différents points</w:t>
@@ -19535,14 +19431,27 @@
       <w:r>
         <w:t xml:space="preserve">Figure </w:t>
       </w:r>
-      <w:fldSimple w:instr=" SEQ Figure \* ARABIC ">
-        <w:r>
-          <w:rPr>
-            <w:noProof/>
-          </w:rPr>
-          <w:t>7</w:t>
-        </w:r>
-      </w:fldSimple>
+      <w:r>
+        <w:fldChar w:fldCharType="begin"/>
+      </w:r>
+      <w:r>
+        <w:instrText xml:space="preserve"> SEQ Figure \* ARABIC </w:instrText>
+      </w:r>
+      <w:r>
+        <w:fldChar w:fldCharType="separate"/>
+      </w:r>
+      <w:r>
+        <w:rPr>
+          <w:noProof/>
+        </w:rPr>
+        <w:t>7</w:t>
+      </w:r>
+      <w:r>
+        <w:rPr>
+          <w:noProof/>
+        </w:rPr>
+        <w:fldChar w:fldCharType="end"/>
+      </w:r>
       <w:r>
         <w:t xml:space="preserve"> - Partie alimentation du CM5</w:t>
       </w:r>
@@ -19552,15 +19461,7 @@
         <w:jc w:val="left"/>
       </w:pPr>
       <w:r>
-        <w:t>Le module est alimenté en 5[V] depuis le bloc Buck down. Chaque pin 5[V] est découplée par un condensateur de 100[nF] placé au plus près, et un condensateur bulk de 47[</w:t>
-      </w:r>
-      <w:proofErr w:type="spellStart"/>
-      <w:r>
-        <w:t>uF</w:t>
-      </w:r>
-      <w:proofErr w:type="spellEnd"/>
-      <w:r>
-        <w:t>] est positionné à l’entrée du domaine 5[V] pour amortir les appels de courant et stabiliser la tension.</w:t>
+        <w:t>Le module est alimenté en 5[V] depuis le bloc Buck down. Chaque pin 5[V] est découplée par un condensateur de 100[nF] placé au plus près, et un condensateur bulk de 47[uF] est positionné à l’entrée du domaine 5[V] pour amortir les appels de courant et stabiliser la tension.</w:t>
       </w:r>
     </w:p>
     <w:p>
@@ -19606,15 +19507,7 @@
     </w:p>
     <w:p>
       <w:r>
-        <w:t xml:space="preserve">Afin de pouvoir connecter notre système au réseau. Il nous faut une communication </w:t>
-      </w:r>
-      <w:proofErr w:type="spellStart"/>
-      <w:r>
-        <w:t>ethernet</w:t>
-      </w:r>
-      <w:proofErr w:type="spellEnd"/>
-      <w:r>
-        <w:t xml:space="preserve">. A travers de celle-ci le module sera </w:t>
+        <w:t xml:space="preserve">Afin de pouvoir connecter notre système au réseau. Il nous faut une communication ethernet. A travers de celle-ci le module sera </w:t>
       </w:r>
       <w:r>
         <w:t>programmé</w:t>
@@ -19686,14 +19579,27 @@
       <w:r>
         <w:t xml:space="preserve">Figure </w:t>
       </w:r>
-      <w:fldSimple w:instr=" SEQ Figure \* ARABIC ">
-        <w:r>
-          <w:rPr>
-            <w:noProof/>
-          </w:rPr>
-          <w:t>8</w:t>
-        </w:r>
-      </w:fldSimple>
+      <w:r>
+        <w:fldChar w:fldCharType="begin"/>
+      </w:r>
+      <w:r>
+        <w:instrText xml:space="preserve"> SEQ Figure \* ARABIC </w:instrText>
+      </w:r>
+      <w:r>
+        <w:fldChar w:fldCharType="separate"/>
+      </w:r>
+      <w:r>
+        <w:rPr>
+          <w:noProof/>
+        </w:rPr>
+        <w:t>8</w:t>
+      </w:r>
+      <w:r>
+        <w:rPr>
+          <w:noProof/>
+        </w:rPr>
+        <w:fldChar w:fldCharType="end"/>
+      </w:r>
     </w:p>
     <w:p>
       <w:r>
@@ -19718,14 +19624,11 @@
         <w:jc w:val="center"/>
       </w:pPr>
       <w:r>
-        <w:rPr>
-          <w:noProof/>
-        </w:rPr>
         <w:drawing>
-          <wp:inline distT="0" distB="0" distL="0" distR="0" wp14:anchorId="7F5F79E0" wp14:editId="096D3139">
-            <wp:extent cx="3215022" cy="2488758"/>
-            <wp:effectExtent l="0" t="0" r="4445" b="6985"/>
-            <wp:docPr id="11" name="Image 11"/>
+          <wp:inline distT="0" distB="0" distL="0" distR="0" wp14:anchorId="78364544" wp14:editId="3834DC67">
+            <wp:extent cx="3450566" cy="2041792"/>
+            <wp:effectExtent l="0" t="0" r="0" b="0"/>
+            <wp:docPr id="17" name="Image 17"/>
             <wp:cNvGraphicFramePr>
               <a:graphicFrameLocks xmlns:a="http://schemas.openxmlformats.org/drawingml/2006/main" noChangeAspect="1"/>
             </wp:cNvGraphicFramePr>
@@ -19745,7 +19648,7 @@
                   <pic:spPr>
                     <a:xfrm>
                       <a:off x="0" y="0"/>
-                      <a:ext cx="3218333" cy="2491321"/>
+                      <a:ext cx="3503526" cy="2073130"/>
                     </a:xfrm>
                     <a:prstGeom prst="rect">
                       <a:avLst/>
@@ -19766,14 +19669,27 @@
       <w:r>
         <w:t xml:space="preserve">Figure </w:t>
       </w:r>
-      <w:fldSimple w:instr=" SEQ Figure \* ARABIC ">
-        <w:r>
-          <w:rPr>
-            <w:noProof/>
-          </w:rPr>
-          <w:t>9</w:t>
-        </w:r>
-      </w:fldSimple>
+      <w:r>
+        <w:fldChar w:fldCharType="begin"/>
+      </w:r>
+      <w:r>
+        <w:instrText xml:space="preserve"> SEQ Figure \* ARABIC </w:instrText>
+      </w:r>
+      <w:r>
+        <w:fldChar w:fldCharType="separate"/>
+      </w:r>
+      <w:r>
+        <w:rPr>
+          <w:noProof/>
+        </w:rPr>
+        <w:t>9</w:t>
+      </w:r>
+      <w:r>
+        <w:rPr>
+          <w:noProof/>
+        </w:rPr>
+        <w:fldChar w:fldCharType="end"/>
+      </w:r>
     </w:p>
     <w:p>
       <w:r>
@@ -19838,225 +19754,188 @@
     </w:p>
     <w:p>
       <w:r>
+        <w:t>Le condensateur C10, connecté aux pins RCT et TCT, assurera un filtrage de mode commun pour bloquer le bruit induit par le transformateur du connecteur, sans modifier les signaux différentiels.</w:t>
+      </w:r>
+    </w:p>
+    <w:p/>
+    <w:p>
+      <w:r>
         <w:lastRenderedPageBreak/>
-        <w:t>Le condensateur C10, connecté aux pins RCT et TCT, assurera un filtrage de mode commun pour bloquer le bruit induit par le transformateur du connecteur, sans modifier les signaux différentiels.</w:t>
+        <w:t xml:space="preserve">La connectique sera protégée par </w:t>
+      </w:r>
+      <w:r>
+        <w:t xml:space="preserve">4 </w:t>
+      </w:r>
+      <w:r>
+        <w:t>diode</w:t>
+      </w:r>
+      <w:r>
+        <w:t>s</w:t>
+      </w:r>
+      <w:r>
+        <w:t xml:space="preserve"> TVS bidirectionnel de </w:t>
+      </w:r>
+      <w:r>
+        <w:t>TPD4E1U06DCKR</w:t>
+      </w:r>
+      <w:r>
+        <w:t xml:space="preserve"> à 5V5. Ces diodes ayant </w:t>
+      </w:r>
+      <w:r>
+        <w:t>qu’une petite capacité</w:t>
+      </w:r>
+      <w:r>
+        <w:t xml:space="preserve"> </w:t>
+      </w:r>
+      <w:r>
+        <w:t>parasite de 0.8pF</w:t>
+      </w:r>
+      <w:r>
+        <w:t xml:space="preserve">, </w:t>
+      </w:r>
+      <w:r>
+        <w:t>elles seront</w:t>
+      </w:r>
+      <w:r>
+        <w:t xml:space="preserve"> </w:t>
+      </w:r>
+      <w:r>
+        <w:t>parfaites</w:t>
+      </w:r>
+      <w:r>
+        <w:t xml:space="preserve"> pour ne pas </w:t>
+      </w:r>
+      <w:r>
+        <w:t>influencé</w:t>
+      </w:r>
+      <w:r>
+        <w:t xml:space="preserve"> les communications </w:t>
+      </w:r>
+      <w:r>
+        <w:t xml:space="preserve">Ethernet. </w:t>
       </w:r>
     </w:p>
     <w:p/>
     <w:p>
       <w:r>
-        <w:t xml:space="preserve">La connectique sera protégée par </w:t>
-      </w:r>
-      <w:r>
-        <w:t xml:space="preserve">4 </w:t>
-      </w:r>
-      <w:r>
-        <w:t>diode</w:t>
-      </w:r>
-      <w:r>
-        <w:t>s</w:t>
-      </w:r>
-      <w:r>
-        <w:t xml:space="preserve"> TVS bidirectionnel de </w:t>
-      </w:r>
-      <w:r>
-        <w:t>TPD4E1U06DCKR</w:t>
-      </w:r>
-      <w:r>
-        <w:t xml:space="preserve"> à 5V5. Ces diodes ayant </w:t>
-      </w:r>
-      <w:r>
-        <w:t>qu’une petite capacité</w:t>
+        <w:t xml:space="preserve">Ces diodes respectent parfaitement la </w:t>
+      </w:r>
+      <w:r>
+        <w:t>norme</w:t>
+      </w:r>
+      <w:r>
+        <w:t xml:space="preserve"> IEC 61000-4-2 comme demandé par le cahier des charges. </w:t>
+      </w:r>
+    </w:p>
+    <w:p>
+      <w:pPr>
+        <w:pStyle w:val="Titre3"/>
+      </w:pPr>
+      <w:bookmarkStart w:id="25" w:name="_Toc207571412"/>
+      <w:r>
+        <w:t>Mémoire</w:t>
+      </w:r>
+      <w:bookmarkEnd w:id="25"/>
+    </w:p>
+    <w:p>
+      <w:r>
+        <w:t>Le système</w:t>
+      </w:r>
+      <w:r>
+        <w:t xml:space="preserve"> permet </w:t>
+      </w:r>
+      <w:r>
+        <w:t>deux types</w:t>
+      </w:r>
+      <w:r>
+        <w:t xml:space="preserve"> de mémoire, soit une</w:t>
+      </w:r>
+      <w:r>
+        <w:t xml:space="preserve"> carte SD externe ou une mémoire </w:t>
+      </w:r>
+      <w:r>
+        <w:t>interne</w:t>
+      </w:r>
+      <w:r>
+        <w:t xml:space="preserve"> eMMC </w:t>
+      </w:r>
+      <w:r>
+        <w:t>(</w:t>
+      </w:r>
+      <w:r>
+        <w:t>Embedded Multi-Media Card</w:t>
+      </w:r>
+      <w:r>
+        <w:t>)</w:t>
+      </w:r>
+      <w:r>
+        <w:t>.</w:t>
+      </w:r>
+    </w:p>
+    <w:p/>
+    <w:p>
+      <w:r>
+        <w:t>Afin de simplifier et augmenter l</w:t>
+      </w:r>
+      <w:r>
+        <w:t xml:space="preserve">a </w:t>
+      </w:r>
+      <w:r>
+        <w:t xml:space="preserve">stabilité du système l’utilisation d’une mémoire eMMC </w:t>
+      </w:r>
+      <w:r>
+        <w:t xml:space="preserve">a été choisie par le mandant. </w:t>
+      </w:r>
+    </w:p>
+    <w:p/>
+    <w:p>
+      <w:r>
+        <w:t>Cette mémoire permettra de stocker les firmware système d’exploitation de notre CM5. L</w:t>
+      </w:r>
+      <w:r>
+        <w:t xml:space="preserve">e système nécessitera ainsi l’utilisation d’une connectique USB afin de pouvoir programmer ces mémoires. </w:t>
+      </w:r>
+    </w:p>
+    <w:p>
+      <w:pPr>
+        <w:pStyle w:val="Titre3"/>
+      </w:pPr>
+      <w:bookmarkStart w:id="26" w:name="_Toc207571413"/>
+      <w:r>
+        <w:t>USB 2.0</w:t>
+      </w:r>
+      <w:bookmarkEnd w:id="26"/>
+    </w:p>
+    <w:p>
+      <w:r>
+        <w:t xml:space="preserve">Afin de </w:t>
+      </w:r>
+      <w:r>
+        <w:t xml:space="preserve">pouvoir </w:t>
+      </w:r>
+      <w:r>
+        <w:t>flasher</w:t>
+      </w:r>
+      <w:r>
+        <w:t xml:space="preserve"> le système </w:t>
+      </w:r>
+      <w:r>
+        <w:t>par</w:t>
+      </w:r>
+      <w:r>
+        <w:t xml:space="preserve"> la connexion</w:t>
+      </w:r>
+      <w:r>
+        <w:t xml:space="preserve"> USB</w:t>
       </w:r>
       <w:r>
         <w:t xml:space="preserve"> </w:t>
       </w:r>
       <w:r>
-        <w:t>parasite de 0.8pF</w:t>
-      </w:r>
-      <w:r>
-        <w:t xml:space="preserve">, </w:t>
-      </w:r>
-      <w:r>
-        <w:t>elles seront</w:t>
-      </w:r>
-      <w:r>
-        <w:t xml:space="preserve"> </w:t>
-      </w:r>
-      <w:r>
-        <w:t>parfaites</w:t>
-      </w:r>
-      <w:r>
-        <w:t xml:space="preserve"> pour ne pas </w:t>
-      </w:r>
-      <w:r>
-        <w:t>influencé</w:t>
-      </w:r>
-      <w:r>
-        <w:t xml:space="preserve"> les communications </w:t>
-      </w:r>
-      <w:r>
-        <w:t xml:space="preserve">Ethernet. </w:t>
-      </w:r>
-    </w:p>
-    <w:p/>
-    <w:p>
-      <w:r>
-        <w:t xml:space="preserve">Ces diodes respectent parfaitement la </w:t>
-      </w:r>
-      <w:r>
-        <w:t>norme</w:t>
-      </w:r>
-      <w:r>
-        <w:t xml:space="preserve"> IEC 61000-4-2 comme demandé par le cahier des charges. </w:t>
-      </w:r>
-    </w:p>
-    <w:p>
-      <w:pPr>
-        <w:pStyle w:val="Titre3"/>
-      </w:pPr>
-      <w:bookmarkStart w:id="25" w:name="_Toc207571412"/>
-      <w:r>
-        <w:t>Mémoire</w:t>
-      </w:r>
-      <w:bookmarkEnd w:id="25"/>
-    </w:p>
-    <w:p>
-      <w:r>
-        <w:t>Le système</w:t>
-      </w:r>
-      <w:r>
-        <w:t xml:space="preserve"> permet </w:t>
-      </w:r>
-      <w:r>
-        <w:t>deux types</w:t>
-      </w:r>
-      <w:r>
-        <w:t xml:space="preserve"> de mémoire, soit une</w:t>
-      </w:r>
-      <w:r>
-        <w:t xml:space="preserve"> carte SD externe ou une mémoire </w:t>
-      </w:r>
-      <w:r>
-        <w:t>interne</w:t>
-      </w:r>
-      <w:r>
-        <w:t xml:space="preserve"> </w:t>
-      </w:r>
-      <w:proofErr w:type="spellStart"/>
-      <w:r>
-        <w:t>eMMC</w:t>
-      </w:r>
-      <w:proofErr w:type="spellEnd"/>
-      <w:r>
-        <w:t xml:space="preserve"> </w:t>
-      </w:r>
-      <w:r>
-        <w:t>(</w:t>
-      </w:r>
-      <w:r>
-        <w:t xml:space="preserve">Embedded </w:t>
-      </w:r>
-      <w:proofErr w:type="spellStart"/>
-      <w:r>
-        <w:t>Multi-Media</w:t>
-      </w:r>
-      <w:proofErr w:type="spellEnd"/>
-      <w:r>
-        <w:t xml:space="preserve"> </w:t>
-      </w:r>
-      <w:proofErr w:type="spellStart"/>
-      <w:r>
-        <w:t>Card</w:t>
-      </w:r>
-      <w:proofErr w:type="spellEnd"/>
-      <w:r>
-        <w:t>)</w:t>
-      </w:r>
-      <w:r>
-        <w:t>.</w:t>
-      </w:r>
-    </w:p>
-    <w:p/>
-    <w:p>
-      <w:r>
-        <w:t>Afin de simplifier et augmenter l</w:t>
-      </w:r>
-      <w:r>
-        <w:t xml:space="preserve">a </w:t>
-      </w:r>
-      <w:r>
-        <w:t xml:space="preserve">stabilité du système l’utilisation d’une mémoire </w:t>
-      </w:r>
-      <w:proofErr w:type="spellStart"/>
-      <w:r>
-        <w:t>eMMC</w:t>
-      </w:r>
-      <w:proofErr w:type="spellEnd"/>
-      <w:r>
-        <w:t xml:space="preserve"> </w:t>
-      </w:r>
-      <w:r>
-        <w:t xml:space="preserve">a été choisie par le mandant. </w:t>
-      </w:r>
-    </w:p>
-    <w:p/>
-    <w:p>
-      <w:r>
-        <w:t>Cette mémoire permettra de stocker les firmware système d’exploitation de notre CM5. L</w:t>
-      </w:r>
-      <w:r>
-        <w:t xml:space="preserve">e système nécessitera ainsi l’utilisation d’une connectique USB afin de pouvoir programmer ces mémoires. </w:t>
-      </w:r>
-    </w:p>
-    <w:p>
-      <w:pPr>
-        <w:pStyle w:val="Titre3"/>
-      </w:pPr>
-      <w:bookmarkStart w:id="26" w:name="_Toc207571413"/>
-      <w:r>
-        <w:t>USB 2.0</w:t>
-      </w:r>
-      <w:bookmarkEnd w:id="26"/>
-    </w:p>
-    <w:p>
-      <w:r>
-        <w:t xml:space="preserve">Afin de </w:t>
-      </w:r>
-      <w:r>
-        <w:t xml:space="preserve">pouvoir </w:t>
-      </w:r>
-      <w:r>
-        <w:t>flasher</w:t>
-      </w:r>
-      <w:r>
-        <w:t xml:space="preserve"> le système </w:t>
-      </w:r>
-      <w:r>
-        <w:t>par</w:t>
-      </w:r>
-      <w:r>
-        <w:t xml:space="preserve"> la connexion</w:t>
-      </w:r>
-      <w:r>
-        <w:t xml:space="preserve"> USB</w:t>
-      </w:r>
-      <w:r>
-        <w:t xml:space="preserve"> </w:t>
-      </w:r>
-      <w:r>
         <w:t>l’utilisations de la pins RPIBOOT</w:t>
       </w:r>
       <w:r>
-        <w:t xml:space="preserve"> sera nécessaire. Celle-ci permet l’USB d’accéder directement à la mémoire </w:t>
-      </w:r>
-      <w:proofErr w:type="spellStart"/>
-      <w:r>
-        <w:t>eMMC</w:t>
-      </w:r>
-      <w:proofErr w:type="spellEnd"/>
-      <w:r>
-        <w:t xml:space="preserve"> permettant ainsi de la flasher avec l’OS rechercher. </w:t>
+        <w:t xml:space="preserve"> sera nécessaire. Celle-ci permet l’USB d’accéder directement à la mémoire eMMC permettant ainsi de la flasher avec l’OS rechercher. </w:t>
       </w:r>
       <w:r>
         <w:t xml:space="preserve">Si cette pins est ouvert le système bootera </w:t>
@@ -20065,23 +19944,7 @@
         <w:t>automatique</w:t>
       </w:r>
       <w:r>
-        <w:t xml:space="preserve"> </w:t>
-      </w:r>
-      <w:proofErr w:type="spellStart"/>
-      <w:r>
-        <w:t>a</w:t>
-      </w:r>
-      <w:proofErr w:type="spellEnd"/>
-      <w:r>
-        <w:t xml:space="preserve"> partir de la mémoire </w:t>
-      </w:r>
-      <w:proofErr w:type="spellStart"/>
-      <w:r>
-        <w:t>eMMC</w:t>
-      </w:r>
-      <w:proofErr w:type="spellEnd"/>
-      <w:r>
-        <w:t xml:space="preserve">. </w:t>
+        <w:t xml:space="preserve"> a partir de la mémoire eMMC. </w:t>
       </w:r>
     </w:p>
     <w:p/>
@@ -20139,14 +20002,27 @@
       <w:r>
         <w:t xml:space="preserve">Figure </w:t>
       </w:r>
-      <w:fldSimple w:instr=" SEQ Figure \* ARABIC ">
-        <w:r>
-          <w:rPr>
-            <w:noProof/>
-          </w:rPr>
-          <w:t>10</w:t>
-        </w:r>
-      </w:fldSimple>
+      <w:r>
+        <w:fldChar w:fldCharType="begin"/>
+      </w:r>
+      <w:r>
+        <w:instrText xml:space="preserve"> SEQ Figure \* ARABIC </w:instrText>
+      </w:r>
+      <w:r>
+        <w:fldChar w:fldCharType="separate"/>
+      </w:r>
+      <w:r>
+        <w:rPr>
+          <w:noProof/>
+        </w:rPr>
+        <w:t>10</w:t>
+      </w:r>
+      <w:r>
+        <w:rPr>
+          <w:noProof/>
+        </w:rPr>
+        <w:fldChar w:fldCharType="end"/>
+      </w:r>
     </w:p>
     <w:p>
       <w:r>
@@ -20219,14 +20095,27 @@
       <w:r>
         <w:t xml:space="preserve">Figure </w:t>
       </w:r>
-      <w:fldSimple w:instr=" SEQ Figure \* ARABIC ">
-        <w:r>
-          <w:rPr>
-            <w:noProof/>
-          </w:rPr>
-          <w:t>11</w:t>
-        </w:r>
-      </w:fldSimple>
+      <w:r>
+        <w:fldChar w:fldCharType="begin"/>
+      </w:r>
+      <w:r>
+        <w:instrText xml:space="preserve"> SEQ Figure \* ARABIC </w:instrText>
+      </w:r>
+      <w:r>
+        <w:fldChar w:fldCharType="separate"/>
+      </w:r>
+      <w:r>
+        <w:rPr>
+          <w:noProof/>
+        </w:rPr>
+        <w:t>11</w:t>
+      </w:r>
+      <w:r>
+        <w:rPr>
+          <w:noProof/>
+        </w:rPr>
+        <w:fldChar w:fldCharType="end"/>
+      </w:r>
     </w:p>
     <w:p>
       <w:r>
@@ -20251,15 +20140,12 @@
         <w:jc w:val="center"/>
       </w:pPr>
       <w:r>
-        <w:rPr>
-          <w:noProof/>
-        </w:rPr>
         <w:lastRenderedPageBreak/>
         <w:drawing>
-          <wp:inline distT="0" distB="0" distL="0" distR="0" wp14:anchorId="27A13D79" wp14:editId="51EF78F6">
-            <wp:extent cx="4087276" cy="2948025"/>
-            <wp:effectExtent l="0" t="0" r="8890" b="5080"/>
-            <wp:docPr id="16" name="Image 16"/>
+          <wp:inline distT="0" distB="0" distL="0" distR="0" wp14:anchorId="6449647D" wp14:editId="049D87B2">
+            <wp:extent cx="3493698" cy="2494566"/>
+            <wp:effectExtent l="0" t="0" r="0" b="1270"/>
+            <wp:docPr id="15" name="Image 15"/>
             <wp:cNvGraphicFramePr>
               <a:graphicFrameLocks xmlns:a="http://schemas.openxmlformats.org/drawingml/2006/main" noChangeAspect="1"/>
             </wp:cNvGraphicFramePr>
@@ -20279,7 +20165,7 @@
                   <pic:spPr>
                     <a:xfrm>
                       <a:off x="0" y="0"/>
-                      <a:ext cx="4091436" cy="2951025"/>
+                      <a:ext cx="3507632" cy="2504515"/>
                     </a:xfrm>
                     <a:prstGeom prst="rect">
                       <a:avLst/>
@@ -20300,14 +20186,27 @@
       <w:r>
         <w:t xml:space="preserve">Figure </w:t>
       </w:r>
-      <w:fldSimple w:instr=" SEQ Figure \* ARABIC ">
-        <w:r>
-          <w:rPr>
-            <w:noProof/>
-          </w:rPr>
-          <w:t>12</w:t>
-        </w:r>
-      </w:fldSimple>
+      <w:r>
+        <w:fldChar w:fldCharType="begin"/>
+      </w:r>
+      <w:r>
+        <w:instrText xml:space="preserve"> SEQ Figure \* ARABIC </w:instrText>
+      </w:r>
+      <w:r>
+        <w:fldChar w:fldCharType="separate"/>
+      </w:r>
+      <w:r>
+        <w:rPr>
+          <w:noProof/>
+        </w:rPr>
+        <w:t>12</w:t>
+      </w:r>
+      <w:r>
+        <w:rPr>
+          <w:noProof/>
+        </w:rPr>
+        <w:fldChar w:fldCharType="end"/>
+      </w:r>
     </w:p>
     <w:p>
       <w:r>
@@ -20329,15 +20228,7 @@
         <w:t>D+/D- Ligne communication</w:t>
       </w:r>
       <w:r>
-        <w:t xml:space="preserve"> </w:t>
-      </w:r>
-      <w:proofErr w:type="spellStart"/>
-      <w:r>
-        <w:t>usb</w:t>
-      </w:r>
-      <w:proofErr w:type="spellEnd"/>
-      <w:r>
-        <w:t xml:space="preserve"> 2.0</w:t>
+        <w:t xml:space="preserve"> usb 2.0</w:t>
       </w:r>
     </w:p>
     <w:p>
@@ -20349,15 +20240,7 @@
         </w:numPr>
       </w:pPr>
       <w:r>
-        <w:t xml:space="preserve">Le </w:t>
-      </w:r>
-      <w:proofErr w:type="spellStart"/>
-      <w:r>
-        <w:t>Vbus</w:t>
-      </w:r>
-      <w:proofErr w:type="spellEnd"/>
-      <w:r>
-        <w:t xml:space="preserve"> qui correspond au 5 [V] fournit par l’USB. Non utilisé dans notre projet</w:t>
+        <w:t>Le Vbus qui correspond au 5 [V] fournit par l’USB. Non utilisé dans notre projet</w:t>
       </w:r>
     </w:p>
     <w:p>
@@ -20434,13 +20317,8 @@
       <w:r>
         <w:t xml:space="preserve">Les lignes de data de l’USB seront protégé par une diode TVS bidirectionnel </w:t>
       </w:r>
-      <w:proofErr w:type="spellStart"/>
-      <w:r>
-        <w:t>méme</w:t>
-      </w:r>
-      <w:proofErr w:type="spellEnd"/>
-      <w:r>
-        <w:t xml:space="preserve"> modèle que décrite pour l’Ethernet ci-dessus. </w:t>
+      <w:r>
+        <w:t xml:space="preserve">méme modèle que décrite pour l’Ethernet ci-dessus. </w:t>
       </w:r>
     </w:p>
     <w:p/>
@@ -20478,14 +20356,11 @@
         <w:jc w:val="center"/>
       </w:pPr>
       <w:r>
-        <w:rPr>
-          <w:noProof/>
-        </w:rPr>
         <w:drawing>
-          <wp:inline distT="0" distB="0" distL="0" distR="0" wp14:anchorId="2FE5F5C6" wp14:editId="5F489BAB">
-            <wp:extent cx="1503692" cy="1898650"/>
-            <wp:effectExtent l="0" t="0" r="1270" b="6350"/>
-            <wp:docPr id="294510746" name="Image 1" descr="Une image contenant texte, ligne, Police, diagramme&#10;&#10;Le contenu généré par l’IA peut être incorrect."/>
+          <wp:inline distT="0" distB="0" distL="0" distR="0" wp14:anchorId="286D8693" wp14:editId="5C001557">
+            <wp:extent cx="1478143" cy="1906438"/>
+            <wp:effectExtent l="0" t="0" r="8255" b="0"/>
+            <wp:docPr id="13" name="Image 13"/>
             <wp:cNvGraphicFramePr>
               <a:graphicFrameLocks xmlns:a="http://schemas.openxmlformats.org/drawingml/2006/main" noChangeAspect="1"/>
             </wp:cNvGraphicFramePr>
@@ -20493,7 +20368,7 @@
               <a:graphicData uri="http://schemas.openxmlformats.org/drawingml/2006/picture">
                 <pic:pic xmlns:pic="http://schemas.openxmlformats.org/drawingml/2006/picture">
                   <pic:nvPicPr>
-                    <pic:cNvPr id="294510746" name="Image 1" descr="Une image contenant texte, ligne, Police, diagramme&#10;&#10;Le contenu généré par l’IA peut être incorrect."/>
+                    <pic:cNvPr id="1" name=""/>
                     <pic:cNvPicPr/>
                   </pic:nvPicPr>
                   <pic:blipFill>
@@ -20505,7 +20380,7 @@
                   <pic:spPr>
                     <a:xfrm>
                       <a:off x="0" y="0"/>
-                      <a:ext cx="1509448" cy="1905918"/>
+                      <a:ext cx="1498762" cy="1933031"/>
                     </a:xfrm>
                     <a:prstGeom prst="rect">
                       <a:avLst/>
@@ -20526,14 +20401,27 @@
       <w:r>
         <w:t xml:space="preserve">Figure </w:t>
       </w:r>
-      <w:fldSimple w:instr=" SEQ Figure \* ARABIC ">
-        <w:r>
-          <w:rPr>
-            <w:noProof/>
-          </w:rPr>
-          <w:t>13</w:t>
-        </w:r>
-      </w:fldSimple>
+      <w:r>
+        <w:fldChar w:fldCharType="begin"/>
+      </w:r>
+      <w:r>
+        <w:instrText xml:space="preserve"> SEQ Figure \* ARABIC </w:instrText>
+      </w:r>
+      <w:r>
+        <w:fldChar w:fldCharType="separate"/>
+      </w:r>
+      <w:r>
+        <w:rPr>
+          <w:noProof/>
+        </w:rPr>
+        <w:t>13</w:t>
+      </w:r>
+      <w:r>
+        <w:rPr>
+          <w:noProof/>
+        </w:rPr>
+        <w:fldChar w:fldCharType="end"/>
+      </w:r>
     </w:p>
     <w:p>
       <w:r>
@@ -20548,15 +20436,7 @@
     </w:p>
     <w:p>
       <w:r>
-        <w:t>Sous Linux, cette broche clignote pour indiquer l’accès à l’</w:t>
-      </w:r>
-      <w:proofErr w:type="spellStart"/>
-      <w:r>
-        <w:t>eMMC</w:t>
-      </w:r>
-      <w:proofErr w:type="spellEnd"/>
-      <w:r>
-        <w:t xml:space="preserve">. En cas d’erreur au démarrage, la LED clignote selon un motif qui peut être décodé à l’aide de la table de correspondance fournie dans la documentation officielle Raspberry Pi.  </w:t>
+        <w:t xml:space="preserve">Sous Linux, cette broche clignote pour indiquer l’accès à l’eMMC. En cas d’erreur au démarrage, la LED clignote selon un motif qui peut être décodé à l’aide de la table de correspondance fournie dans la documentation officielle Raspberry Pi.  </w:t>
       </w:r>
     </w:p>
     <w:p/>
@@ -20596,19 +20476,11 @@
           <w:lang w:val="en-US"/>
         </w:rPr>
       </w:pPr>
-      <w:proofErr w:type="spellStart"/>
       <w:r>
         <w:rPr>
           <w:lang w:val="en-US"/>
         </w:rPr>
-        <w:t>Vf</w:t>
-      </w:r>
-      <w:proofErr w:type="spellEnd"/>
-      <w:r>
-        <w:rPr>
-          <w:lang w:val="en-US"/>
-        </w:rPr>
-        <w:t xml:space="preserve"> = 2.1 [V] (LED verte LTST-C170KGKT)  </w:t>
+        <w:t xml:space="preserve">Vf = 2.1 [V] (LED verte LTST-C170KGKT)  </w:t>
       </w:r>
     </w:p>
     <w:p>
@@ -20633,13 +20505,8 @@
         </w:numPr>
         <w:ind w:left="709"/>
       </w:pPr>
-      <w:proofErr w:type="spellStart"/>
-      <w:r>
-        <w:t>Icible</w:t>
-      </w:r>
-      <w:proofErr w:type="spellEnd"/>
-      <w:r>
-        <w:t xml:space="preserve"> = 2.0 [mA] (courant visé pour LED témoin)  </w:t>
+      <w:r>
+        <w:t xml:space="preserve">Icible = 2.0 [mA] (courant visé pour LED témoin)  </w:t>
       </w:r>
     </w:p>
     <w:p/>
@@ -21817,15 +21684,7 @@
     <w:p>
       <w:r>
         <w:lastRenderedPageBreak/>
-        <w:t xml:space="preserve">Tableau d’erreur de la </w:t>
-      </w:r>
-      <w:proofErr w:type="spellStart"/>
-      <w:r>
-        <w:t>led</w:t>
-      </w:r>
-      <w:proofErr w:type="spellEnd"/>
-      <w:r>
-        <w:t xml:space="preserve"> activité</w:t>
+        <w:t>Tableau d’erreur de la led activité</w:t>
       </w:r>
       <w:r>
         <w:rPr>
@@ -21931,7 +21790,6 @@
                 <w:lang w:eastAsia="fr-CH"/>
               </w:rPr>
             </w:pPr>
-            <w:proofErr w:type="spellStart"/>
             <w:r>
               <w:rPr>
                 <w:color w:val="FFFFFF"/>
@@ -21941,7 +21799,6 @@
               </w:rPr>
               <w:t>Status</w:t>
             </w:r>
-            <w:proofErr w:type="spellEnd"/>
           </w:p>
         </w:tc>
       </w:tr>
@@ -22022,41 +21879,13 @@
                 <w:lang w:eastAsia="fr-CH"/>
               </w:rPr>
             </w:pPr>
-            <w:proofErr w:type="spellStart"/>
             <w:r>
               <w:rPr>
                 <w:sz w:val="20"/>
                 <w:szCs w:val="20"/>
                 <w:lang w:eastAsia="fr-CH"/>
               </w:rPr>
-              <w:t>Generic</w:t>
-            </w:r>
-            <w:proofErr w:type="spellEnd"/>
-            <w:r>
-              <w:rPr>
-                <w:sz w:val="20"/>
-                <w:szCs w:val="20"/>
-                <w:lang w:eastAsia="fr-CH"/>
-              </w:rPr>
-              <w:t xml:space="preserve"> </w:t>
-            </w:r>
-            <w:proofErr w:type="spellStart"/>
-            <w:r>
-              <w:rPr>
-                <w:sz w:val="20"/>
-                <w:szCs w:val="20"/>
-                <w:lang w:eastAsia="fr-CH"/>
-              </w:rPr>
-              <w:t>failure</w:t>
-            </w:r>
-            <w:proofErr w:type="spellEnd"/>
-            <w:r>
-              <w:rPr>
-                <w:sz w:val="20"/>
-                <w:szCs w:val="20"/>
-                <w:lang w:eastAsia="fr-CH"/>
-              </w:rPr>
-              <w:t xml:space="preserve"> to boot</w:t>
+              <w:t>Generic failure to boot</w:t>
             </w:r>
           </w:p>
         </w:tc>
@@ -22143,36 +21972,8 @@
                 <w:szCs w:val="20"/>
                 <w:lang w:eastAsia="fr-CH"/>
               </w:rPr>
-              <w:t>start*.</w:t>
-            </w:r>
-            <w:proofErr w:type="spellStart"/>
-            <w:r>
-              <w:rPr>
-                <w:sz w:val="20"/>
-                <w:szCs w:val="20"/>
-                <w:lang w:eastAsia="fr-CH"/>
-              </w:rPr>
-              <w:t>elf</w:t>
-            </w:r>
-            <w:proofErr w:type="spellEnd"/>
-            <w:r>
-              <w:rPr>
-                <w:sz w:val="20"/>
-                <w:szCs w:val="20"/>
-                <w:lang w:eastAsia="fr-CH"/>
-              </w:rPr>
-              <w:t xml:space="preserve"> not </w:t>
-            </w:r>
-            <w:proofErr w:type="spellStart"/>
-            <w:r>
-              <w:rPr>
-                <w:sz w:val="20"/>
-                <w:szCs w:val="20"/>
-                <w:lang w:eastAsia="fr-CH"/>
-              </w:rPr>
-              <w:t>found</w:t>
-            </w:r>
-            <w:proofErr w:type="spellEnd"/>
+              <w:t>start*.elf not found</w:t>
+            </w:r>
           </w:p>
         </w:tc>
       </w:tr>
@@ -22259,18 +22060,8 @@
                 <w:szCs w:val="20"/>
                 <w:lang w:eastAsia="fr-CH"/>
               </w:rPr>
-              <w:t xml:space="preserve">Kernel image not </w:t>
-            </w:r>
-            <w:proofErr w:type="spellStart"/>
-            <w:r>
-              <w:rPr>
-                <w:sz w:val="20"/>
-                <w:szCs w:val="20"/>
-                <w:lang w:eastAsia="fr-CH"/>
-              </w:rPr>
-              <w:t>found</w:t>
-            </w:r>
-            <w:proofErr w:type="spellEnd"/>
+              <w:t>Kernel image not found</w:t>
+            </w:r>
           </w:p>
         </w:tc>
       </w:tr>
@@ -22356,18 +22147,8 @@
                 <w:szCs w:val="20"/>
                 <w:lang w:eastAsia="fr-CH"/>
               </w:rPr>
-              <w:t xml:space="preserve">SDRAM </w:t>
-            </w:r>
-            <w:proofErr w:type="spellStart"/>
-            <w:r>
-              <w:rPr>
-                <w:sz w:val="20"/>
-                <w:szCs w:val="20"/>
-                <w:lang w:eastAsia="fr-CH"/>
-              </w:rPr>
-              <w:t>failure</w:t>
-            </w:r>
-            <w:proofErr w:type="spellEnd"/>
+              <w:t>SDRAM failure</w:t>
+            </w:r>
           </w:p>
         </w:tc>
       </w:tr>
@@ -22448,23 +22229,13 @@
                 <w:lang w:eastAsia="fr-CH"/>
               </w:rPr>
             </w:pPr>
-            <w:proofErr w:type="spellStart"/>
             <w:r>
               <w:rPr>
                 <w:sz w:val="20"/>
                 <w:szCs w:val="20"/>
                 <w:lang w:eastAsia="fr-CH"/>
               </w:rPr>
-              <w:t>Insufficient</w:t>
-            </w:r>
-            <w:proofErr w:type="spellEnd"/>
-            <w:r>
-              <w:rPr>
-                <w:sz w:val="20"/>
-                <w:szCs w:val="20"/>
-                <w:lang w:eastAsia="fr-CH"/>
-              </w:rPr>
-              <w:t xml:space="preserve"> SDRAM</w:t>
+              <w:t>Insufficient SDRAM</w:t>
             </w:r>
           </w:p>
         </w:tc>
@@ -22639,54 +22410,8 @@
                 <w:szCs w:val="20"/>
                 <w:lang w:eastAsia="fr-CH"/>
               </w:rPr>
-              <w:t xml:space="preserve">SD </w:t>
-            </w:r>
-            <w:proofErr w:type="spellStart"/>
-            <w:r>
-              <w:rPr>
-                <w:sz w:val="20"/>
-                <w:szCs w:val="20"/>
-                <w:lang w:eastAsia="fr-CH"/>
-              </w:rPr>
-              <w:t>card</w:t>
-            </w:r>
-            <w:proofErr w:type="spellEnd"/>
-            <w:r>
-              <w:rPr>
-                <w:sz w:val="20"/>
-                <w:szCs w:val="20"/>
-                <w:lang w:eastAsia="fr-CH"/>
-              </w:rPr>
-              <w:t xml:space="preserve"> </w:t>
-            </w:r>
-            <w:proofErr w:type="spellStart"/>
-            <w:r>
-              <w:rPr>
-                <w:sz w:val="20"/>
-                <w:szCs w:val="20"/>
-                <w:lang w:eastAsia="fr-CH"/>
-              </w:rPr>
-              <w:t>overcurrent</w:t>
-            </w:r>
-            <w:proofErr w:type="spellEnd"/>
-            <w:r>
-              <w:rPr>
-                <w:sz w:val="20"/>
-                <w:szCs w:val="20"/>
-                <w:lang w:eastAsia="fr-CH"/>
-              </w:rPr>
-              <w:t xml:space="preserve"> </w:t>
-            </w:r>
-            <w:proofErr w:type="spellStart"/>
-            <w:r>
-              <w:rPr>
-                <w:sz w:val="20"/>
-                <w:szCs w:val="20"/>
-                <w:lang w:eastAsia="fr-CH"/>
-              </w:rPr>
-              <w:t>detected</w:t>
-            </w:r>
-            <w:proofErr w:type="spellEnd"/>
+              <w:t>SD card overcurrent detected</w:t>
+            </w:r>
           </w:p>
         </w:tc>
       </w:tr>
@@ -23122,25 +22847,7 @@
                 <w:szCs w:val="20"/>
                 <w:lang w:val="de-CH" w:eastAsia="fr-CH"/>
               </w:rPr>
-              <w:t xml:space="preserve">SPI EEPROM </w:t>
-            </w:r>
-            <w:proofErr w:type="spellStart"/>
-            <w:r>
-              <w:rPr>
-                <w:sz w:val="20"/>
-                <w:szCs w:val="20"/>
-                <w:lang w:val="de-CH" w:eastAsia="fr-CH"/>
-              </w:rPr>
-              <w:t>error</w:t>
-            </w:r>
-            <w:proofErr w:type="spellEnd"/>
-            <w:r>
-              <w:rPr>
-                <w:sz w:val="20"/>
-                <w:szCs w:val="20"/>
-                <w:lang w:val="de-CH" w:eastAsia="fr-CH"/>
-              </w:rPr>
-              <w:t xml:space="preserve"> - Pi 4 and Pi 5</w:t>
+              <w:t>SPI EEPROM error - Pi 4 and Pi 5</w:t>
             </w:r>
           </w:p>
         </w:tc>
@@ -23315,25 +23022,7 @@
                 <w:szCs w:val="20"/>
                 <w:lang w:val="de-CH" w:eastAsia="fr-CH"/>
               </w:rPr>
-              <w:t xml:space="preserve">I2C </w:t>
-            </w:r>
-            <w:proofErr w:type="spellStart"/>
-            <w:r>
-              <w:rPr>
-                <w:sz w:val="20"/>
-                <w:szCs w:val="20"/>
-                <w:lang w:val="de-CH" w:eastAsia="fr-CH"/>
-              </w:rPr>
-              <w:t>error</w:t>
-            </w:r>
-            <w:proofErr w:type="spellEnd"/>
-            <w:r>
-              <w:rPr>
-                <w:sz w:val="20"/>
-                <w:szCs w:val="20"/>
-                <w:lang w:val="de-CH" w:eastAsia="fr-CH"/>
-              </w:rPr>
-              <w:t xml:space="preserve"> - Pi 4 and Pi 5</w:t>
+              <w:t>I2C error - Pi 4 and Pi 5</w:t>
             </w:r>
           </w:p>
         </w:tc>
@@ -23508,18 +23197,8 @@
                 <w:szCs w:val="20"/>
                 <w:lang w:eastAsia="fr-CH"/>
               </w:rPr>
-              <w:t xml:space="preserve">RP1 not </w:t>
-            </w:r>
-            <w:proofErr w:type="spellStart"/>
-            <w:r>
-              <w:rPr>
-                <w:sz w:val="20"/>
-                <w:szCs w:val="20"/>
-                <w:lang w:eastAsia="fr-CH"/>
-              </w:rPr>
-              <w:t>found</w:t>
-            </w:r>
-            <w:proofErr w:type="spellEnd"/>
+              <w:t>RP1 not found</w:t>
+            </w:r>
           </w:p>
         </w:tc>
       </w:tr>
@@ -23600,41 +23279,13 @@
                 <w:lang w:eastAsia="fr-CH"/>
               </w:rPr>
             </w:pPr>
-            <w:proofErr w:type="spellStart"/>
             <w:r>
               <w:rPr>
                 <w:sz w:val="20"/>
                 <w:szCs w:val="20"/>
                 <w:lang w:eastAsia="fr-CH"/>
               </w:rPr>
-              <w:t>Unsupported</w:t>
-            </w:r>
-            <w:proofErr w:type="spellEnd"/>
-            <w:r>
-              <w:rPr>
-                <w:sz w:val="20"/>
-                <w:szCs w:val="20"/>
-                <w:lang w:eastAsia="fr-CH"/>
-              </w:rPr>
-              <w:t xml:space="preserve"> </w:t>
-            </w:r>
-            <w:proofErr w:type="spellStart"/>
-            <w:r>
-              <w:rPr>
-                <w:sz w:val="20"/>
-                <w:szCs w:val="20"/>
-                <w:lang w:eastAsia="fr-CH"/>
-              </w:rPr>
-              <w:t>board</w:t>
-            </w:r>
-            <w:proofErr w:type="spellEnd"/>
-            <w:r>
-              <w:rPr>
-                <w:sz w:val="20"/>
-                <w:szCs w:val="20"/>
-                <w:lang w:eastAsia="fr-CH"/>
-              </w:rPr>
-              <w:t xml:space="preserve"> type</w:t>
+              <w:t>Unsupported board type</w:t>
             </w:r>
           </w:p>
         </w:tc>
@@ -23721,18 +23372,8 @@
                 <w:szCs w:val="20"/>
                 <w:lang w:eastAsia="fr-CH"/>
               </w:rPr>
-              <w:t xml:space="preserve">Fatal firmware </w:t>
-            </w:r>
-            <w:proofErr w:type="spellStart"/>
-            <w:r>
-              <w:rPr>
-                <w:sz w:val="20"/>
-                <w:szCs w:val="20"/>
-                <w:lang w:eastAsia="fr-CH"/>
-              </w:rPr>
-              <w:t>error</w:t>
-            </w:r>
-            <w:proofErr w:type="spellEnd"/>
+              <w:t>Fatal firmware error</w:t>
+            </w:r>
           </w:p>
         </w:tc>
       </w:tr>
@@ -23819,25 +23460,7 @@
                 <w:szCs w:val="20"/>
                 <w:lang w:eastAsia="fr-CH"/>
               </w:rPr>
-              <w:t xml:space="preserve">Power </w:t>
-            </w:r>
-            <w:proofErr w:type="spellStart"/>
-            <w:r>
-              <w:rPr>
-                <w:sz w:val="20"/>
-                <w:szCs w:val="20"/>
-                <w:lang w:eastAsia="fr-CH"/>
-              </w:rPr>
-              <w:t>failure</w:t>
-            </w:r>
-            <w:proofErr w:type="spellEnd"/>
-            <w:r>
-              <w:rPr>
-                <w:sz w:val="20"/>
-                <w:szCs w:val="20"/>
-                <w:lang w:eastAsia="fr-CH"/>
-              </w:rPr>
-              <w:t xml:space="preserve"> type A</w:t>
+              <w:t>Power failure type A</w:t>
             </w:r>
           </w:p>
         </w:tc>
@@ -23924,25 +23547,7 @@
                 <w:szCs w:val="20"/>
                 <w:lang w:eastAsia="fr-CH"/>
               </w:rPr>
-              <w:t xml:space="preserve">Power </w:t>
-            </w:r>
-            <w:proofErr w:type="spellStart"/>
-            <w:r>
-              <w:rPr>
-                <w:sz w:val="20"/>
-                <w:szCs w:val="20"/>
-                <w:lang w:eastAsia="fr-CH"/>
-              </w:rPr>
-              <w:t>failure</w:t>
-            </w:r>
-            <w:proofErr w:type="spellEnd"/>
-            <w:r>
-              <w:rPr>
-                <w:sz w:val="20"/>
-                <w:szCs w:val="20"/>
-                <w:lang w:eastAsia="fr-CH"/>
-              </w:rPr>
-              <w:t xml:space="preserve"> type B</w:t>
+              <w:t>Power failure type B</w:t>
             </w:r>
           </w:p>
         </w:tc>
@@ -23989,14 +23594,11 @@
         <w:jc w:val="center"/>
       </w:pPr>
       <w:r>
-        <w:rPr>
-          <w:noProof/>
-        </w:rPr>
         <w:drawing>
-          <wp:inline distT="0" distB="0" distL="0" distR="0" wp14:anchorId="00A93B3C" wp14:editId="3A052E7C">
-            <wp:extent cx="2184400" cy="2422528"/>
-            <wp:effectExtent l="0" t="0" r="6350" b="0"/>
-            <wp:docPr id="1446389443" name="Image 1" descr="Une image contenant texte, diagramme, capture d’écran, ligne&#10;&#10;Le contenu généré par l’IA peut être incorrect."/>
+          <wp:inline distT="0" distB="0" distL="0" distR="0" wp14:anchorId="5B2B3BFF" wp14:editId="34CAB4D6">
+            <wp:extent cx="1794295" cy="2234406"/>
+            <wp:effectExtent l="0" t="0" r="0" b="0"/>
+            <wp:docPr id="8" name="Image 8"/>
             <wp:cNvGraphicFramePr>
               <a:graphicFrameLocks xmlns:a="http://schemas.openxmlformats.org/drawingml/2006/main" noChangeAspect="1"/>
             </wp:cNvGraphicFramePr>
@@ -24004,32 +23606,23 @@
               <a:graphicData uri="http://schemas.openxmlformats.org/drawingml/2006/picture">
                 <pic:pic xmlns:pic="http://schemas.openxmlformats.org/drawingml/2006/picture">
                   <pic:nvPicPr>
-                    <pic:cNvPr id="1446389443" name="Image 1" descr="Une image contenant texte, diagramme, capture d’écran, ligne&#10;&#10;Le contenu généré par l’IA peut être incorrect."/>
+                    <pic:cNvPr id="1" name=""/>
                     <pic:cNvPicPr/>
                   </pic:nvPicPr>
-                  <pic:blipFill rotWithShape="1">
+                  <pic:blipFill>
                     <a:blip r:embed="rId26"/>
-                    <a:srcRect l="4586" t="3003"/>
                     <a:stretch>
                       <a:fillRect/>
                     </a:stretch>
                   </pic:blipFill>
-                  <pic:spPr bwMode="auto">
+                  <pic:spPr>
                     <a:xfrm>
                       <a:off x="0" y="0"/>
-                      <a:ext cx="2195622" cy="2434973"/>
+                      <a:ext cx="1801262" cy="2243081"/>
                     </a:xfrm>
                     <a:prstGeom prst="rect">
                       <a:avLst/>
                     </a:prstGeom>
-                    <a:ln>
-                      <a:noFill/>
-                    </a:ln>
-                    <a:extLst>
-                      <a:ext uri="{53640926-AAD7-44D8-BBD7-CCE9431645EC}">
-                        <a14:shadowObscured xmlns:a14="http://schemas.microsoft.com/office/drawing/2010/main"/>
-                      </a:ext>
-                    </a:extLst>
                   </pic:spPr>
                 </pic:pic>
               </a:graphicData>
@@ -24044,60 +23637,116 @@
         <w:jc w:val="center"/>
         <w:rPr>
           <w:noProof/>
-        </w:rPr>
-      </w:pPr>
-      <w:r>
+          <w:highlight w:val="yellow"/>
+        </w:rPr>
+      </w:pPr>
+      <w:r>
+        <w:rPr>
+          <w:highlight w:val="yellow"/>
+        </w:rPr>
         <w:t xml:space="preserve">Figure </w:t>
       </w:r>
-      <w:fldSimple w:instr=" SEQ Figure \* ARABIC ">
-        <w:r>
-          <w:rPr>
-            <w:noProof/>
-          </w:rPr>
-          <w:t>14</w:t>
-        </w:r>
-      </w:fldSimple>
-    </w:p>
-    <w:p>
-      <w:r>
-        <w:t>Comme indiqué dans le datasheet du CM5 (section 2.21), le signal “</w:t>
-      </w:r>
-      <w:proofErr w:type="spellStart"/>
-      <w:r>
-        <w:t>LED_nPWR</w:t>
-      </w:r>
-      <w:proofErr w:type="spellEnd"/>
-      <w:r>
-        <w:t xml:space="preserve">” n’est pas conçu pour piloter directement une LED. </w:t>
-      </w:r>
-    </w:p>
-    <w:p>
-      <w:r>
+      <w:r>
+        <w:rPr>
+          <w:highlight w:val="yellow"/>
+        </w:rPr>
+        <w:fldChar w:fldCharType="begin"/>
+      </w:r>
+      <w:r>
+        <w:rPr>
+          <w:highlight w:val="yellow"/>
+        </w:rPr>
+        <w:instrText xml:space="preserve"> SEQ Figure \* ARABIC </w:instrText>
+      </w:r>
+      <w:r>
+        <w:rPr>
+          <w:highlight w:val="yellow"/>
+        </w:rPr>
+        <w:fldChar w:fldCharType="separate"/>
+      </w:r>
+      <w:r>
+        <w:rPr>
+          <w:noProof/>
+          <w:highlight w:val="yellow"/>
+        </w:rPr>
+        <w:t>14</w:t>
+      </w:r>
+      <w:r>
+        <w:rPr>
+          <w:noProof/>
+          <w:highlight w:val="yellow"/>
+        </w:rPr>
+        <w:fldChar w:fldCharType="end"/>
+      </w:r>
+    </w:p>
+    <w:p>
+      <w:pPr>
+        <w:rPr>
+          <w:highlight w:val="yellow"/>
+        </w:rPr>
+      </w:pPr>
+      <w:r>
+        <w:rPr>
+          <w:highlight w:val="yellow"/>
+        </w:rPr>
+        <w:t xml:space="preserve">Comme indiqué dans le datasheet du CM5 (section 2.21), le signal “LED_nPWR” n’est pas conçu pour piloter directement une LED. </w:t>
+      </w:r>
+    </w:p>
+    <w:p>
+      <w:pPr>
+        <w:rPr>
+          <w:highlight w:val="yellow"/>
+        </w:rPr>
+      </w:pPr>
+      <w:r>
+        <w:rPr>
+          <w:highlight w:val="yellow"/>
+        </w:rPr>
         <w:t xml:space="preserve">Ce signal reproduit le comportement de la LED rouge du Raspberry Pi 5 : lorsque la carte est alimentée mais éteinte, la LED </w:t>
       </w:r>
       <w:r>
+        <w:rPr>
+          <w:highlight w:val="yellow"/>
+        </w:rPr>
         <w:t>s’allume</w:t>
       </w:r>
       <w:r>
+        <w:rPr>
+          <w:highlight w:val="yellow"/>
+        </w:rPr>
         <w:t xml:space="preserve"> allumée. </w:t>
       </w:r>
     </w:p>
     <w:p>
-      <w:r>
-        <w:t xml:space="preserve">La LED Power est donc commandée par un MOSFET canal N (IRLML2402) en </w:t>
-      </w:r>
-      <w:proofErr w:type="spellStart"/>
-      <w:r>
-        <w:t>low-side</w:t>
-      </w:r>
-      <w:proofErr w:type="spellEnd"/>
-      <w:r>
-        <w:t xml:space="preserve">, avec une alimentation en +3.3 V et une commutation côté masse.  </w:t>
-      </w:r>
-    </w:p>
-    <w:p/>
-    <w:p>
-      <w:r>
+      <w:pPr>
+        <w:rPr>
+          <w:highlight w:val="yellow"/>
+        </w:rPr>
+      </w:pPr>
+      <w:r>
+        <w:rPr>
+          <w:highlight w:val="yellow"/>
+        </w:rPr>
+        <w:t xml:space="preserve">La LED Power est donc commandée par un MOSFET canal N (IRLML2402) en low-side, avec une alimentation en +3.3 V et une commutation côté masse.  </w:t>
+      </w:r>
+    </w:p>
+    <w:p>
+      <w:pPr>
+        <w:rPr>
+          <w:highlight w:val="yellow"/>
+        </w:rPr>
+      </w:pPr>
+    </w:p>
+    <w:p>
+      <w:pPr>
+        <w:rPr>
+          <w:highlight w:val="yellow"/>
+        </w:rPr>
+      </w:pPr>
+      <w:r>
+        <w:rPr>
+          <w:highlight w:val="yellow"/>
+        </w:rPr>
         <w:t xml:space="preserve">Les valeurs utilisées pour le dimensionnement proviennent des caractéristiques suivantes :  </w:t>
       </w:r>
     </w:p>
@@ -24108,8 +23757,14 @@
           <w:ilvl w:val="0"/>
           <w:numId w:val="6"/>
         </w:numPr>
-      </w:pPr>
-      <w:r>
+        <w:rPr>
+          <w:highlight w:val="yellow"/>
+        </w:rPr>
+      </w:pPr>
+      <w:r>
+        <w:rPr>
+          <w:highlight w:val="yellow"/>
+        </w:rPr>
         <w:t xml:space="preserve">Tension d’alimentation du système : Vcc = 3.3 [V]  </w:t>
       </w:r>
     </w:p>
@@ -24120,8 +23775,14 @@
           <w:ilvl w:val="0"/>
           <w:numId w:val="6"/>
         </w:numPr>
-      </w:pPr>
-      <w:r>
+        <w:rPr>
+          <w:highlight w:val="yellow"/>
+        </w:rPr>
+      </w:pPr>
+      <w:r>
+        <w:rPr>
+          <w:highlight w:val="yellow"/>
+        </w:rPr>
         <w:t xml:space="preserve">Tension directe de la LED rouge (LTST-C170KRKT) : Vf = 2.1 [V]  </w:t>
       </w:r>
     </w:p>
@@ -24132,8 +23793,14 @@
           <w:ilvl w:val="0"/>
           <w:numId w:val="6"/>
         </w:numPr>
-      </w:pPr>
-      <w:r>
+        <w:rPr>
+          <w:highlight w:val="yellow"/>
+        </w:rPr>
+      </w:pPr>
+      <w:r>
+        <w:rPr>
+          <w:highlight w:val="yellow"/>
+        </w:rPr>
         <w:t xml:space="preserve">Niveau logique bas garanti par le CM5 : VOL = 0.2 [V]  </w:t>
       </w:r>
     </w:p>
@@ -24144,27 +23811,39 @@
           <w:ilvl w:val="0"/>
           <w:numId w:val="6"/>
         </w:numPr>
-      </w:pPr>
-      <w:r>
-        <w:t xml:space="preserve">Courant visé pour la LED : </w:t>
-      </w:r>
-      <w:proofErr w:type="spellStart"/>
-      <w:r>
-        <w:t>Icible</w:t>
-      </w:r>
-      <w:proofErr w:type="spellEnd"/>
-      <w:r>
-        <w:t xml:space="preserve"> = 2.0 [mA]  </w:t>
-      </w:r>
-    </w:p>
-    <w:p>
-      <w:r>
+        <w:rPr>
+          <w:highlight w:val="yellow"/>
+        </w:rPr>
+      </w:pPr>
+      <w:r>
+        <w:rPr>
+          <w:highlight w:val="yellow"/>
+        </w:rPr>
+        <w:t xml:space="preserve">Courant visé pour la LED : Icible = 2.0 [mA]  </w:t>
+      </w:r>
+    </w:p>
+    <w:p>
+      <w:pPr>
+        <w:rPr>
+          <w:highlight w:val="yellow"/>
+        </w:rPr>
+      </w:pPr>
+      <w:r>
+        <w:rPr>
+          <w:highlight w:val="yellow"/>
+        </w:rPr>
         <w:t xml:space="preserve">Son </w:t>
       </w:r>
       <w:r>
+        <w:rPr>
+          <w:highlight w:val="yellow"/>
+        </w:rPr>
         <w:t>dimensionnement</w:t>
       </w:r>
       <w:r>
+        <w:rPr>
+          <w:highlight w:val="yellow"/>
+        </w:rPr>
         <w:t xml:space="preserve"> sera le suivant : </w:t>
       </w:r>
     </w:p>
@@ -24172,6 +23851,7 @@
       <w:pPr>
         <w:rPr>
           <w:rFonts w:ascii="Cambria Math" w:hAnsi="Cambria Math"/>
+          <w:highlight w:val="yellow"/>
           <w:oMath/>
         </w:rPr>
       </w:pPr>
@@ -24183,6 +23863,7 @@
                 <w:rPr>
                   <w:rFonts w:ascii="Cambria Math" w:hAnsi="Cambria Math"/>
                   <w:i/>
+                  <w:highlight w:val="yellow"/>
                 </w:rPr>
               </m:ctrlPr>
             </m:sSubPr>
@@ -24190,6 +23871,7 @@
               <m:r>
                 <w:rPr>
                   <w:rFonts w:ascii="Cambria Math" w:hAnsi="Cambria Math"/>
+                  <w:highlight w:val="yellow"/>
                 </w:rPr>
                 <m:t>R</m:t>
               </m:r>
@@ -24201,6 +23883,7 @@
                 </m:rPr>
                 <w:rPr>
                   <w:rFonts w:ascii="Cambria Math" w:hAnsi="Cambria Math"/>
+                  <w:highlight w:val="yellow"/>
                 </w:rPr>
                 <m:t>théorie</m:t>
               </m:r>
@@ -24209,6 +23892,7 @@
           <m:r>
             <w:rPr>
               <w:rFonts w:ascii="Cambria Math" w:hAnsi="Cambria Math"/>
+              <w:highlight w:val="yellow"/>
             </w:rPr>
             <m:t>=</m:t>
           </m:r>
@@ -24217,6 +23901,7 @@
               <m:ctrlPr>
                 <w:rPr>
                   <w:rFonts w:ascii="Cambria Math" w:hAnsi="Cambria Math"/>
+                  <w:highlight w:val="yellow"/>
                 </w:rPr>
               </m:ctrlPr>
             </m:fPr>
@@ -24227,6 +23912,7 @@
                     <w:rPr>
                       <w:rFonts w:ascii="Cambria Math" w:hAnsi="Cambria Math"/>
                       <w:i/>
+                      <w:highlight w:val="yellow"/>
                     </w:rPr>
                   </m:ctrlPr>
                 </m:sSubPr>
@@ -24234,6 +23920,7 @@
                   <m:r>
                     <w:rPr>
                       <w:rFonts w:ascii="Cambria Math" w:hAnsi="Cambria Math"/>
+                      <w:highlight w:val="yellow"/>
                     </w:rPr>
                     <m:t>V</m:t>
                   </m:r>
@@ -24245,6 +23932,7 @@
                     </m:rPr>
                     <w:rPr>
                       <w:rFonts w:ascii="Cambria Math" w:hAnsi="Cambria Math"/>
+                      <w:highlight w:val="yellow"/>
                     </w:rPr>
                     <m:t>cc</m:t>
                   </m:r>
@@ -24253,6 +23941,7 @@
               <m:r>
                 <w:rPr>
                   <w:rFonts w:ascii="Cambria Math" w:hAnsi="Cambria Math"/>
+                  <w:highlight w:val="yellow"/>
                 </w:rPr>
                 <m:t>-</m:t>
               </m:r>
@@ -24262,6 +23951,7 @@
                     <w:rPr>
                       <w:rFonts w:ascii="Cambria Math" w:hAnsi="Cambria Math"/>
                       <w:i/>
+                      <w:highlight w:val="yellow"/>
                     </w:rPr>
                   </m:ctrlPr>
                 </m:sSubPr>
@@ -24269,6 +23959,7 @@
                   <m:r>
                     <w:rPr>
                       <w:rFonts w:ascii="Cambria Math" w:hAnsi="Cambria Math"/>
+                      <w:highlight w:val="yellow"/>
                     </w:rPr>
                     <m:t>V</m:t>
                   </m:r>
@@ -24280,6 +23971,7 @@
                     </m:rPr>
                     <w:rPr>
                       <w:rFonts w:ascii="Cambria Math" w:hAnsi="Cambria Math"/>
+                      <w:highlight w:val="yellow"/>
                     </w:rPr>
                     <m:t>f</m:t>
                   </m:r>
@@ -24288,6 +23980,7 @@
               <m:r>
                 <w:rPr>
                   <w:rFonts w:ascii="Cambria Math" w:hAnsi="Cambria Math"/>
+                  <w:highlight w:val="yellow"/>
                 </w:rPr>
                 <m:t>-</m:t>
               </m:r>
@@ -24297,6 +23990,7 @@
                     <w:rPr>
                       <w:rFonts w:ascii="Cambria Math" w:hAnsi="Cambria Math"/>
                       <w:i/>
+                      <w:highlight w:val="yellow"/>
                     </w:rPr>
                   </m:ctrlPr>
                 </m:sSubPr>
@@ -24304,6 +23998,7 @@
                   <m:r>
                     <w:rPr>
                       <w:rFonts w:ascii="Cambria Math" w:hAnsi="Cambria Math"/>
+                      <w:highlight w:val="yellow"/>
                     </w:rPr>
                     <m:t>V</m:t>
                   </m:r>
@@ -24315,6 +24010,7 @@
                     </m:rPr>
                     <w:rPr>
                       <w:rFonts w:ascii="Cambria Math" w:hAnsi="Cambria Math"/>
+                      <w:highlight w:val="yellow"/>
                     </w:rPr>
                     <m:t>OL</m:t>
                   </m:r>
@@ -24324,6 +24020,7 @@
                 <w:rPr>
                   <w:rFonts w:ascii="Cambria Math" w:hAnsi="Cambria Math"/>
                   <w:i/>
+                  <w:highlight w:val="yellow"/>
                 </w:rPr>
               </m:ctrlPr>
             </m:num>
@@ -24334,6 +24031,7 @@
                     <w:rPr>
                       <w:rFonts w:ascii="Cambria Math" w:hAnsi="Cambria Math"/>
                       <w:i/>
+                      <w:highlight w:val="yellow"/>
                     </w:rPr>
                   </m:ctrlPr>
                 </m:sSubPr>
@@ -24341,6 +24039,7 @@
                   <m:r>
                     <w:rPr>
                       <w:rFonts w:ascii="Cambria Math" w:hAnsi="Cambria Math"/>
+                      <w:highlight w:val="yellow"/>
                     </w:rPr>
                     <m:t>I</m:t>
                   </m:r>
@@ -24352,6 +24051,7 @@
                     </m:rPr>
                     <w:rPr>
                       <w:rFonts w:ascii="Cambria Math" w:hAnsi="Cambria Math"/>
+                      <w:highlight w:val="yellow"/>
                     </w:rPr>
                     <m:t>cible</m:t>
                   </m:r>
@@ -24361,6 +24061,7 @@
                 <w:rPr>
                   <w:rFonts w:ascii="Cambria Math" w:hAnsi="Cambria Math"/>
                   <w:i/>
+                  <w:highlight w:val="yellow"/>
                 </w:rPr>
               </m:ctrlPr>
             </m:den>
@@ -24368,6 +24069,7 @@
           <m:r>
             <w:rPr>
               <w:rFonts w:ascii="Cambria Math" w:hAnsi="Cambria Math"/>
+              <w:highlight w:val="yellow"/>
             </w:rPr>
             <m:t>=</m:t>
           </m:r>
@@ -24376,6 +24078,7 @@
               <m:ctrlPr>
                 <w:rPr>
                   <w:rFonts w:ascii="Cambria Math" w:hAnsi="Cambria Math"/>
+                  <w:highlight w:val="yellow"/>
                 </w:rPr>
               </m:ctrlPr>
             </m:fPr>
@@ -24383,6 +24086,7 @@
               <m:r>
                 <w:rPr>
                   <w:rFonts w:ascii="Cambria Math" w:hAnsi="Cambria Math"/>
+                  <w:highlight w:val="yellow"/>
                 </w:rPr>
                 <m:t>3.3-2.1-0.2</m:t>
               </m:r>
@@ -24390,6 +24094,7 @@
                 <w:rPr>
                   <w:rFonts w:ascii="Cambria Math" w:hAnsi="Cambria Math"/>
                   <w:i/>
+                  <w:highlight w:val="yellow"/>
                 </w:rPr>
               </m:ctrlPr>
             </m:num>
@@ -24397,6 +24102,7 @@
               <m:r>
                 <w:rPr>
                   <w:rFonts w:ascii="Cambria Math" w:hAnsi="Cambria Math"/>
+                  <w:highlight w:val="yellow"/>
                 </w:rPr>
                 <m:t>0.002</m:t>
               </m:r>
@@ -24404,6 +24110,7 @@
                 <w:rPr>
                   <w:rFonts w:ascii="Cambria Math" w:hAnsi="Cambria Math"/>
                   <w:i/>
+                  <w:highlight w:val="yellow"/>
                 </w:rPr>
               </m:ctrlPr>
             </m:den>
@@ -24411,6 +24118,7 @@
           <m:r>
             <w:rPr>
               <w:rFonts w:ascii="Cambria Math" w:hAnsi="Cambria Math"/>
+              <w:highlight w:val="yellow"/>
             </w:rPr>
             <m:t>=500.00</m:t>
           </m:r>
@@ -24422,6 +24130,7 @@
                 <w:rPr>
                   <w:rFonts w:ascii="Cambria Math" w:hAnsi="Cambria Math"/>
                   <w:i/>
+                  <w:highlight w:val="yellow"/>
                 </w:rPr>
               </m:ctrlPr>
             </m:dPr>
@@ -24432,6 +24141,7 @@
                 </m:rPr>
                 <w:rPr>
                   <w:rFonts w:ascii="Cambria Math" w:hAnsi="Cambria Math"/>
+                  <w:highlight w:val="yellow"/>
                 </w:rPr>
                 <m:t>Ω</m:t>
               </m:r>
@@ -24443,12 +24153,14 @@
             </m:rPr>
             <w:rPr>
               <w:rFonts w:ascii="Cambria Math" w:hAnsi="Cambria Math"/>
+              <w:highlight w:val="yellow"/>
             </w:rPr>
             <m:t>→</m:t>
           </m:r>
           <m:r>
             <w:rPr>
               <w:rFonts w:ascii="Cambria Math" w:hAnsi="Cambria Math"/>
+              <w:highlight w:val="yellow"/>
             </w:rPr>
             <m:t>560</m:t>
           </m:r>
@@ -24460,6 +24172,7 @@
                 <w:rPr>
                   <w:rFonts w:ascii="Cambria Math" w:hAnsi="Cambria Math"/>
                   <w:i/>
+                  <w:highlight w:val="yellow"/>
                 </w:rPr>
               </m:ctrlPr>
             </m:dPr>
@@ -24470,6 +24183,7 @@
                 </m:rPr>
                 <w:rPr>
                   <w:rFonts w:ascii="Cambria Math" w:hAnsi="Cambria Math"/>
+                  <w:highlight w:val="yellow"/>
                 </w:rPr>
                 <m:t>Ω</m:t>
               </m:r>
@@ -24482,6 +24196,7 @@
       <w:pPr>
         <w:rPr>
           <w:rFonts w:ascii="Cambria Math" w:hAnsi="Cambria Math"/>
+          <w:highlight w:val="yellow"/>
           <w:oMath/>
         </w:rPr>
       </w:pPr>
@@ -24490,6 +24205,7 @@
       <w:pPr>
         <w:rPr>
           <w:rFonts w:ascii="Cambria Math" w:hAnsi="Cambria Math"/>
+          <w:highlight w:val="yellow"/>
           <w:oMath/>
         </w:rPr>
       </w:pPr>
@@ -24501,6 +24217,7 @@
                 <w:rPr>
                   <w:rFonts w:ascii="Cambria Math" w:hAnsi="Cambria Math"/>
                   <w:i/>
+                  <w:highlight w:val="yellow"/>
                 </w:rPr>
               </m:ctrlPr>
             </m:sSubPr>
@@ -24508,6 +24225,7 @@
               <m:r>
                 <w:rPr>
                   <w:rFonts w:ascii="Cambria Math" w:hAnsi="Cambria Math"/>
+                  <w:highlight w:val="yellow"/>
                 </w:rPr>
                 <m:t>I</m:t>
               </m:r>
@@ -24519,6 +24237,7 @@
                 </m:rPr>
                 <w:rPr>
                   <w:rFonts w:ascii="Cambria Math" w:hAnsi="Cambria Math"/>
+                  <w:highlight w:val="yellow"/>
                 </w:rPr>
                 <m:t>réel</m:t>
               </m:r>
@@ -24527,6 +24246,7 @@
           <m:r>
             <w:rPr>
               <w:rFonts w:ascii="Cambria Math" w:hAnsi="Cambria Math"/>
+              <w:highlight w:val="yellow"/>
             </w:rPr>
             <m:t>=</m:t>
           </m:r>
@@ -24535,6 +24255,7 @@
               <m:ctrlPr>
                 <w:rPr>
                   <w:rFonts w:ascii="Cambria Math" w:hAnsi="Cambria Math"/>
+                  <w:highlight w:val="yellow"/>
                 </w:rPr>
               </m:ctrlPr>
             </m:fPr>
@@ -24545,6 +24266,7 @@
                     <w:rPr>
                       <w:rFonts w:ascii="Cambria Math" w:hAnsi="Cambria Math"/>
                       <w:i/>
+                      <w:highlight w:val="yellow"/>
                     </w:rPr>
                   </m:ctrlPr>
                 </m:sSubPr>
@@ -24552,6 +24274,7 @@
                   <m:r>
                     <w:rPr>
                       <w:rFonts w:ascii="Cambria Math" w:hAnsi="Cambria Math"/>
+                      <w:highlight w:val="yellow"/>
                     </w:rPr>
                     <m:t>V</m:t>
                   </m:r>
@@ -24563,6 +24286,7 @@
                     </m:rPr>
                     <w:rPr>
                       <w:rFonts w:ascii="Cambria Math" w:hAnsi="Cambria Math"/>
+                      <w:highlight w:val="yellow"/>
                     </w:rPr>
                     <m:t>cc</m:t>
                   </m:r>
@@ -24571,6 +24295,7 @@
               <m:r>
                 <w:rPr>
                   <w:rFonts w:ascii="Cambria Math" w:hAnsi="Cambria Math"/>
+                  <w:highlight w:val="yellow"/>
                 </w:rPr>
                 <m:t>-</m:t>
               </m:r>
@@ -24580,6 +24305,7 @@
                     <w:rPr>
                       <w:rFonts w:ascii="Cambria Math" w:hAnsi="Cambria Math"/>
                       <w:i/>
+                      <w:highlight w:val="yellow"/>
                     </w:rPr>
                   </m:ctrlPr>
                 </m:sSubPr>
@@ -24587,6 +24313,7 @@
                   <m:r>
                     <w:rPr>
                       <w:rFonts w:ascii="Cambria Math" w:hAnsi="Cambria Math"/>
+                      <w:highlight w:val="yellow"/>
                     </w:rPr>
                     <m:t>V</m:t>
                   </m:r>
@@ -24598,6 +24325,7 @@
                     </m:rPr>
                     <w:rPr>
                       <w:rFonts w:ascii="Cambria Math" w:hAnsi="Cambria Math"/>
+                      <w:highlight w:val="yellow"/>
                     </w:rPr>
                     <m:t>f</m:t>
                   </m:r>
@@ -24606,6 +24334,7 @@
               <m:r>
                 <w:rPr>
                   <w:rFonts w:ascii="Cambria Math" w:hAnsi="Cambria Math"/>
+                  <w:highlight w:val="yellow"/>
                 </w:rPr>
                 <m:t>-</m:t>
               </m:r>
@@ -24615,6 +24344,7 @@
                     <w:rPr>
                       <w:rFonts w:ascii="Cambria Math" w:hAnsi="Cambria Math"/>
                       <w:i/>
+                      <w:highlight w:val="yellow"/>
                     </w:rPr>
                   </m:ctrlPr>
                 </m:sSubPr>
@@ -24622,6 +24352,7 @@
                   <m:r>
                     <w:rPr>
                       <w:rFonts w:ascii="Cambria Math" w:hAnsi="Cambria Math"/>
+                      <w:highlight w:val="yellow"/>
                     </w:rPr>
                     <m:t>V</m:t>
                   </m:r>
@@ -24633,6 +24364,7 @@
                     </m:rPr>
                     <w:rPr>
                       <w:rFonts w:ascii="Cambria Math" w:hAnsi="Cambria Math"/>
+                      <w:highlight w:val="yellow"/>
                     </w:rPr>
                     <m:t>OL</m:t>
                   </m:r>
@@ -24642,6 +24374,7 @@
                 <w:rPr>
                   <w:rFonts w:ascii="Cambria Math" w:hAnsi="Cambria Math"/>
                   <w:i/>
+                  <w:highlight w:val="yellow"/>
                 </w:rPr>
               </m:ctrlPr>
             </m:num>
@@ -24652,6 +24385,7 @@
                     <w:rPr>
                       <w:rFonts w:ascii="Cambria Math" w:hAnsi="Cambria Math"/>
                       <w:i/>
+                      <w:highlight w:val="yellow"/>
                     </w:rPr>
                   </m:ctrlPr>
                 </m:sSubPr>
@@ -24659,6 +24393,7 @@
                   <m:r>
                     <w:rPr>
                       <w:rFonts w:ascii="Cambria Math" w:hAnsi="Cambria Math"/>
+                      <w:highlight w:val="yellow"/>
                     </w:rPr>
                     <m:t>R</m:t>
                   </m:r>
@@ -24670,6 +24405,7 @@
                     </m:rPr>
                     <w:rPr>
                       <w:rFonts w:ascii="Cambria Math" w:hAnsi="Cambria Math"/>
+                      <w:highlight w:val="yellow"/>
                     </w:rPr>
                     <m:t>E12</m:t>
                   </m:r>
@@ -24679,6 +24415,7 @@
                 <w:rPr>
                   <w:rFonts w:ascii="Cambria Math" w:hAnsi="Cambria Math"/>
                   <w:i/>
+                  <w:highlight w:val="yellow"/>
                 </w:rPr>
               </m:ctrlPr>
             </m:den>
@@ -24686,6 +24423,7 @@
           <m:r>
             <w:rPr>
               <w:rFonts w:ascii="Cambria Math" w:hAnsi="Cambria Math"/>
+              <w:highlight w:val="yellow"/>
             </w:rPr>
             <m:t>=</m:t>
           </m:r>
@@ -24694,6 +24432,7 @@
               <m:ctrlPr>
                 <w:rPr>
                   <w:rFonts w:ascii="Cambria Math" w:hAnsi="Cambria Math"/>
+                  <w:highlight w:val="yellow"/>
                 </w:rPr>
               </m:ctrlPr>
             </m:fPr>
@@ -24701,6 +24440,7 @@
               <m:r>
                 <w:rPr>
                   <w:rFonts w:ascii="Cambria Math" w:hAnsi="Cambria Math"/>
+                  <w:highlight w:val="yellow"/>
                 </w:rPr>
                 <m:t>3.3-2.1-0.2</m:t>
               </m:r>
@@ -24708,6 +24448,7 @@
                 <w:rPr>
                   <w:rFonts w:ascii="Cambria Math" w:hAnsi="Cambria Math"/>
                   <w:i/>
+                  <w:highlight w:val="yellow"/>
                 </w:rPr>
               </m:ctrlPr>
             </m:num>
@@ -24715,6 +24456,7 @@
               <m:r>
                 <w:rPr>
                   <w:rFonts w:ascii="Cambria Math" w:hAnsi="Cambria Math"/>
+                  <w:highlight w:val="yellow"/>
                 </w:rPr>
                 <m:t>560</m:t>
               </m:r>
@@ -24722,6 +24464,7 @@
                 <w:rPr>
                   <w:rFonts w:ascii="Cambria Math" w:hAnsi="Cambria Math"/>
                   <w:i/>
+                  <w:highlight w:val="yellow"/>
                 </w:rPr>
               </m:ctrlPr>
             </m:den>
@@ -24729,6 +24472,7 @@
           <m:r>
             <w:rPr>
               <w:rFonts w:ascii="Cambria Math" w:hAnsi="Cambria Math"/>
+              <w:highlight w:val="yellow"/>
             </w:rPr>
             <m:t>=0.001964</m:t>
           </m:r>
@@ -24740,6 +24484,7 @@
                 <w:rPr>
                   <w:rFonts w:ascii="Cambria Math" w:hAnsi="Cambria Math"/>
                   <w:i/>
+                  <w:highlight w:val="yellow"/>
                 </w:rPr>
               </m:ctrlPr>
             </m:dPr>
@@ -24750,6 +24495,7 @@
                 </m:rPr>
                 <w:rPr>
                   <w:rFonts w:ascii="Cambria Math" w:hAnsi="Cambria Math"/>
+                  <w:highlight w:val="yellow"/>
                 </w:rPr>
                 <m:t>A</m:t>
               </m:r>
@@ -24762,6 +24508,7 @@
       <w:pPr>
         <w:rPr>
           <w:rFonts w:ascii="Cambria Math" w:hAnsi="Cambria Math"/>
+          <w:highlight w:val="yellow"/>
           <w:oMath/>
         </w:rPr>
       </w:pPr>
@@ -24770,6 +24517,7 @@
       <w:pPr>
         <w:rPr>
           <w:rFonts w:ascii="Cambria Math" w:hAnsi="Cambria Math"/>
+          <w:highlight w:val="yellow"/>
           <w:oMath/>
         </w:rPr>
       </w:pPr>
@@ -24781,6 +24529,7 @@
                 <w:rPr>
                   <w:rFonts w:ascii="Cambria Math" w:hAnsi="Cambria Math"/>
                   <w:i/>
+                  <w:highlight w:val="yellow"/>
                 </w:rPr>
               </m:ctrlPr>
             </m:sSubPr>
@@ -24788,6 +24537,7 @@
               <m:r>
                 <w:rPr>
                   <w:rFonts w:ascii="Cambria Math" w:hAnsi="Cambria Math"/>
+                  <w:highlight w:val="yellow"/>
                 </w:rPr>
                 <m:t>P</m:t>
               </m:r>
@@ -24796,6 +24546,7 @@
               <m:r>
                 <w:rPr>
                   <w:rFonts w:ascii="Cambria Math" w:hAnsi="Cambria Math"/>
+                  <w:highlight w:val="yellow"/>
                 </w:rPr>
                 <m:t>R</m:t>
               </m:r>
@@ -24804,6 +24555,7 @@
           <m:r>
             <w:rPr>
               <w:rFonts w:ascii="Cambria Math" w:hAnsi="Cambria Math"/>
+              <w:highlight w:val="yellow"/>
             </w:rPr>
             <m:t>=</m:t>
           </m:r>
@@ -24813,6 +24565,7 @@
                 <w:rPr>
                   <w:rFonts w:ascii="Cambria Math" w:hAnsi="Cambria Math"/>
                   <w:i/>
+                  <w:highlight w:val="yellow"/>
                 </w:rPr>
               </m:ctrlPr>
             </m:sSubPr>
@@ -24820,6 +24573,7 @@
               <m:r>
                 <w:rPr>
                   <w:rFonts w:ascii="Cambria Math" w:hAnsi="Cambria Math"/>
+                  <w:highlight w:val="yellow"/>
                 </w:rPr>
                 <m:t>I</m:t>
               </m:r>
@@ -24831,6 +24585,7 @@
                 </m:rPr>
                 <w:rPr>
                   <w:rFonts w:ascii="Cambria Math" w:hAnsi="Cambria Math"/>
+                  <w:highlight w:val="yellow"/>
                 </w:rPr>
                 <m:t>réel</m:t>
               </m:r>
@@ -24842,6 +24597,7 @@
             </m:rPr>
             <w:rPr>
               <w:rFonts w:ascii="Cambria Math" w:hAnsi="Cambria Math"/>
+              <w:highlight w:val="yellow"/>
             </w:rPr>
             <m:t>⋅</m:t>
           </m:r>
@@ -24851,6 +24607,7 @@
                 <w:rPr>
                   <w:rFonts w:ascii="Cambria Math" w:hAnsi="Cambria Math"/>
                   <w:i/>
+                  <w:highlight w:val="yellow"/>
                 </w:rPr>
               </m:ctrlPr>
             </m:sSubPr>
@@ -24858,12 +24615,14 @@
               <m:r>
                 <w:rPr>
                   <w:rFonts w:ascii="Cambria Math" w:hAnsi="Cambria Math"/>
+                  <w:highlight w:val="yellow"/>
                 </w:rPr>
                 <m:t>I</m:t>
               </m:r>
               <m:ctrlPr>
                 <w:rPr>
                   <w:rFonts w:ascii="Cambria Math" w:hAnsi="Cambria Math"/>
+                  <w:highlight w:val="yellow"/>
                 </w:rPr>
               </m:ctrlPr>
             </m:e>
@@ -24874,6 +24633,7 @@
                 </m:rPr>
                 <w:rPr>
                   <w:rFonts w:ascii="Cambria Math" w:hAnsi="Cambria Math"/>
+                  <w:highlight w:val="yellow"/>
                 </w:rPr>
                 <m:t>réel</m:t>
               </m:r>
@@ -24885,6 +24645,7 @@
             </m:rPr>
             <w:rPr>
               <w:rFonts w:ascii="Cambria Math" w:hAnsi="Cambria Math"/>
+              <w:highlight w:val="yellow"/>
             </w:rPr>
             <m:t>⋅</m:t>
           </m:r>
@@ -24894,6 +24655,7 @@
                 <w:rPr>
                   <w:rFonts w:ascii="Cambria Math" w:hAnsi="Cambria Math"/>
                   <w:i/>
+                  <w:highlight w:val="yellow"/>
                 </w:rPr>
               </m:ctrlPr>
             </m:sSubPr>
@@ -24901,12 +24663,14 @@
               <m:r>
                 <w:rPr>
                   <w:rFonts w:ascii="Cambria Math" w:hAnsi="Cambria Math"/>
+                  <w:highlight w:val="yellow"/>
                 </w:rPr>
                 <m:t>R</m:t>
               </m:r>
               <m:ctrlPr>
                 <w:rPr>
                   <w:rFonts w:ascii="Cambria Math" w:hAnsi="Cambria Math"/>
+                  <w:highlight w:val="yellow"/>
                 </w:rPr>
               </m:ctrlPr>
             </m:e>
@@ -24917,6 +24681,7 @@
                 </m:rPr>
                 <w:rPr>
                   <w:rFonts w:ascii="Cambria Math" w:hAnsi="Cambria Math"/>
+                  <w:highlight w:val="yellow"/>
                 </w:rPr>
                 <m:t>E12</m:t>
               </m:r>
@@ -24925,6 +24690,7 @@
           <m:r>
             <w:rPr>
               <w:rFonts w:ascii="Cambria Math" w:hAnsi="Cambria Math"/>
+              <w:highlight w:val="yellow"/>
             </w:rPr>
             <m:t>=0.001964</m:t>
           </m:r>
@@ -24934,12 +24700,14 @@
             </m:rPr>
             <w:rPr>
               <w:rFonts w:ascii="Cambria Math" w:hAnsi="Cambria Math"/>
+              <w:highlight w:val="yellow"/>
             </w:rPr>
             <m:t>⋅</m:t>
           </m:r>
           <m:r>
             <w:rPr>
               <w:rFonts w:ascii="Cambria Math" w:hAnsi="Cambria Math"/>
+              <w:highlight w:val="yellow"/>
             </w:rPr>
             <m:t>0.001964</m:t>
           </m:r>
@@ -24949,12 +24717,14 @@
             </m:rPr>
             <w:rPr>
               <w:rFonts w:ascii="Cambria Math" w:hAnsi="Cambria Math"/>
+              <w:highlight w:val="yellow"/>
             </w:rPr>
             <m:t>⋅</m:t>
           </m:r>
           <m:r>
             <w:rPr>
               <w:rFonts w:ascii="Cambria Math" w:hAnsi="Cambria Math"/>
+              <w:highlight w:val="yellow"/>
             </w:rPr>
             <m:t>560=0.00216</m:t>
           </m:r>
@@ -24966,6 +24736,7 @@
                 <w:rPr>
                   <w:rFonts w:ascii="Cambria Math" w:hAnsi="Cambria Math"/>
                   <w:i/>
+                  <w:highlight w:val="yellow"/>
                 </w:rPr>
               </m:ctrlPr>
             </m:dPr>
@@ -24976,6 +24747,7 @@
                 </m:rPr>
                 <w:rPr>
                   <w:rFonts w:ascii="Cambria Math" w:hAnsi="Cambria Math"/>
+                  <w:highlight w:val="yellow"/>
                 </w:rPr>
                 <m:t>W</m:t>
               </m:r>
@@ -24988,6 +24760,7 @@
       <w:pPr>
         <w:rPr>
           <w:rFonts w:ascii="Cambria Math" w:hAnsi="Cambria Math"/>
+          <w:highlight w:val="yellow"/>
           <w:oMath/>
         </w:rPr>
       </w:pPr>
@@ -24996,6 +24769,7 @@
       <w:pPr>
         <w:rPr>
           <w:rFonts w:ascii="Cambria Math" w:hAnsi="Cambria Math"/>
+          <w:highlight w:val="yellow"/>
           <w:lang w:val="en-US"/>
           <w:oMath/>
         </w:rPr>
@@ -25008,6 +24782,7 @@
                 <w:rPr>
                   <w:rFonts w:ascii="Cambria Math" w:hAnsi="Cambria Math"/>
                   <w:i/>
+                  <w:highlight w:val="yellow"/>
                 </w:rPr>
               </m:ctrlPr>
             </m:sSubPr>
@@ -25015,6 +24790,7 @@
               <m:r>
                 <w:rPr>
                   <w:rFonts w:ascii="Cambria Math" w:hAnsi="Cambria Math"/>
+                  <w:highlight w:val="yellow"/>
                 </w:rPr>
                 <m:t>P</m:t>
               </m:r>
@@ -25026,6 +24802,7 @@
                 </m:rPr>
                 <w:rPr>
                   <w:rFonts w:ascii="Cambria Math" w:hAnsi="Cambria Math"/>
+                  <w:highlight w:val="yellow"/>
                   <w:lang w:val="en-US"/>
                 </w:rPr>
                 <m:t>LED</m:t>
@@ -25035,6 +24812,7 @@
           <m:r>
             <w:rPr>
               <w:rFonts w:ascii="Cambria Math" w:hAnsi="Cambria Math"/>
+              <w:highlight w:val="yellow"/>
               <w:lang w:val="en-US"/>
             </w:rPr>
             <m:t>=</m:t>
@@ -25045,6 +24823,7 @@
                 <w:rPr>
                   <w:rFonts w:ascii="Cambria Math" w:hAnsi="Cambria Math"/>
                   <w:i/>
+                  <w:highlight w:val="yellow"/>
                 </w:rPr>
               </m:ctrlPr>
             </m:sSubPr>
@@ -25052,6 +24831,7 @@
               <m:r>
                 <w:rPr>
                   <w:rFonts w:ascii="Cambria Math" w:hAnsi="Cambria Math"/>
+                  <w:highlight w:val="yellow"/>
                 </w:rPr>
                 <m:t>V</m:t>
               </m:r>
@@ -25063,6 +24843,7 @@
                 </m:rPr>
                 <w:rPr>
                   <w:rFonts w:ascii="Cambria Math" w:hAnsi="Cambria Math"/>
+                  <w:highlight w:val="yellow"/>
                   <w:lang w:val="en-US"/>
                 </w:rPr>
                 <m:t>f</m:t>
@@ -25075,6 +24856,7 @@
             </m:rPr>
             <w:rPr>
               <w:rFonts w:ascii="Cambria Math" w:hAnsi="Cambria Math"/>
+              <w:highlight w:val="yellow"/>
               <w:lang w:val="en-US"/>
             </w:rPr>
             <m:t>⋅</m:t>
@@ -25085,6 +24867,7 @@
                 <w:rPr>
                   <w:rFonts w:ascii="Cambria Math" w:hAnsi="Cambria Math"/>
                   <w:i/>
+                  <w:highlight w:val="yellow"/>
                 </w:rPr>
               </m:ctrlPr>
             </m:sSubPr>
@@ -25092,12 +24875,14 @@
               <m:r>
                 <w:rPr>
                   <w:rFonts w:ascii="Cambria Math" w:hAnsi="Cambria Math"/>
+                  <w:highlight w:val="yellow"/>
                 </w:rPr>
                 <m:t>I</m:t>
               </m:r>
               <m:ctrlPr>
                 <w:rPr>
                   <w:rFonts w:ascii="Cambria Math" w:hAnsi="Cambria Math"/>
+                  <w:highlight w:val="yellow"/>
                 </w:rPr>
               </m:ctrlPr>
             </m:e>
@@ -25108,6 +24893,7 @@
                 </m:rPr>
                 <w:rPr>
                   <w:rFonts w:ascii="Cambria Math" w:hAnsi="Cambria Math"/>
+                  <w:highlight w:val="yellow"/>
                   <w:lang w:val="en-US"/>
                 </w:rPr>
                 <m:t>réel</m:t>
@@ -25117,6 +24903,7 @@
           <m:r>
             <w:rPr>
               <w:rFonts w:ascii="Cambria Math" w:hAnsi="Cambria Math"/>
+              <w:highlight w:val="yellow"/>
               <w:lang w:val="en-US"/>
             </w:rPr>
             <m:t>=2.1</m:t>
@@ -25127,6 +24914,7 @@
             </m:rPr>
             <w:rPr>
               <w:rFonts w:ascii="Cambria Math" w:hAnsi="Cambria Math"/>
+              <w:highlight w:val="yellow"/>
               <w:lang w:val="en-US"/>
             </w:rPr>
             <m:t>⋅</m:t>
@@ -25134,6 +24922,7 @@
           <m:r>
             <w:rPr>
               <w:rFonts w:ascii="Cambria Math" w:hAnsi="Cambria Math"/>
+              <w:highlight w:val="yellow"/>
               <w:lang w:val="en-US"/>
             </w:rPr>
             <m:t>0.001964=0.00412</m:t>
@@ -25146,6 +24935,7 @@
                 <w:rPr>
                   <w:rFonts w:ascii="Cambria Math" w:hAnsi="Cambria Math"/>
                   <w:i/>
+                  <w:highlight w:val="yellow"/>
                 </w:rPr>
               </m:ctrlPr>
             </m:dPr>
@@ -25156,6 +24946,7 @@
                 </m:rPr>
                 <w:rPr>
                   <w:rFonts w:ascii="Cambria Math" w:hAnsi="Cambria Math"/>
+                  <w:highlight w:val="yellow"/>
                   <w:lang w:val="en-US"/>
                 </w:rPr>
                 <m:t>W</m:t>
@@ -25169,6 +24960,7 @@
       <w:pPr>
         <w:rPr>
           <w:rFonts w:ascii="Cambria Math" w:hAnsi="Cambria Math"/>
+          <w:highlight w:val="yellow"/>
           <w:lang w:val="en-US"/>
           <w:oMath/>
         </w:rPr>
@@ -25189,6 +24981,7 @@
                 <w:rPr>
                   <w:rFonts w:ascii="Cambria Math" w:hAnsi="Cambria Math"/>
                   <w:i/>
+                  <w:highlight w:val="yellow"/>
                 </w:rPr>
               </m:ctrlPr>
             </m:sSubPr>
@@ -25196,6 +24989,7 @@
               <m:r>
                 <w:rPr>
                   <w:rFonts w:ascii="Cambria Math" w:hAnsi="Cambria Math"/>
+                  <w:highlight w:val="yellow"/>
                 </w:rPr>
                 <m:t>P</m:t>
               </m:r>
@@ -25207,6 +25001,7 @@
                 </m:rPr>
                 <w:rPr>
                   <w:rFonts w:ascii="Cambria Math" w:hAnsi="Cambria Math"/>
+                  <w:highlight w:val="yellow"/>
                 </w:rPr>
                 <m:t>GPIO</m:t>
               </m:r>
@@ -25215,6 +25010,7 @@
           <m:r>
             <w:rPr>
               <w:rFonts w:ascii="Cambria Math" w:hAnsi="Cambria Math"/>
+              <w:highlight w:val="yellow"/>
             </w:rPr>
             <m:t>=</m:t>
           </m:r>
@@ -25224,6 +25020,7 @@
                 <w:rPr>
                   <w:rFonts w:ascii="Cambria Math" w:hAnsi="Cambria Math"/>
                   <w:i/>
+                  <w:highlight w:val="yellow"/>
                 </w:rPr>
               </m:ctrlPr>
             </m:sSubPr>
@@ -25231,6 +25028,7 @@
               <m:r>
                 <w:rPr>
                   <w:rFonts w:ascii="Cambria Math" w:hAnsi="Cambria Math"/>
+                  <w:highlight w:val="yellow"/>
                 </w:rPr>
                 <m:t>V</m:t>
               </m:r>
@@ -25242,6 +25040,7 @@
                 </m:rPr>
                 <w:rPr>
                   <w:rFonts w:ascii="Cambria Math" w:hAnsi="Cambria Math"/>
+                  <w:highlight w:val="yellow"/>
                 </w:rPr>
                 <m:t>OL</m:t>
               </m:r>
@@ -25253,6 +25052,7 @@
             </m:rPr>
             <w:rPr>
               <w:rFonts w:ascii="Cambria Math" w:hAnsi="Cambria Math"/>
+              <w:highlight w:val="yellow"/>
             </w:rPr>
             <m:t>⋅</m:t>
           </m:r>
@@ -25262,6 +25062,7 @@
                 <w:rPr>
                   <w:rFonts w:ascii="Cambria Math" w:hAnsi="Cambria Math"/>
                   <w:i/>
+                  <w:highlight w:val="yellow"/>
                 </w:rPr>
               </m:ctrlPr>
             </m:sSubPr>
@@ -25269,12 +25070,14 @@
               <m:r>
                 <w:rPr>
                   <w:rFonts w:ascii="Cambria Math" w:hAnsi="Cambria Math"/>
+                  <w:highlight w:val="yellow"/>
                 </w:rPr>
                 <m:t>I</m:t>
               </m:r>
               <m:ctrlPr>
                 <w:rPr>
                   <w:rFonts w:ascii="Cambria Math" w:hAnsi="Cambria Math"/>
+                  <w:highlight w:val="yellow"/>
                 </w:rPr>
               </m:ctrlPr>
             </m:e>
@@ -25285,6 +25088,7 @@
                 </m:rPr>
                 <w:rPr>
                   <w:rFonts w:ascii="Cambria Math" w:hAnsi="Cambria Math"/>
+                  <w:highlight w:val="yellow"/>
                 </w:rPr>
                 <m:t>réel</m:t>
               </m:r>
@@ -25293,6 +25097,7 @@
           <m:r>
             <w:rPr>
               <w:rFonts w:ascii="Cambria Math" w:hAnsi="Cambria Math"/>
+              <w:highlight w:val="yellow"/>
             </w:rPr>
             <m:t>=0.2</m:t>
           </m:r>
@@ -25302,12 +25107,14 @@
             </m:rPr>
             <w:rPr>
               <w:rFonts w:ascii="Cambria Math" w:hAnsi="Cambria Math"/>
+              <w:highlight w:val="yellow"/>
             </w:rPr>
             <m:t>⋅</m:t>
           </m:r>
           <m:r>
             <w:rPr>
               <w:rFonts w:ascii="Cambria Math" w:hAnsi="Cambria Math"/>
+              <w:highlight w:val="yellow"/>
             </w:rPr>
             <m:t>0.001964=0.000393</m:t>
           </m:r>
@@ -25319,6 +25126,7 @@
                 <w:rPr>
                   <w:rFonts w:ascii="Cambria Math" w:hAnsi="Cambria Math"/>
                   <w:i/>
+                  <w:highlight w:val="yellow"/>
                 </w:rPr>
               </m:ctrlPr>
             </m:dPr>
@@ -25329,6 +25137,7 @@
                 </m:rPr>
                 <w:rPr>
                   <w:rFonts w:ascii="Cambria Math" w:hAnsi="Cambria Math"/>
+                  <w:highlight w:val="yellow"/>
                 </w:rPr>
                 <m:t>W</m:t>
               </m:r>
@@ -25423,26 +25232,31 @@
       <w:r>
         <w:t xml:space="preserve">Figure </w:t>
       </w:r>
-      <w:fldSimple w:instr=" SEQ Figure \* ARABIC ">
-        <w:r>
-          <w:rPr>
-            <w:noProof/>
-          </w:rPr>
-          <w:t>15</w:t>
-        </w:r>
-      </w:fldSimple>
-    </w:p>
-    <w:p>
-      <w:r>
-        <w:t xml:space="preserve">Le bouton d’alimentation assure la fonction ON/OFF du </w:t>
-      </w:r>
-      <w:proofErr w:type="spellStart"/>
-      <w:r>
-        <w:t>Compute</w:t>
-      </w:r>
-      <w:proofErr w:type="spellEnd"/>
-      <w:r>
-        <w:t xml:space="preserve"> Module 5.  </w:t>
+      <w:r>
+        <w:fldChar w:fldCharType="begin"/>
+      </w:r>
+      <w:r>
+        <w:instrText xml:space="preserve"> SEQ Figure \* ARABIC </w:instrText>
+      </w:r>
+      <w:r>
+        <w:fldChar w:fldCharType="separate"/>
+      </w:r>
+      <w:r>
+        <w:rPr>
+          <w:noProof/>
+        </w:rPr>
+        <w:t>15</w:t>
+      </w:r>
+      <w:r>
+        <w:rPr>
+          <w:noProof/>
+        </w:rPr>
+        <w:fldChar w:fldCharType="end"/>
+      </w:r>
+    </w:p>
+    <w:p>
+      <w:r>
+        <w:t xml:space="preserve">Le bouton d’alimentation assure la fonction ON/OFF du Compute Module 5.  </w:t>
       </w:r>
     </w:p>
     <w:p>
@@ -25530,29 +25344,34 @@
       <w:r>
         <w:t xml:space="preserve">Figure </w:t>
       </w:r>
-      <w:fldSimple w:instr=" SEQ Figure \* ARABIC ">
-        <w:r>
-          <w:rPr>
-            <w:noProof/>
-          </w:rPr>
-          <w:t>16</w:t>
-        </w:r>
-      </w:fldSimple>
+      <w:r>
+        <w:fldChar w:fldCharType="begin"/>
+      </w:r>
+      <w:r>
+        <w:instrText xml:space="preserve"> SEQ Figure \* ARABIC </w:instrText>
+      </w:r>
+      <w:r>
+        <w:fldChar w:fldCharType="separate"/>
+      </w:r>
+      <w:r>
+        <w:rPr>
+          <w:noProof/>
+        </w:rPr>
+        <w:t>16</w:t>
+      </w:r>
+      <w:r>
+        <w:rPr>
+          <w:noProof/>
+        </w:rPr>
+        <w:fldChar w:fldCharType="end"/>
+      </w:r>
     </w:p>
     <w:p>
       <w:r>
         <w:t>Le boitier mécanique du systèmes possède une carte de face avant supplémentaire. Cette carte nommée « Oblo base</w:t>
       </w:r>
       <w:r>
-        <w:t xml:space="preserve"> </w:t>
-      </w:r>
-      <w:proofErr w:type="spellStart"/>
-      <w:r>
-        <w:t>led</w:t>
-      </w:r>
-      <w:proofErr w:type="spellEnd"/>
-      <w:r>
-        <w:t xml:space="preserve"> » est composée </w:t>
+        <w:t xml:space="preserve"> led » est composée </w:t>
       </w:r>
       <w:r>
         <w:t xml:space="preserve">une </w:t>
@@ -25576,46 +25395,22 @@
         <w:t>Ce</w:t>
       </w:r>
       <w:r>
-        <w:t xml:space="preserve">tte </w:t>
-      </w:r>
-      <w:proofErr w:type="spellStart"/>
-      <w:r>
-        <w:t>led</w:t>
-      </w:r>
-      <w:r>
-        <w:t>s</w:t>
-      </w:r>
-      <w:proofErr w:type="spellEnd"/>
-      <w:r>
-        <w:t xml:space="preserve"> doit être commandée par le CM5 afin de donner des informations </w:t>
+        <w:t>tte led</w:t>
+      </w:r>
+      <w:r>
+        <w:t xml:space="preserve">s doit être commandée par le CM5 afin de donner des informations </w:t>
       </w:r>
       <w:r>
         <w:t xml:space="preserve">aux utilisateurs et </w:t>
       </w:r>
       <w:r>
-        <w:t xml:space="preserve">opérateurs sans que la face avant ne </w:t>
-      </w:r>
-      <w:proofErr w:type="spellStart"/>
-      <w:r>
-        <w:t>soie</w:t>
-      </w:r>
-      <w:proofErr w:type="spellEnd"/>
-      <w:r>
-        <w:t xml:space="preserve"> retirée. </w:t>
+        <w:t xml:space="preserve">opérateurs sans que la face avant ne soie retirée. </w:t>
       </w:r>
     </w:p>
     <w:p/>
     <w:p>
       <w:r>
-        <w:t xml:space="preserve">La </w:t>
-      </w:r>
-      <w:proofErr w:type="spellStart"/>
-      <w:r>
-        <w:t>led</w:t>
-      </w:r>
-      <w:proofErr w:type="spellEnd"/>
-      <w:r>
-        <w:t xml:space="preserve"> ayant </w:t>
+        <w:t xml:space="preserve">La led ayant </w:t>
       </w:r>
       <w:r>
         <w:t>une tension directe</w:t>
@@ -25630,15 +25425,7 @@
     <w:p/>
     <w:p>
       <w:r>
-        <w:t xml:space="preserve">Un courant de 20[mA] </w:t>
-      </w:r>
-      <w:proofErr w:type="spellStart"/>
-      <w:r>
-        <w:t>à</w:t>
-      </w:r>
-      <w:proofErr w:type="spellEnd"/>
-      <w:r>
-        <w:t xml:space="preserve"> été choisi pour permettre une visibilité correcte.</w:t>
+        <w:t>Un courant de 20[mA] à été choisi pour permettre une visibilité correcte.</w:t>
       </w:r>
     </w:p>
     <w:p/>
@@ -25854,14 +25641,11 @@
         <w:jc w:val="center"/>
       </w:pPr>
       <w:r>
-        <w:rPr>
-          <w:noProof/>
-        </w:rPr>
         <w:drawing>
-          <wp:inline distT="0" distB="0" distL="0" distR="0" wp14:anchorId="695FA1E4" wp14:editId="06F533FD">
-            <wp:extent cx="3363215" cy="2704954"/>
-            <wp:effectExtent l="0" t="0" r="0" b="0"/>
-            <wp:docPr id="20" name="Image 20"/>
+          <wp:inline distT="0" distB="0" distL="0" distR="0" wp14:anchorId="36DC7514" wp14:editId="77C1BA47">
+            <wp:extent cx="4235569" cy="3502035"/>
+            <wp:effectExtent l="0" t="0" r="0" b="3175"/>
+            <wp:docPr id="6" name="Image 6"/>
             <wp:cNvGraphicFramePr>
               <a:graphicFrameLocks xmlns:a="http://schemas.openxmlformats.org/drawingml/2006/main" noChangeAspect="1"/>
             </wp:cNvGraphicFramePr>
@@ -25881,7 +25665,7 @@
                   <pic:spPr>
                     <a:xfrm>
                       <a:off x="0" y="0"/>
-                      <a:ext cx="3363215" cy="2704954"/>
+                      <a:ext cx="4256375" cy="3519237"/>
                     </a:xfrm>
                     <a:prstGeom prst="rect">
                       <a:avLst/>
@@ -25902,14 +25686,27 @@
       <w:r>
         <w:t xml:space="preserve">Figure </w:t>
       </w:r>
-      <w:fldSimple w:instr=" SEQ Figure \* ARABIC ">
-        <w:r>
-          <w:rPr>
-            <w:noProof/>
-          </w:rPr>
-          <w:t>17</w:t>
-        </w:r>
-      </w:fldSimple>
+      <w:r>
+        <w:fldChar w:fldCharType="begin"/>
+      </w:r>
+      <w:r>
+        <w:instrText xml:space="preserve"> SEQ Figure \* ARABIC </w:instrText>
+      </w:r>
+      <w:r>
+        <w:fldChar w:fldCharType="separate"/>
+      </w:r>
+      <w:r>
+        <w:rPr>
+          <w:noProof/>
+        </w:rPr>
+        <w:t>17</w:t>
+      </w:r>
+      <w:r>
+        <w:rPr>
+          <w:noProof/>
+        </w:rPr>
+        <w:fldChar w:fldCharType="end"/>
+      </w:r>
     </w:p>
     <w:p>
       <w:pPr>
@@ -25955,15 +25752,16 @@
     <w:tbl>
       <w:tblPr>
         <w:tblStyle w:val="TableauGrille4-Accentuation1"/>
-        <w:tblW w:w="8000" w:type="dxa"/>
+        <w:tblW w:w="9493" w:type="dxa"/>
         <w:jc w:val="center"/>
         <w:tblLook w:val="04A0" w:firstRow="1" w:lastRow="0" w:firstColumn="1" w:lastColumn="0" w:noHBand="0" w:noVBand="1"/>
       </w:tblPr>
       <w:tblGrid>
         <w:gridCol w:w="2940"/>
         <w:gridCol w:w="1400"/>
-        <w:gridCol w:w="1300"/>
-        <w:gridCol w:w="2360"/>
+        <w:gridCol w:w="1467"/>
+        <w:gridCol w:w="1418"/>
+        <w:gridCol w:w="2268"/>
       </w:tblGrid>
       <w:tr>
         <w:trPr>
@@ -26001,18 +25799,13 @@
               <w:cnfStyle w:val="100000000000" w:firstRow="1" w:lastRow="0" w:firstColumn="0" w:lastColumn="0" w:oddVBand="0" w:evenVBand="0" w:oddHBand="0" w:evenHBand="0" w:firstRowFirstColumn="0" w:firstRowLastColumn="0" w:lastRowFirstColumn="0" w:lastRowLastColumn="0"/>
             </w:pPr>
             <w:r>
-              <w:t xml:space="preserve">GPIO </w:t>
-            </w:r>
-            <w:r>
-              <w:t>N°</w:t>
-            </w:r>
-          </w:p>
-        </w:tc>
-        <w:tc>
-          <w:tcPr>
-            <w:tcW w:w="1300" w:type="dxa"/>
-            <w:noWrap/>
-            <w:hideMark/>
+              <w:t>GPIO N°</w:t>
+            </w:r>
+          </w:p>
+        </w:tc>
+        <w:tc>
+          <w:tcPr>
+            <w:tcW w:w="1467" w:type="dxa"/>
           </w:tcPr>
           <w:p>
             <w:pPr>
@@ -26021,19 +25814,30 @@
               <w:cnfStyle w:val="100000000000" w:firstRow="1" w:lastRow="0" w:firstColumn="0" w:lastColumn="0" w:oddVBand="0" w:evenVBand="0" w:oddHBand="0" w:evenHBand="0" w:firstRowFirstColumn="0" w:firstRowLastColumn="0" w:lastRowFirstColumn="0" w:lastRowLastColumn="0"/>
             </w:pPr>
             <w:r>
-              <w:t>N</w:t>
-            </w:r>
-            <w:r>
-              <w:t>°</w:t>
-            </w:r>
-            <w:r>
-              <w:t xml:space="preserve"> fonction</w:t>
-            </w:r>
-          </w:p>
-        </w:tc>
-        <w:tc>
-          <w:tcPr>
-            <w:tcW w:w="2360" w:type="dxa"/>
+              <w:t>Patte CM5</w:t>
+            </w:r>
+          </w:p>
+        </w:tc>
+        <w:tc>
+          <w:tcPr>
+            <w:tcW w:w="1418" w:type="dxa"/>
+            <w:noWrap/>
+            <w:hideMark/>
+          </w:tcPr>
+          <w:p>
+            <w:pPr>
+              <w:keepLines w:val="0"/>
+              <w:jc w:val="left"/>
+              <w:cnfStyle w:val="100000000000" w:firstRow="1" w:lastRow="0" w:firstColumn="0" w:lastColumn="0" w:oddVBand="0" w:evenVBand="0" w:oddHBand="0" w:evenHBand="0" w:firstRowFirstColumn="0" w:firstRowLastColumn="0" w:lastRowFirstColumn="0" w:lastRowLastColumn="0"/>
+            </w:pPr>
+            <w:r>
+              <w:t>N° fonction</w:t>
+            </w:r>
+          </w:p>
+        </w:tc>
+        <w:tc>
+          <w:tcPr>
+            <w:tcW w:w="2268" w:type="dxa"/>
             <w:noWrap/>
             <w:hideMark/>
           </w:tcPr>
@@ -26068,7 +25872,7 @@
               <w:jc w:val="left"/>
             </w:pPr>
             <w:r>
-              <w:t>SHIFT_LATCH_4</w:t>
+              <w:t>MUX_CS_4</w:t>
             </w:r>
           </w:p>
         </w:tc>
@@ -26091,9 +25895,7 @@
         </w:tc>
         <w:tc>
           <w:tcPr>
-            <w:tcW w:w="1300" w:type="dxa"/>
-            <w:noWrap/>
-            <w:hideMark/>
+            <w:tcW w:w="1467" w:type="dxa"/>
           </w:tcPr>
           <w:p>
             <w:pPr>
@@ -26102,13 +25904,30 @@
               <w:cnfStyle w:val="000000100000" w:firstRow="0" w:lastRow="0" w:firstColumn="0" w:lastColumn="0" w:oddVBand="0" w:evenVBand="0" w:oddHBand="1" w:evenHBand="0" w:firstRowFirstColumn="0" w:firstRowLastColumn="0" w:lastRowFirstColumn="0" w:lastRowLastColumn="0"/>
             </w:pPr>
             <w:r>
+              <w:t>58</w:t>
+            </w:r>
+          </w:p>
+        </w:tc>
+        <w:tc>
+          <w:tcPr>
+            <w:tcW w:w="1418" w:type="dxa"/>
+            <w:noWrap/>
+            <w:hideMark/>
+          </w:tcPr>
+          <w:p>
+            <w:pPr>
+              <w:keepLines w:val="0"/>
+              <w:jc w:val="left"/>
+              <w:cnfStyle w:val="000000100000" w:firstRow="0" w:lastRow="0" w:firstColumn="0" w:lastColumn="0" w:oddVBand="0" w:evenVBand="0" w:oddHBand="1" w:evenHBand="0" w:firstRowFirstColumn="0" w:firstRowLastColumn="0" w:lastRowFirstColumn="0" w:lastRowLastColumn="0"/>
+            </w:pPr>
+            <w:r>
               <w:t>A0</w:t>
             </w:r>
           </w:p>
         </w:tc>
         <w:tc>
           <w:tcPr>
-            <w:tcW w:w="2360" w:type="dxa"/>
+            <w:tcW w:w="2268" w:type="dxa"/>
             <w:noWrap/>
             <w:hideMark/>
           </w:tcPr>
@@ -26142,7 +25961,10 @@
               <w:jc w:val="left"/>
             </w:pPr>
             <w:r>
-              <w:t>SHIFT_LATCH_3</w:t>
+              <w:t>MUX_CS_</w:t>
+            </w:r>
+            <w:r>
+              <w:t>3</w:t>
             </w:r>
           </w:p>
         </w:tc>
@@ -26165,9 +25987,7 @@
         </w:tc>
         <w:tc>
           <w:tcPr>
-            <w:tcW w:w="1300" w:type="dxa"/>
-            <w:noWrap/>
-            <w:hideMark/>
+            <w:tcW w:w="1467" w:type="dxa"/>
           </w:tcPr>
           <w:p>
             <w:pPr>
@@ -26176,13 +25996,30 @@
               <w:cnfStyle w:val="000000000000" w:firstRow="0" w:lastRow="0" w:firstColumn="0" w:lastColumn="0" w:oddVBand="0" w:evenVBand="0" w:oddHBand="0" w:evenHBand="0" w:firstRowFirstColumn="0" w:firstRowLastColumn="0" w:lastRowFirstColumn="0" w:lastRowLastColumn="0"/>
             </w:pPr>
             <w:r>
+              <w:t>56</w:t>
+            </w:r>
+          </w:p>
+        </w:tc>
+        <w:tc>
+          <w:tcPr>
+            <w:tcW w:w="1418" w:type="dxa"/>
+            <w:noWrap/>
+            <w:hideMark/>
+          </w:tcPr>
+          <w:p>
+            <w:pPr>
+              <w:keepLines w:val="0"/>
+              <w:jc w:val="left"/>
+              <w:cnfStyle w:val="000000000000" w:firstRow="0" w:lastRow="0" w:firstColumn="0" w:lastColumn="0" w:oddVBand="0" w:evenVBand="0" w:oddHBand="0" w:evenHBand="0" w:firstRowFirstColumn="0" w:firstRowLastColumn="0" w:lastRowFirstColumn="0" w:lastRowLastColumn="0"/>
+            </w:pPr>
+            <w:r>
               <w:t>A0</w:t>
             </w:r>
           </w:p>
         </w:tc>
         <w:tc>
           <w:tcPr>
-            <w:tcW w:w="2360" w:type="dxa"/>
+            <w:tcW w:w="2268" w:type="dxa"/>
             <w:noWrap/>
             <w:hideMark/>
           </w:tcPr>
@@ -26217,7 +26054,7 @@
               <w:jc w:val="left"/>
             </w:pPr>
             <w:r>
-              <w:t>SHIFT_LATCH_2</w:t>
+              <w:t>MUX_CS_2</w:t>
             </w:r>
           </w:p>
         </w:tc>
@@ -26240,9 +26077,7 @@
         </w:tc>
         <w:tc>
           <w:tcPr>
-            <w:tcW w:w="1300" w:type="dxa"/>
-            <w:noWrap/>
-            <w:hideMark/>
+            <w:tcW w:w="1467" w:type="dxa"/>
           </w:tcPr>
           <w:p>
             <w:pPr>
@@ -26251,13 +26086,30 @@
               <w:cnfStyle w:val="000000100000" w:firstRow="0" w:lastRow="0" w:firstColumn="0" w:lastColumn="0" w:oddVBand="0" w:evenVBand="0" w:oddHBand="1" w:evenHBand="0" w:firstRowFirstColumn="0" w:firstRowLastColumn="0" w:lastRowFirstColumn="0" w:lastRowLastColumn="0"/>
             </w:pPr>
             <w:r>
+              <w:t>37</w:t>
+            </w:r>
+          </w:p>
+        </w:tc>
+        <w:tc>
+          <w:tcPr>
+            <w:tcW w:w="1418" w:type="dxa"/>
+            <w:noWrap/>
+            <w:hideMark/>
+          </w:tcPr>
+          <w:p>
+            <w:pPr>
+              <w:keepLines w:val="0"/>
+              <w:jc w:val="left"/>
+              <w:cnfStyle w:val="000000100000" w:firstRow="0" w:lastRow="0" w:firstColumn="0" w:lastColumn="0" w:oddVBand="0" w:evenVBand="0" w:oddHBand="1" w:evenHBand="0" w:firstRowFirstColumn="0" w:firstRowLastColumn="0" w:lastRowFirstColumn="0" w:lastRowLastColumn="0"/>
+            </w:pPr>
+            <w:r>
               <w:t>A0</w:t>
             </w:r>
           </w:p>
         </w:tc>
         <w:tc>
           <w:tcPr>
-            <w:tcW w:w="2360" w:type="dxa"/>
+            <w:tcW w:w="2268" w:type="dxa"/>
             <w:noWrap/>
             <w:hideMark/>
           </w:tcPr>
@@ -26291,7 +26143,10 @@
               <w:jc w:val="left"/>
             </w:pPr>
             <w:r>
-              <w:t>SHIFT_LATCH_1</w:t>
+              <w:t>MUX_CS_</w:t>
+            </w:r>
+            <w:r>
+              <w:t>1</w:t>
             </w:r>
           </w:p>
         </w:tc>
@@ -26314,9 +26169,7 @@
         </w:tc>
         <w:tc>
           <w:tcPr>
-            <w:tcW w:w="1300" w:type="dxa"/>
-            <w:noWrap/>
-            <w:hideMark/>
+            <w:tcW w:w="1467" w:type="dxa"/>
           </w:tcPr>
           <w:p>
             <w:pPr>
@@ -26325,13 +26178,30 @@
               <w:cnfStyle w:val="000000000000" w:firstRow="0" w:lastRow="0" w:firstColumn="0" w:lastColumn="0" w:oddVBand="0" w:evenVBand="0" w:oddHBand="0" w:evenHBand="0" w:firstRowFirstColumn="0" w:firstRowLastColumn="0" w:lastRowFirstColumn="0" w:lastRowLastColumn="0"/>
             </w:pPr>
             <w:r>
+              <w:t>39</w:t>
+            </w:r>
+          </w:p>
+        </w:tc>
+        <w:tc>
+          <w:tcPr>
+            <w:tcW w:w="1418" w:type="dxa"/>
+            <w:noWrap/>
+            <w:hideMark/>
+          </w:tcPr>
+          <w:p>
+            <w:pPr>
+              <w:keepLines w:val="0"/>
+              <w:jc w:val="left"/>
+              <w:cnfStyle w:val="000000000000" w:firstRow="0" w:lastRow="0" w:firstColumn="0" w:lastColumn="0" w:oddVBand="0" w:evenVBand="0" w:oddHBand="0" w:evenHBand="0" w:firstRowFirstColumn="0" w:firstRowLastColumn="0" w:lastRowFirstColumn="0" w:lastRowLastColumn="0"/>
+            </w:pPr>
+            <w:r>
               <w:t>A0</w:t>
             </w:r>
           </w:p>
         </w:tc>
         <w:tc>
           <w:tcPr>
-            <w:tcW w:w="2360" w:type="dxa"/>
+            <w:tcW w:w="2268" w:type="dxa"/>
             <w:noWrap/>
             <w:hideMark/>
           </w:tcPr>
@@ -26366,7 +26236,7 @@
               <w:jc w:val="left"/>
             </w:pPr>
             <w:r>
-              <w:t>SHIFT_DATA</w:t>
+              <w:t>MUX_MOSI</w:t>
             </w:r>
           </w:p>
         </w:tc>
@@ -26389,9 +26259,7 @@
         </w:tc>
         <w:tc>
           <w:tcPr>
-            <w:tcW w:w="1300" w:type="dxa"/>
-            <w:noWrap/>
-            <w:hideMark/>
+            <w:tcW w:w="1467" w:type="dxa"/>
           </w:tcPr>
           <w:p>
             <w:pPr>
@@ -26400,13 +26268,30 @@
               <w:cnfStyle w:val="000000100000" w:firstRow="0" w:lastRow="0" w:firstColumn="0" w:lastColumn="0" w:oddVBand="0" w:evenVBand="0" w:oddHBand="1" w:evenHBand="0" w:firstRowFirstColumn="0" w:firstRowLastColumn="0" w:lastRowFirstColumn="0" w:lastRowLastColumn="0"/>
             </w:pPr>
             <w:r>
+              <w:t>44</w:t>
+            </w:r>
+          </w:p>
+        </w:tc>
+        <w:tc>
+          <w:tcPr>
+            <w:tcW w:w="1418" w:type="dxa"/>
+            <w:noWrap/>
+            <w:hideMark/>
+          </w:tcPr>
+          <w:p>
+            <w:pPr>
+              <w:keepLines w:val="0"/>
+              <w:jc w:val="left"/>
+              <w:cnfStyle w:val="000000100000" w:firstRow="0" w:lastRow="0" w:firstColumn="0" w:lastColumn="0" w:oddVBand="0" w:evenVBand="0" w:oddHBand="1" w:evenHBand="0" w:firstRowFirstColumn="0" w:firstRowLastColumn="0" w:lastRowFirstColumn="0" w:lastRowLastColumn="0"/>
+            </w:pPr>
+            <w:r>
               <w:t>A0</w:t>
             </w:r>
           </w:p>
         </w:tc>
         <w:tc>
           <w:tcPr>
-            <w:tcW w:w="2360" w:type="dxa"/>
+            <w:tcW w:w="2268" w:type="dxa"/>
             <w:noWrap/>
             <w:hideMark/>
           </w:tcPr>
@@ -26440,7 +26325,7 @@
               <w:jc w:val="left"/>
             </w:pPr>
             <w:r>
-              <w:t>SHIFT_CLK</w:t>
+              <w:t>MUX_SCLK</w:t>
             </w:r>
           </w:p>
         </w:tc>
@@ -26463,9 +26348,7 @@
         </w:tc>
         <w:tc>
           <w:tcPr>
-            <w:tcW w:w="1300" w:type="dxa"/>
-            <w:noWrap/>
-            <w:hideMark/>
+            <w:tcW w:w="1467" w:type="dxa"/>
           </w:tcPr>
           <w:p>
             <w:pPr>
@@ -26474,13 +26357,30 @@
               <w:cnfStyle w:val="000000000000" w:firstRow="0" w:lastRow="0" w:firstColumn="0" w:lastColumn="0" w:oddVBand="0" w:evenVBand="0" w:oddHBand="0" w:evenHBand="0" w:firstRowFirstColumn="0" w:firstRowLastColumn="0" w:lastRowFirstColumn="0" w:lastRowLastColumn="0"/>
             </w:pPr>
             <w:r>
+              <w:t>38</w:t>
+            </w:r>
+          </w:p>
+        </w:tc>
+        <w:tc>
+          <w:tcPr>
+            <w:tcW w:w="1418" w:type="dxa"/>
+            <w:noWrap/>
+            <w:hideMark/>
+          </w:tcPr>
+          <w:p>
+            <w:pPr>
+              <w:keepLines w:val="0"/>
+              <w:jc w:val="left"/>
+              <w:cnfStyle w:val="000000000000" w:firstRow="0" w:lastRow="0" w:firstColumn="0" w:lastColumn="0" w:oddVBand="0" w:evenVBand="0" w:oddHBand="0" w:evenHBand="0" w:firstRowFirstColumn="0" w:firstRowLastColumn="0" w:lastRowFirstColumn="0" w:lastRowLastColumn="0"/>
+            </w:pPr>
+            <w:r>
               <w:t>A0</w:t>
             </w:r>
           </w:p>
         </w:tc>
         <w:tc>
           <w:tcPr>
-            <w:tcW w:w="2360" w:type="dxa"/>
+            <w:tcW w:w="2268" w:type="dxa"/>
             <w:noWrap/>
             <w:hideMark/>
           </w:tcPr>
@@ -26538,9 +26438,7 @@
         </w:tc>
         <w:tc>
           <w:tcPr>
-            <w:tcW w:w="1300" w:type="dxa"/>
-            <w:noWrap/>
-            <w:hideMark/>
+            <w:tcW w:w="1467" w:type="dxa"/>
           </w:tcPr>
           <w:p>
             <w:pPr>
@@ -26549,13 +26447,30 @@
               <w:cnfStyle w:val="000000100000" w:firstRow="0" w:lastRow="0" w:firstColumn="0" w:lastColumn="0" w:oddVBand="0" w:evenVBand="0" w:oddHBand="1" w:evenHBand="0" w:firstRowFirstColumn="0" w:firstRowLastColumn="0" w:lastRowFirstColumn="0" w:lastRowLastColumn="0"/>
             </w:pPr>
             <w:r>
+              <w:t>31</w:t>
+            </w:r>
+          </w:p>
+        </w:tc>
+        <w:tc>
+          <w:tcPr>
+            <w:tcW w:w="1418" w:type="dxa"/>
+            <w:noWrap/>
+            <w:hideMark/>
+          </w:tcPr>
+          <w:p>
+            <w:pPr>
+              <w:keepLines w:val="0"/>
+              <w:jc w:val="left"/>
+              <w:cnfStyle w:val="000000100000" w:firstRow="0" w:lastRow="0" w:firstColumn="0" w:lastColumn="0" w:oddVBand="0" w:evenVBand="0" w:oddHBand="1" w:evenHBand="0" w:firstRowFirstColumn="0" w:firstRowLastColumn="0" w:lastRowFirstColumn="0" w:lastRowLastColumn="0"/>
+            </w:pPr>
+            <w:r>
               <w:t>A6</w:t>
             </w:r>
           </w:p>
         </w:tc>
         <w:tc>
           <w:tcPr>
-            <w:tcW w:w="2360" w:type="dxa"/>
+            <w:tcW w:w="2268" w:type="dxa"/>
             <w:noWrap/>
             <w:hideMark/>
           </w:tcPr>
@@ -26612,9 +26527,7 @@
         </w:tc>
         <w:tc>
           <w:tcPr>
-            <w:tcW w:w="1300" w:type="dxa"/>
-            <w:noWrap/>
-            <w:hideMark/>
+            <w:tcW w:w="1467" w:type="dxa"/>
           </w:tcPr>
           <w:p>
             <w:pPr>
@@ -26623,13 +26536,30 @@
               <w:cnfStyle w:val="000000000000" w:firstRow="0" w:lastRow="0" w:firstColumn="0" w:lastColumn="0" w:oddVBand="0" w:evenVBand="0" w:oddHBand="0" w:evenHBand="0" w:firstRowFirstColumn="0" w:firstRowLastColumn="0" w:lastRowFirstColumn="0" w:lastRowLastColumn="0"/>
             </w:pPr>
             <w:r>
+              <w:t>8</w:t>
+            </w:r>
+          </w:p>
+        </w:tc>
+        <w:tc>
+          <w:tcPr>
+            <w:tcW w:w="1418" w:type="dxa"/>
+            <w:noWrap/>
+            <w:hideMark/>
+          </w:tcPr>
+          <w:p>
+            <w:pPr>
+              <w:keepLines w:val="0"/>
+              <w:jc w:val="left"/>
+              <w:cnfStyle w:val="000000000000" w:firstRow="0" w:lastRow="0" w:firstColumn="0" w:lastColumn="0" w:oddVBand="0" w:evenVBand="0" w:oddHBand="0" w:evenHBand="0" w:firstRowFirstColumn="0" w:firstRowLastColumn="0" w:lastRowFirstColumn="0" w:lastRowLastColumn="0"/>
+            </w:pPr>
+            <w:r>
               <w:t>A6</w:t>
             </w:r>
           </w:p>
         </w:tc>
         <w:tc>
           <w:tcPr>
-            <w:tcW w:w="2360" w:type="dxa"/>
+            <w:tcW w:w="2268" w:type="dxa"/>
             <w:noWrap/>
             <w:hideMark/>
           </w:tcPr>
@@ -26687,9 +26617,7 @@
         </w:tc>
         <w:tc>
           <w:tcPr>
-            <w:tcW w:w="1300" w:type="dxa"/>
-            <w:noWrap/>
-            <w:hideMark/>
+            <w:tcW w:w="1467" w:type="dxa"/>
           </w:tcPr>
           <w:p>
             <w:pPr>
@@ -26698,13 +26626,30 @@
               <w:cnfStyle w:val="000000100000" w:firstRow="0" w:lastRow="0" w:firstColumn="0" w:lastColumn="0" w:oddVBand="0" w:evenVBand="0" w:oddHBand="1" w:evenHBand="0" w:firstRowFirstColumn="0" w:firstRowLastColumn="0" w:lastRowFirstColumn="0" w:lastRowLastColumn="0"/>
             </w:pPr>
             <w:r>
+              <w:t>5</w:t>
+            </w:r>
+          </w:p>
+        </w:tc>
+        <w:tc>
+          <w:tcPr>
+            <w:tcW w:w="1418" w:type="dxa"/>
+            <w:noWrap/>
+            <w:hideMark/>
+          </w:tcPr>
+          <w:p>
+            <w:pPr>
+              <w:keepLines w:val="0"/>
+              <w:jc w:val="left"/>
+              <w:cnfStyle w:val="000000100000" w:firstRow="0" w:lastRow="0" w:firstColumn="0" w:lastColumn="0" w:oddVBand="0" w:evenVBand="0" w:oddHBand="1" w:evenHBand="0" w:firstRowFirstColumn="0" w:firstRowLastColumn="0" w:lastRowFirstColumn="0" w:lastRowLastColumn="0"/>
+            </w:pPr>
+            <w:r>
               <w:t>A6</w:t>
             </w:r>
           </w:p>
         </w:tc>
         <w:tc>
           <w:tcPr>
-            <w:tcW w:w="2360" w:type="dxa"/>
+            <w:tcW w:w="2268" w:type="dxa"/>
             <w:noWrap/>
             <w:hideMark/>
           </w:tcPr>
@@ -26761,9 +26706,7 @@
         </w:tc>
         <w:tc>
           <w:tcPr>
-            <w:tcW w:w="1300" w:type="dxa"/>
-            <w:noWrap/>
-            <w:hideMark/>
+            <w:tcW w:w="1467" w:type="dxa"/>
           </w:tcPr>
           <w:p>
             <w:pPr>
@@ -26772,13 +26715,30 @@
               <w:cnfStyle w:val="000000000000" w:firstRow="0" w:lastRow="0" w:firstColumn="0" w:lastColumn="0" w:oddVBand="0" w:evenVBand="0" w:oddHBand="0" w:evenHBand="0" w:firstRowFirstColumn="0" w:firstRowLastColumn="0" w:lastRowFirstColumn="0" w:lastRowLastColumn="0"/>
             </w:pPr>
             <w:r>
+              <w:t>29</w:t>
+            </w:r>
+          </w:p>
+        </w:tc>
+        <w:tc>
+          <w:tcPr>
+            <w:tcW w:w="1418" w:type="dxa"/>
+            <w:noWrap/>
+            <w:hideMark/>
+          </w:tcPr>
+          <w:p>
+            <w:pPr>
+              <w:keepLines w:val="0"/>
+              <w:jc w:val="left"/>
+              <w:cnfStyle w:val="000000000000" w:firstRow="0" w:lastRow="0" w:firstColumn="0" w:lastColumn="0" w:oddVBand="0" w:evenVBand="0" w:oddHBand="0" w:evenHBand="0" w:firstRowFirstColumn="0" w:firstRowLastColumn="0" w:lastRowFirstColumn="0" w:lastRowLastColumn="0"/>
+            </w:pPr>
+            <w:r>
               <w:t>A6</w:t>
             </w:r>
           </w:p>
         </w:tc>
         <w:tc>
           <w:tcPr>
-            <w:tcW w:w="2360" w:type="dxa"/>
+            <w:tcW w:w="2268" w:type="dxa"/>
             <w:noWrap/>
             <w:hideMark/>
           </w:tcPr>
@@ -26836,9 +26796,7 @@
         </w:tc>
         <w:tc>
           <w:tcPr>
-            <w:tcW w:w="1300" w:type="dxa"/>
-            <w:noWrap/>
-            <w:hideMark/>
+            <w:tcW w:w="1467" w:type="dxa"/>
           </w:tcPr>
           <w:p>
             <w:pPr>
@@ -26847,13 +26805,30 @@
               <w:cnfStyle w:val="000000100000" w:firstRow="0" w:lastRow="0" w:firstColumn="0" w:lastColumn="0" w:oddVBand="0" w:evenVBand="0" w:oddHBand="1" w:evenHBand="0" w:firstRowFirstColumn="0" w:firstRowLastColumn="0" w:lastRowFirstColumn="0" w:lastRowLastColumn="0"/>
             </w:pPr>
             <w:r>
+              <w:t>20</w:t>
+            </w:r>
+          </w:p>
+        </w:tc>
+        <w:tc>
+          <w:tcPr>
+            <w:tcW w:w="1418" w:type="dxa"/>
+            <w:noWrap/>
+            <w:hideMark/>
+          </w:tcPr>
+          <w:p>
+            <w:pPr>
+              <w:keepLines w:val="0"/>
+              <w:jc w:val="left"/>
+              <w:cnfStyle w:val="000000100000" w:firstRow="0" w:lastRow="0" w:firstColumn="0" w:lastColumn="0" w:oddVBand="0" w:evenVBand="0" w:oddHBand="1" w:evenHBand="0" w:firstRowFirstColumn="0" w:firstRowLastColumn="0" w:lastRowFirstColumn="0" w:lastRowLastColumn="0"/>
+            </w:pPr>
+            <w:r>
               <w:t>A6</w:t>
             </w:r>
           </w:p>
         </w:tc>
         <w:tc>
           <w:tcPr>
-            <w:tcW w:w="2360" w:type="dxa"/>
+            <w:tcW w:w="2268" w:type="dxa"/>
             <w:noWrap/>
             <w:hideMark/>
           </w:tcPr>
@@ -26910,9 +26885,7 @@
         </w:tc>
         <w:tc>
           <w:tcPr>
-            <w:tcW w:w="1300" w:type="dxa"/>
-            <w:noWrap/>
-            <w:hideMark/>
+            <w:tcW w:w="1467" w:type="dxa"/>
           </w:tcPr>
           <w:p>
             <w:pPr>
@@ -26921,13 +26894,30 @@
               <w:cnfStyle w:val="000000000000" w:firstRow="0" w:lastRow="0" w:firstColumn="0" w:lastColumn="0" w:oddVBand="0" w:evenVBand="0" w:oddHBand="0" w:evenHBand="0" w:firstRowFirstColumn="0" w:firstRowLastColumn="0" w:lastRowFirstColumn="0" w:lastRowLastColumn="0"/>
             </w:pPr>
             <w:r>
+              <w:t>50</w:t>
+            </w:r>
+          </w:p>
+        </w:tc>
+        <w:tc>
+          <w:tcPr>
+            <w:tcW w:w="1418" w:type="dxa"/>
+            <w:noWrap/>
+            <w:hideMark/>
+          </w:tcPr>
+          <w:p>
+            <w:pPr>
+              <w:keepLines w:val="0"/>
+              <w:jc w:val="left"/>
+              <w:cnfStyle w:val="000000000000" w:firstRow="0" w:lastRow="0" w:firstColumn="0" w:lastColumn="0" w:oddVBand="0" w:evenVBand="0" w:oddHBand="0" w:evenHBand="0" w:firstRowFirstColumn="0" w:firstRowLastColumn="0" w:lastRowFirstColumn="0" w:lastRowLastColumn="0"/>
+            </w:pPr>
+            <w:r>
               <w:t>A0</w:t>
             </w:r>
           </w:p>
         </w:tc>
         <w:tc>
           <w:tcPr>
-            <w:tcW w:w="2360" w:type="dxa"/>
+            <w:tcW w:w="2268" w:type="dxa"/>
             <w:noWrap/>
             <w:hideMark/>
           </w:tcPr>
@@ -26985,9 +26975,7 @@
         </w:tc>
         <w:tc>
           <w:tcPr>
-            <w:tcW w:w="1300" w:type="dxa"/>
-            <w:noWrap/>
-            <w:hideMark/>
+            <w:tcW w:w="1467" w:type="dxa"/>
           </w:tcPr>
           <w:p>
             <w:pPr>
@@ -26996,13 +26984,30 @@
               <w:cnfStyle w:val="000000100000" w:firstRow="0" w:lastRow="0" w:firstColumn="0" w:lastColumn="0" w:oddVBand="0" w:evenVBand="0" w:oddHBand="1" w:evenHBand="0" w:firstRowFirstColumn="0" w:firstRowLastColumn="0" w:lastRowFirstColumn="0" w:lastRowLastColumn="0"/>
             </w:pPr>
             <w:r>
+              <w:t>49</w:t>
+            </w:r>
+          </w:p>
+        </w:tc>
+        <w:tc>
+          <w:tcPr>
+            <w:tcW w:w="1418" w:type="dxa"/>
+            <w:noWrap/>
+            <w:hideMark/>
+          </w:tcPr>
+          <w:p>
+            <w:pPr>
+              <w:keepLines w:val="0"/>
+              <w:jc w:val="left"/>
+              <w:cnfStyle w:val="000000100000" w:firstRow="0" w:lastRow="0" w:firstColumn="0" w:lastColumn="0" w:oddVBand="0" w:evenVBand="0" w:oddHBand="1" w:evenHBand="0" w:firstRowFirstColumn="0" w:firstRowLastColumn="0" w:lastRowFirstColumn="0" w:lastRowLastColumn="0"/>
+            </w:pPr>
+            <w:r>
               <w:t>A0</w:t>
             </w:r>
           </w:p>
         </w:tc>
         <w:tc>
           <w:tcPr>
-            <w:tcW w:w="2360" w:type="dxa"/>
+            <w:tcW w:w="2268" w:type="dxa"/>
             <w:noWrap/>
             <w:hideMark/>
           </w:tcPr>
@@ -27059,9 +27064,7 @@
         </w:tc>
         <w:tc>
           <w:tcPr>
-            <w:tcW w:w="1300" w:type="dxa"/>
-            <w:noWrap/>
-            <w:hideMark/>
+            <w:tcW w:w="1467" w:type="dxa"/>
           </w:tcPr>
           <w:p>
             <w:pPr>
@@ -27070,13 +27073,30 @@
               <w:cnfStyle w:val="000000000000" w:firstRow="0" w:lastRow="0" w:firstColumn="0" w:lastColumn="0" w:oddVBand="0" w:evenVBand="0" w:oddHBand="0" w:evenHBand="0" w:firstRowFirstColumn="0" w:firstRowLastColumn="0" w:lastRowFirstColumn="0" w:lastRowLastColumn="0"/>
             </w:pPr>
             <w:r>
+              <w:t>26</w:t>
+            </w:r>
+          </w:p>
+        </w:tc>
+        <w:tc>
+          <w:tcPr>
+            <w:tcW w:w="1418" w:type="dxa"/>
+            <w:noWrap/>
+            <w:hideMark/>
+          </w:tcPr>
+          <w:p>
+            <w:pPr>
+              <w:keepLines w:val="0"/>
+              <w:jc w:val="left"/>
+              <w:cnfStyle w:val="000000000000" w:firstRow="0" w:lastRow="0" w:firstColumn="0" w:lastColumn="0" w:oddVBand="0" w:evenVBand="0" w:oddHBand="0" w:evenHBand="0" w:firstRowFirstColumn="0" w:firstRowLastColumn="0" w:lastRowFirstColumn="0" w:lastRowLastColumn="0"/>
+            </w:pPr>
+            <w:r>
               <w:t>A0</w:t>
             </w:r>
           </w:p>
         </w:tc>
         <w:tc>
           <w:tcPr>
-            <w:tcW w:w="2360" w:type="dxa"/>
+            <w:tcW w:w="2268" w:type="dxa"/>
             <w:noWrap/>
             <w:hideMark/>
           </w:tcPr>
@@ -27134,9 +27154,7 @@
         </w:tc>
         <w:tc>
           <w:tcPr>
-            <w:tcW w:w="1300" w:type="dxa"/>
-            <w:noWrap/>
-            <w:hideMark/>
+            <w:tcW w:w="1467" w:type="dxa"/>
           </w:tcPr>
           <w:p>
             <w:pPr>
@@ -27145,13 +27163,30 @@
               <w:cnfStyle w:val="000000100000" w:firstRow="0" w:lastRow="0" w:firstColumn="0" w:lastColumn="0" w:oddVBand="0" w:evenVBand="0" w:oddHBand="1" w:evenHBand="0" w:firstRowFirstColumn="0" w:firstRowLastColumn="0" w:lastRowFirstColumn="0" w:lastRowLastColumn="0"/>
             </w:pPr>
             <w:r>
+              <w:t>25</w:t>
+            </w:r>
+          </w:p>
+        </w:tc>
+        <w:tc>
+          <w:tcPr>
+            <w:tcW w:w="1418" w:type="dxa"/>
+            <w:noWrap/>
+            <w:hideMark/>
+          </w:tcPr>
+          <w:p>
+            <w:pPr>
+              <w:keepLines w:val="0"/>
+              <w:jc w:val="left"/>
+              <w:cnfStyle w:val="000000100000" w:firstRow="0" w:lastRow="0" w:firstColumn="0" w:lastColumn="0" w:oddVBand="0" w:evenVBand="0" w:oddHBand="1" w:evenHBand="0" w:firstRowFirstColumn="0" w:firstRowLastColumn="0" w:lastRowFirstColumn="0" w:lastRowLastColumn="0"/>
+            </w:pPr>
+            <w:r>
               <w:t>A0</w:t>
             </w:r>
           </w:p>
         </w:tc>
         <w:tc>
           <w:tcPr>
-            <w:tcW w:w="2360" w:type="dxa"/>
+            <w:tcW w:w="2268" w:type="dxa"/>
             <w:noWrap/>
             <w:hideMark/>
           </w:tcPr>
@@ -27208,9 +27243,7 @@
         </w:tc>
         <w:tc>
           <w:tcPr>
-            <w:tcW w:w="1300" w:type="dxa"/>
-            <w:noWrap/>
-            <w:hideMark/>
+            <w:tcW w:w="1467" w:type="dxa"/>
           </w:tcPr>
           <w:p>
             <w:pPr>
@@ -27219,13 +27252,30 @@
               <w:cnfStyle w:val="000000000000" w:firstRow="0" w:lastRow="0" w:firstColumn="0" w:lastColumn="0" w:oddVBand="0" w:evenVBand="0" w:oddHBand="0" w:evenHBand="0" w:firstRowFirstColumn="0" w:firstRowLastColumn="0" w:lastRowFirstColumn="0" w:lastRowLastColumn="0"/>
             </w:pPr>
             <w:r>
+              <w:t>46</w:t>
+            </w:r>
+          </w:p>
+        </w:tc>
+        <w:tc>
+          <w:tcPr>
+            <w:tcW w:w="1418" w:type="dxa"/>
+            <w:noWrap/>
+            <w:hideMark/>
+          </w:tcPr>
+          <w:p>
+            <w:pPr>
+              <w:keepLines w:val="0"/>
+              <w:jc w:val="left"/>
+              <w:cnfStyle w:val="000000000000" w:firstRow="0" w:lastRow="0" w:firstColumn="0" w:lastColumn="0" w:oddVBand="0" w:evenVBand="0" w:oddHBand="0" w:evenHBand="0" w:firstRowFirstColumn="0" w:firstRowLastColumn="0" w:lastRowFirstColumn="0" w:lastRowLastColumn="0"/>
+            </w:pPr>
+            <w:r>
               <w:t>A6</w:t>
             </w:r>
           </w:p>
         </w:tc>
         <w:tc>
           <w:tcPr>
-            <w:tcW w:w="2360" w:type="dxa"/>
+            <w:tcW w:w="2268" w:type="dxa"/>
             <w:noWrap/>
             <w:hideMark/>
           </w:tcPr>
@@ -27283,9 +27333,7 @@
         </w:tc>
         <w:tc>
           <w:tcPr>
-            <w:tcW w:w="1300" w:type="dxa"/>
-            <w:noWrap/>
-            <w:hideMark/>
+            <w:tcW w:w="1467" w:type="dxa"/>
           </w:tcPr>
           <w:p>
             <w:pPr>
@@ -27294,13 +27342,30 @@
               <w:cnfStyle w:val="000000100000" w:firstRow="0" w:lastRow="0" w:firstColumn="0" w:lastColumn="0" w:oddVBand="0" w:evenVBand="0" w:oddHBand="1" w:evenHBand="0" w:firstRowFirstColumn="0" w:firstRowLastColumn="0" w:lastRowFirstColumn="0" w:lastRowLastColumn="0"/>
             </w:pPr>
             <w:r>
+              <w:t>47</w:t>
+            </w:r>
+          </w:p>
+        </w:tc>
+        <w:tc>
+          <w:tcPr>
+            <w:tcW w:w="1418" w:type="dxa"/>
+            <w:noWrap/>
+            <w:hideMark/>
+          </w:tcPr>
+          <w:p>
+            <w:pPr>
+              <w:keepLines w:val="0"/>
+              <w:jc w:val="left"/>
+              <w:cnfStyle w:val="000000100000" w:firstRow="0" w:lastRow="0" w:firstColumn="0" w:lastColumn="0" w:oddVBand="0" w:evenVBand="0" w:oddHBand="1" w:evenHBand="0" w:firstRowFirstColumn="0" w:firstRowLastColumn="0" w:lastRowFirstColumn="0" w:lastRowLastColumn="0"/>
+            </w:pPr>
+            <w:r>
               <w:t>A6</w:t>
             </w:r>
           </w:p>
         </w:tc>
         <w:tc>
           <w:tcPr>
-            <w:tcW w:w="2360" w:type="dxa"/>
+            <w:tcW w:w="2268" w:type="dxa"/>
             <w:noWrap/>
             <w:hideMark/>
           </w:tcPr>
@@ -27357,9 +27422,7 @@
         </w:tc>
         <w:tc>
           <w:tcPr>
-            <w:tcW w:w="1300" w:type="dxa"/>
-            <w:noWrap/>
-            <w:hideMark/>
+            <w:tcW w:w="1467" w:type="dxa"/>
           </w:tcPr>
           <w:p>
             <w:pPr>
@@ -27368,13 +27431,30 @@
               <w:cnfStyle w:val="000000000000" w:firstRow="0" w:lastRow="0" w:firstColumn="0" w:lastColumn="0" w:oddVBand="0" w:evenVBand="0" w:oddHBand="0" w:evenHBand="0" w:firstRowFirstColumn="0" w:firstRowLastColumn="0" w:lastRowFirstColumn="0" w:lastRowLastColumn="0"/>
             </w:pPr>
             <w:r>
+              <w:t>45</w:t>
+            </w:r>
+          </w:p>
+        </w:tc>
+        <w:tc>
+          <w:tcPr>
+            <w:tcW w:w="1418" w:type="dxa"/>
+            <w:noWrap/>
+            <w:hideMark/>
+          </w:tcPr>
+          <w:p>
+            <w:pPr>
+              <w:keepLines w:val="0"/>
+              <w:jc w:val="left"/>
+              <w:cnfStyle w:val="000000000000" w:firstRow="0" w:lastRow="0" w:firstColumn="0" w:lastColumn="0" w:oddVBand="0" w:evenVBand="0" w:oddHBand="0" w:evenHBand="0" w:firstRowFirstColumn="0" w:firstRowLastColumn="0" w:lastRowFirstColumn="0" w:lastRowLastColumn="0"/>
+            </w:pPr>
+            <w:r>
               <w:t>A6</w:t>
             </w:r>
           </w:p>
         </w:tc>
         <w:tc>
           <w:tcPr>
-            <w:tcW w:w="2360" w:type="dxa"/>
+            <w:tcW w:w="2268" w:type="dxa"/>
             <w:noWrap/>
             <w:hideMark/>
           </w:tcPr>
@@ -27432,9 +27512,7 @@
         </w:tc>
         <w:tc>
           <w:tcPr>
-            <w:tcW w:w="1300" w:type="dxa"/>
-            <w:noWrap/>
-            <w:hideMark/>
+            <w:tcW w:w="1467" w:type="dxa"/>
           </w:tcPr>
           <w:p>
             <w:pPr>
@@ -27443,13 +27521,30 @@
               <w:cnfStyle w:val="000000100000" w:firstRow="0" w:lastRow="0" w:firstColumn="0" w:lastColumn="0" w:oddVBand="0" w:evenVBand="0" w:oddHBand="1" w:evenHBand="0" w:firstRowFirstColumn="0" w:firstRowLastColumn="0" w:lastRowFirstColumn="0" w:lastRowLastColumn="0"/>
             </w:pPr>
             <w:r>
+              <w:t>41</w:t>
+            </w:r>
+          </w:p>
+        </w:tc>
+        <w:tc>
+          <w:tcPr>
+            <w:tcW w:w="1418" w:type="dxa"/>
+            <w:noWrap/>
+            <w:hideMark/>
+          </w:tcPr>
+          <w:p>
+            <w:pPr>
+              <w:keepLines w:val="0"/>
+              <w:jc w:val="left"/>
+              <w:cnfStyle w:val="000000100000" w:firstRow="0" w:lastRow="0" w:firstColumn="0" w:lastColumn="0" w:oddVBand="0" w:evenVBand="0" w:oddHBand="1" w:evenHBand="0" w:firstRowFirstColumn="0" w:firstRowLastColumn="0" w:lastRowFirstColumn="0" w:lastRowLastColumn="0"/>
+            </w:pPr>
+            <w:r>
               <w:t>A6</w:t>
             </w:r>
           </w:p>
         </w:tc>
         <w:tc>
           <w:tcPr>
-            <w:tcW w:w="2360" w:type="dxa"/>
+            <w:tcW w:w="2268" w:type="dxa"/>
             <w:noWrap/>
             <w:hideMark/>
           </w:tcPr>
@@ -27506,9 +27601,7 @@
         </w:tc>
         <w:tc>
           <w:tcPr>
-            <w:tcW w:w="1300" w:type="dxa"/>
-            <w:noWrap/>
-            <w:hideMark/>
+            <w:tcW w:w="1467" w:type="dxa"/>
           </w:tcPr>
           <w:p>
             <w:pPr>
@@ -27517,13 +27610,30 @@
               <w:cnfStyle w:val="000000000000" w:firstRow="0" w:lastRow="0" w:firstColumn="0" w:lastColumn="0" w:oddVBand="0" w:evenVBand="0" w:oddHBand="0" w:evenHBand="0" w:firstRowFirstColumn="0" w:firstRowLastColumn="0" w:lastRowFirstColumn="0" w:lastRowLastColumn="0"/>
             </w:pPr>
             <w:r>
+              <w:t>24</w:t>
+            </w:r>
+          </w:p>
+        </w:tc>
+        <w:tc>
+          <w:tcPr>
+            <w:tcW w:w="1418" w:type="dxa"/>
+            <w:noWrap/>
+            <w:hideMark/>
+          </w:tcPr>
+          <w:p>
+            <w:pPr>
+              <w:keepLines w:val="0"/>
+              <w:jc w:val="left"/>
+              <w:cnfStyle w:val="000000000000" w:firstRow="0" w:lastRow="0" w:firstColumn="0" w:lastColumn="0" w:oddVBand="0" w:evenVBand="0" w:oddHBand="0" w:evenHBand="0" w:firstRowFirstColumn="0" w:firstRowLastColumn="0" w:lastRowFirstColumn="0" w:lastRowLastColumn="0"/>
+            </w:pPr>
+            <w:r>
               <w:t>A6</w:t>
             </w:r>
           </w:p>
         </w:tc>
         <w:tc>
           <w:tcPr>
-            <w:tcW w:w="2360" w:type="dxa"/>
+            <w:tcW w:w="2268" w:type="dxa"/>
             <w:noWrap/>
             <w:hideMark/>
           </w:tcPr>
@@ -27549,14 +27659,27 @@
       <w:r>
         <w:t xml:space="preserve">Figure </w:t>
       </w:r>
-      <w:fldSimple w:instr=" SEQ Figure \* ARABIC ">
-        <w:r>
-          <w:rPr>
-            <w:noProof/>
-          </w:rPr>
-          <w:t>18</w:t>
-        </w:r>
-      </w:fldSimple>
+      <w:r>
+        <w:fldChar w:fldCharType="begin"/>
+      </w:r>
+      <w:r>
+        <w:instrText xml:space="preserve"> SEQ Figure \* ARABIC </w:instrText>
+      </w:r>
+      <w:r>
+        <w:fldChar w:fldCharType="separate"/>
+      </w:r>
+      <w:r>
+        <w:rPr>
+          <w:noProof/>
+        </w:rPr>
+        <w:t>18</w:t>
+      </w:r>
+      <w:r>
+        <w:rPr>
+          <w:noProof/>
+        </w:rPr>
+        <w:fldChar w:fldCharType="end"/>
+      </w:r>
     </w:p>
     <w:p>
       <w:pPr>
@@ -27569,6 +27692,7 @@
         </w:rPr>
       </w:pPr>
       <w:r>
+        <w:lastRenderedPageBreak/>
         <w:br w:type="page"/>
       </w:r>
     </w:p>
@@ -27610,15 +27734,7 @@
     <w:p/>
     <w:p>
       <w:r>
-        <w:t xml:space="preserve">Le </w:t>
-      </w:r>
-      <w:proofErr w:type="spellStart"/>
-      <w:r>
-        <w:t>Compute</w:t>
-      </w:r>
-      <w:proofErr w:type="spellEnd"/>
-      <w:r>
-        <w:t xml:space="preserve"> Module 5 dispose de quatre contrôleurs SPI.  </w:t>
+        <w:t xml:space="preserve">Le Compute Module 5 dispose de quatre contrôleurs SPI.  </w:t>
       </w:r>
     </w:p>
     <w:p>
@@ -28582,14 +28698,27 @@
       <w:r>
         <w:t xml:space="preserve">Figure </w:t>
       </w:r>
-      <w:fldSimple w:instr=" SEQ Figure \* ARABIC ">
-        <w:r>
-          <w:rPr>
-            <w:noProof/>
-          </w:rPr>
-          <w:t>19</w:t>
-        </w:r>
-      </w:fldSimple>
+      <w:r>
+        <w:fldChar w:fldCharType="begin"/>
+      </w:r>
+      <w:r>
+        <w:instrText xml:space="preserve"> SEQ Figure \* ARABIC </w:instrText>
+      </w:r>
+      <w:r>
+        <w:fldChar w:fldCharType="separate"/>
+      </w:r>
+      <w:r>
+        <w:rPr>
+          <w:noProof/>
+        </w:rPr>
+        <w:t>19</w:t>
+      </w:r>
+      <w:r>
+        <w:rPr>
+          <w:noProof/>
+        </w:rPr>
+        <w:fldChar w:fldCharType="end"/>
+      </w:r>
     </w:p>
     <w:p>
       <w:pPr>
@@ -28812,14 +28941,27 @@
       <w:r>
         <w:t xml:space="preserve">Figure </w:t>
       </w:r>
-      <w:fldSimple w:instr=" SEQ Figure \* ARABIC ">
-        <w:r>
-          <w:rPr>
-            <w:noProof/>
-          </w:rPr>
-          <w:t>21</w:t>
-        </w:r>
-      </w:fldSimple>
+      <w:r>
+        <w:fldChar w:fldCharType="begin"/>
+      </w:r>
+      <w:r>
+        <w:instrText xml:space="preserve"> SEQ Figure \* ARABIC </w:instrText>
+      </w:r>
+      <w:r>
+        <w:fldChar w:fldCharType="separate"/>
+      </w:r>
+      <w:r>
+        <w:rPr>
+          <w:noProof/>
+        </w:rPr>
+        <w:t>21</w:t>
+      </w:r>
+      <w:r>
+        <w:rPr>
+          <w:noProof/>
+        </w:rPr>
+        <w:fldChar w:fldCharType="end"/>
+      </w:r>
     </w:p>
     <w:p>
       <w:r>
@@ -30338,15 +30480,7 @@
     <w:p/>
     <w:p>
       <w:r>
-        <w:t xml:space="preserve">Les sondes PTC (Positive </w:t>
-      </w:r>
-      <w:proofErr w:type="spellStart"/>
-      <w:r>
-        <w:t>Temperature</w:t>
-      </w:r>
-      <w:proofErr w:type="spellEnd"/>
-      <w:r>
-        <w:t xml:space="preserve"> Coefficient) présentent une résistance qui augmente avec la température.  </w:t>
+        <w:t xml:space="preserve">Les sondes PTC (Positive Temperature Coefficient) présentent une résistance qui augmente avec la température.  </w:t>
       </w:r>
     </w:p>
     <w:p>
@@ -30357,23 +30491,7 @@
     <w:p/>
     <w:p>
       <w:r>
-        <w:t>Les sondes NTC (</w:t>
-      </w:r>
-      <w:proofErr w:type="spellStart"/>
-      <w:r>
-        <w:t>Negative</w:t>
-      </w:r>
-      <w:proofErr w:type="spellEnd"/>
-      <w:r>
-        <w:t xml:space="preserve"> </w:t>
-      </w:r>
-      <w:proofErr w:type="spellStart"/>
-      <w:r>
-        <w:t>Temperature</w:t>
-      </w:r>
-      <w:proofErr w:type="spellEnd"/>
-      <w:r>
-        <w:t xml:space="preserve"> Coefficient) voient leur résistance diminuer lorsque la température augmente.  </w:t>
+        <w:t xml:space="preserve">Les sondes NTC (Negative Temperature Coefficient) voient leur résistance diminuer lorsque la température augmente.  </w:t>
       </w:r>
     </w:p>
     <w:p>
@@ -30425,13 +30543,8 @@
     </w:p>
     <w:p>
       <w:r>
-        <w:t xml:space="preserve">Le principe </w:t>
-      </w:r>
-      <w:proofErr w:type="spellStart"/>
-      <w:r>
-        <w:t>ratiométrique</w:t>
-      </w:r>
-      <w:proofErr w:type="spellEnd"/>
+        <w:t>Le principe ratiométrique</w:t>
+      </w:r>
       <w:r>
         <w:rPr>
           <w:rStyle w:val="Appelnotedebasdep"/>
@@ -30547,14 +30660,27 @@
       <w:r>
         <w:t xml:space="preserve">Figure </w:t>
       </w:r>
-      <w:fldSimple w:instr=" SEQ Figure \* ARABIC ">
-        <w:r>
-          <w:rPr>
-            <w:noProof/>
-          </w:rPr>
-          <w:t>22</w:t>
-        </w:r>
-      </w:fldSimple>
+      <w:r>
+        <w:fldChar w:fldCharType="begin"/>
+      </w:r>
+      <w:r>
+        <w:instrText xml:space="preserve"> SEQ Figure \* ARABIC </w:instrText>
+      </w:r>
+      <w:r>
+        <w:fldChar w:fldCharType="separate"/>
+      </w:r>
+      <w:r>
+        <w:rPr>
+          <w:noProof/>
+        </w:rPr>
+        <w:t>22</w:t>
+      </w:r>
+      <w:r>
+        <w:rPr>
+          <w:noProof/>
+        </w:rPr>
+        <w:fldChar w:fldCharType="end"/>
+      </w:r>
     </w:p>
     <w:p>
       <w:pPr>
@@ -30599,39 +30725,7 @@
         <w:jc w:val="left"/>
       </w:pPr>
       <w:r>
-        <w:t xml:space="preserve">La sonde convertit donc la température en une résistance, et le courant </w:t>
-      </w:r>
-      <w:proofErr w:type="spellStart"/>
-      <w:r>
-        <w:t>Iadc</w:t>
-      </w:r>
-      <w:proofErr w:type="spellEnd"/>
-      <w:r>
-        <w:t xml:space="preserve"> impose une chute de tension proportionnelle (</w:t>
-      </w:r>
-      <w:proofErr w:type="spellStart"/>
-      <w:r>
-        <w:t>Usonde</w:t>
-      </w:r>
-      <w:proofErr w:type="spellEnd"/>
-      <w:r>
-        <w:t xml:space="preserve"> = </w:t>
-      </w:r>
-      <w:proofErr w:type="spellStart"/>
-      <w:r>
-        <w:t>Iadc</w:t>
-      </w:r>
-      <w:proofErr w:type="spellEnd"/>
-      <w:r>
-        <w:t xml:space="preserve"> · </w:t>
-      </w:r>
-      <w:proofErr w:type="spellStart"/>
-      <w:r>
-        <w:t>Rsonde</w:t>
-      </w:r>
-      <w:proofErr w:type="spellEnd"/>
-      <w:r>
-        <w:t xml:space="preserve">).  </w:t>
+        <w:t xml:space="preserve">La sonde convertit donc la température en une résistance, et le courant Iadc impose une chute de tension proportionnelle (Usonde = Iadc · Rsonde).  </w:t>
       </w:r>
     </w:p>
     <w:p>
@@ -30698,14 +30792,9 @@
       </w:pPr>
       <w:bookmarkStart w:id="42" w:name="_Toc207571427"/>
       <w:r>
-        <w:t xml:space="preserve">Référence </w:t>
-      </w:r>
-      <w:proofErr w:type="spellStart"/>
-      <w:r>
-        <w:t>ratiométrique</w:t>
+        <w:t>Référence ratiométrique</w:t>
       </w:r>
       <w:bookmarkEnd w:id="42"/>
-      <w:proofErr w:type="spellEnd"/>
       <w:r>
         <w:t xml:space="preserve">  </w:t>
       </w:r>
@@ -30716,23 +30805,7 @@
         <w:jc w:val="left"/>
       </w:pPr>
       <w:r>
-        <w:t xml:space="preserve">En parallèle, le même courant </w:t>
-      </w:r>
-      <w:proofErr w:type="spellStart"/>
-      <w:r>
-        <w:t>Iadc</w:t>
-      </w:r>
-      <w:proofErr w:type="spellEnd"/>
-      <w:r>
-        <w:t xml:space="preserve"> est renvoyé à travers une résistance de référence </w:t>
-      </w:r>
-      <w:proofErr w:type="spellStart"/>
-      <w:r>
-        <w:t>Rref</w:t>
-      </w:r>
-      <w:proofErr w:type="spellEnd"/>
-      <w:r>
-        <w:t xml:space="preserve">.  </w:t>
+        <w:t xml:space="preserve">En parallèle, le même courant Iadc est renvoyé à travers une résistance de référence Rref.  </w:t>
       </w:r>
     </w:p>
     <w:p>
@@ -30741,15 +30814,7 @@
         <w:jc w:val="left"/>
       </w:pPr>
       <w:r>
-        <w:t xml:space="preserve">Les extrémités de cette </w:t>
-      </w:r>
-      <w:proofErr w:type="spellStart"/>
-      <w:r>
-        <w:t>Rref</w:t>
-      </w:r>
-      <w:proofErr w:type="spellEnd"/>
-      <w:r>
-        <w:t xml:space="preserve"> sont connectées à REFP0 et REFN0.  </w:t>
+        <w:t xml:space="preserve">Les extrémités de cette Rref sont connectées à REFP0 et REFN0.  </w:t>
       </w:r>
     </w:p>
     <w:p>
@@ -30758,31 +30823,7 @@
         <w:jc w:val="left"/>
       </w:pPr>
       <w:r>
-        <w:t xml:space="preserve">La tension de référence de l’ADC devient donc </w:t>
-      </w:r>
-      <w:proofErr w:type="spellStart"/>
-      <w:r>
-        <w:t>Vref</w:t>
-      </w:r>
-      <w:proofErr w:type="spellEnd"/>
-      <w:r>
-        <w:t xml:space="preserve"> = </w:t>
-      </w:r>
-      <w:proofErr w:type="spellStart"/>
-      <w:r>
-        <w:t>Iadc</w:t>
-      </w:r>
-      <w:proofErr w:type="spellEnd"/>
-      <w:r>
-        <w:t xml:space="preserve"> · </w:t>
-      </w:r>
-      <w:proofErr w:type="spellStart"/>
-      <w:r>
-        <w:t>Rref</w:t>
-      </w:r>
-      <w:proofErr w:type="spellEnd"/>
-      <w:r>
-        <w:t xml:space="preserve">.  </w:t>
+        <w:t xml:space="preserve">La tension de référence de l’ADC devient donc Vref = Iadc · Rref.  </w:t>
       </w:r>
     </w:p>
     <w:p>
@@ -30791,47 +30832,7 @@
         <w:jc w:val="left"/>
       </w:pPr>
       <w:r>
-        <w:t xml:space="preserve">Le système de conversion est ainsi </w:t>
-      </w:r>
-      <w:proofErr w:type="spellStart"/>
-      <w:r>
-        <w:t>ratiométrique</w:t>
-      </w:r>
-      <w:proofErr w:type="spellEnd"/>
-      <w:r>
-        <w:t xml:space="preserve"> : l’ADC ne fournit pas une tension brute, mais le rapport (</w:t>
-      </w:r>
-      <w:proofErr w:type="spellStart"/>
-      <w:r>
-        <w:t>Usonde</w:t>
-      </w:r>
-      <w:proofErr w:type="spellEnd"/>
-      <w:r>
-        <w:t xml:space="preserve"> / </w:t>
-      </w:r>
-      <w:proofErr w:type="spellStart"/>
-      <w:r>
-        <w:t>Vref</w:t>
-      </w:r>
-      <w:proofErr w:type="spellEnd"/>
-      <w:r>
-        <w:t>) = (</w:t>
-      </w:r>
-      <w:proofErr w:type="spellStart"/>
-      <w:r>
-        <w:t>Rsonde</w:t>
-      </w:r>
-      <w:proofErr w:type="spellEnd"/>
-      <w:r>
-        <w:t xml:space="preserve"> / </w:t>
-      </w:r>
-      <w:proofErr w:type="spellStart"/>
-      <w:r>
-        <w:t>Rref</w:t>
-      </w:r>
-      <w:proofErr w:type="spellEnd"/>
-      <w:r>
-        <w:t xml:space="preserve">).  </w:t>
+        <w:t xml:space="preserve">Le système de conversion est ainsi ratiométrique : l’ADC ne fournit pas une tension brute, mais le rapport (Usonde / Vref) = (Rsonde / Rref).  </w:t>
       </w:r>
     </w:p>
     <w:p>
@@ -30859,15 +30860,7 @@
         <w:jc w:val="left"/>
       </w:pPr>
       <w:r>
-        <w:t xml:space="preserve">Un multiplexeur permet de sélectionner la valeur de </w:t>
-      </w:r>
-      <w:proofErr w:type="spellStart"/>
-      <w:r>
-        <w:t>Rref</w:t>
-      </w:r>
-      <w:proofErr w:type="spellEnd"/>
-      <w:r>
-        <w:t xml:space="preserve"> selon la sonde branchée.  </w:t>
+        <w:t xml:space="preserve">Un multiplexeur permet de sélectionner la valeur de Rref selon la sonde branchée.  </w:t>
       </w:r>
     </w:p>
     <w:p>
@@ -30876,23 +30869,7 @@
         <w:jc w:val="left"/>
       </w:pPr>
       <w:r>
-        <w:t xml:space="preserve">Si la sonde est une NTC (forte variation non linéaire), on choisit une </w:t>
-      </w:r>
-      <w:proofErr w:type="spellStart"/>
-      <w:r>
-        <w:t>Rref</w:t>
-      </w:r>
-      <w:proofErr w:type="spellEnd"/>
-      <w:r>
-        <w:t xml:space="preserve"> adaptée pour garder </w:t>
-      </w:r>
-      <w:proofErr w:type="spellStart"/>
-      <w:r>
-        <w:t>Usonde</w:t>
-      </w:r>
-      <w:proofErr w:type="spellEnd"/>
-      <w:r>
-        <w:t xml:space="preserve"> dans la plage du PGA.  </w:t>
+        <w:t xml:space="preserve">Si la sonde est une NTC (forte variation non linéaire), on choisit une Rref adaptée pour garder Usonde dans la plage du PGA.  </w:t>
       </w:r>
     </w:p>
     <w:p>
@@ -30901,15 +30878,7 @@
         <w:jc w:val="left"/>
       </w:pPr>
       <w:r>
-        <w:t xml:space="preserve">Si la sonde est une PTC (variation plus régulière), une autre valeur de </w:t>
-      </w:r>
-      <w:proofErr w:type="spellStart"/>
-      <w:r>
-        <w:t>Rref</w:t>
-      </w:r>
-      <w:proofErr w:type="spellEnd"/>
-      <w:r>
-        <w:t xml:space="preserve"> peut être choisie pour optimiser la résolution.  </w:t>
+        <w:t xml:space="preserve">Si la sonde est une PTC (variation plus régulière), une autre valeur de Rref peut être choisie pour optimiser la résolution.  </w:t>
       </w:r>
     </w:p>
     <w:p>
@@ -30956,23 +30925,7 @@
         <w:jc w:val="left"/>
       </w:pPr>
       <w:r>
-        <w:t xml:space="preserve">La sortie est donc directement proportionnelle au rapport </w:t>
-      </w:r>
-      <w:proofErr w:type="spellStart"/>
-      <w:r>
-        <w:t>Rsonde</w:t>
-      </w:r>
-      <w:proofErr w:type="spellEnd"/>
-      <w:r>
-        <w:t xml:space="preserve"> / </w:t>
-      </w:r>
-      <w:proofErr w:type="spellStart"/>
-      <w:r>
-        <w:t>Rref</w:t>
-      </w:r>
-      <w:proofErr w:type="spellEnd"/>
-      <w:r>
-        <w:t xml:space="preserve">.  </w:t>
+        <w:t xml:space="preserve">La sortie est donc directement proportionnelle au rapport Rsonde / Rref.  </w:t>
       </w:r>
     </w:p>
     <w:p>
@@ -31039,13 +30992,8 @@
         <w:keepLines w:val="0"/>
         <w:jc w:val="left"/>
       </w:pPr>
-      <w:proofErr w:type="spellStart"/>
-      <w:r>
-        <w:t>Rsonde</w:t>
-      </w:r>
-      <w:proofErr w:type="spellEnd"/>
-      <w:r>
-        <w:t xml:space="preserve"> ≈ 935 ohms à -15°C ; 1185.71 ohms à +40°C</w:t>
+      <w:r>
+        <w:t>Rsonde ≈ 935 ohms à -15°C ; 1185.71 ohms à +40°C</w:t>
       </w:r>
     </w:p>
     <w:p>
@@ -31053,13 +31001,8 @@
         <w:keepLines w:val="0"/>
         <w:jc w:val="left"/>
       </w:pPr>
-      <w:proofErr w:type="spellStart"/>
-      <w:r>
-        <w:t>Rref</w:t>
-      </w:r>
-      <w:proofErr w:type="spellEnd"/>
-      <w:r>
-        <w:t xml:space="preserve"> = 10000 ohms (sélection via MUX externe)</w:t>
+      <w:r>
+        <w:t>Rref = 10000 ohms (sélection via MUX externe)</w:t>
       </w:r>
     </w:p>
     <w:p>
@@ -31138,23 +31081,7 @@
         <w:jc w:val="left"/>
       </w:pPr>
       <w:r>
-        <w:t xml:space="preserve">Configurer l’ADC pour exciter la sonde avec l’IDAC, mesurer AIN1 − AIN2 en référence </w:t>
-      </w:r>
-      <w:proofErr w:type="spellStart"/>
-      <w:r>
-        <w:t>ratiométrique</w:t>
-      </w:r>
-      <w:proofErr w:type="spellEnd"/>
-      <w:r>
-        <w:t xml:space="preserve"> sur REFP0−REFN0, puis lire 24 bits par SPI. Exemple reproductible à adapter en changeant </w:t>
-      </w:r>
-      <w:proofErr w:type="spellStart"/>
-      <w:r>
-        <w:t>Rref</w:t>
-      </w:r>
-      <w:proofErr w:type="spellEnd"/>
-      <w:r>
-        <w:t>, IDAC et Gain.</w:t>
+        <w:t>Configurer l’ADC pour exciter la sonde avec l’IDAC, mesurer AIN1 − AIN2 en référence ratiométrique sur REFP0−REFN0, puis lire 24 bits par SPI. Exemple reproductible à adapter en changeant Rref, IDAC et Gain.</w:t>
       </w:r>
     </w:p>
     <w:p>
@@ -31258,21 +31185,7 @@
         <w:rPr>
           <w:lang w:val="en-US"/>
         </w:rPr>
-        <w:t>41 = WREG | 0x01 (</w:t>
-      </w:r>
-      <w:proofErr w:type="spellStart"/>
-      <w:r>
-        <w:rPr>
-          <w:lang w:val="en-US"/>
-        </w:rPr>
-        <w:t>registre</w:t>
-      </w:r>
-      <w:proofErr w:type="spellEnd"/>
-      <w:r>
-        <w:rPr>
-          <w:lang w:val="en-US"/>
-        </w:rPr>
-        <w:t xml:space="preserve"> INPMUX)</w:t>
+        <w:t>41 = WREG | 0x01 (registre INPMUX)</w:t>
       </w:r>
     </w:p>
     <w:p>
@@ -31314,15 +31227,7 @@
       </w:pPr>
       <w:bookmarkStart w:id="50" w:name="_Toc207571435"/>
       <w:r>
-        <w:t xml:space="preserve">Référence </w:t>
-      </w:r>
-      <w:proofErr w:type="spellStart"/>
-      <w:r>
-        <w:t>ratiométrique</w:t>
-      </w:r>
-      <w:proofErr w:type="spellEnd"/>
-      <w:r>
-        <w:t xml:space="preserve"> sur REFP0 / REFN0</w:t>
+        <w:t>Référence ratiométrique sur REFP0 / REFN0</w:t>
       </w:r>
       <w:bookmarkEnd w:id="50"/>
     </w:p>
@@ -31368,39 +31273,7 @@
         <w:jc w:val="left"/>
       </w:pPr>
       <w:r>
-        <w:t xml:space="preserve">Pourquoi : </w:t>
-      </w:r>
-      <w:proofErr w:type="spellStart"/>
-      <w:r>
-        <w:t>Vref</w:t>
-      </w:r>
-      <w:proofErr w:type="spellEnd"/>
-      <w:r>
-        <w:t xml:space="preserve"> = </w:t>
-      </w:r>
-      <w:proofErr w:type="spellStart"/>
-      <w:r>
-        <w:t>Iadc</w:t>
-      </w:r>
-      <w:proofErr w:type="spellEnd"/>
-      <w:r>
-        <w:t xml:space="preserve"> × </w:t>
-      </w:r>
-      <w:proofErr w:type="spellStart"/>
-      <w:r>
-        <w:t>Rref</w:t>
-      </w:r>
-      <w:proofErr w:type="spellEnd"/>
-      <w:r>
-        <w:t xml:space="preserve"> ; le rapport annule </w:t>
-      </w:r>
-      <w:proofErr w:type="spellStart"/>
-      <w:r>
-        <w:t>Iadc</w:t>
-      </w:r>
-      <w:proofErr w:type="spellEnd"/>
-      <w:r>
-        <w:t>.</w:t>
+        <w:t>Pourquoi : Vref = Iadc × Rref ; le rapport annule Iadc.</w:t>
       </w:r>
     </w:p>
     <w:p>
@@ -31706,15 +31579,7 @@
       </w:pPr>
       <w:bookmarkStart w:id="56" w:name="_Toc207571441"/>
       <w:r>
-        <w:t xml:space="preserve">Commande du MUX de </w:t>
-      </w:r>
-      <w:proofErr w:type="spellStart"/>
-      <w:r>
-        <w:t>Rref</w:t>
-      </w:r>
-      <w:proofErr w:type="spellEnd"/>
-      <w:r>
-        <w:t xml:space="preserve"> (externe)</w:t>
+        <w:t>Commande du MUX de Rref (externe)</w:t>
       </w:r>
       <w:bookmarkEnd w:id="56"/>
     </w:p>
@@ -32239,15 +32104,7 @@
         <w:jc w:val="left"/>
       </w:pPr>
       <w:r>
-        <w:t xml:space="preserve">La commande consiste donc simplement à poser les niveaux logiques corrects sur A0 et A1 depuis le </w:t>
-      </w:r>
-      <w:proofErr w:type="spellStart"/>
-      <w:r>
-        <w:t>Compute</w:t>
-      </w:r>
-      <w:proofErr w:type="spellEnd"/>
-      <w:r>
-        <w:t xml:space="preserve"> Module 5 pour sélectionner la gamme de mesure adaptée à la sonde.  </w:t>
+        <w:t xml:space="preserve">La commande consiste donc simplement à poser les niveaux logiques corrects sur A0 et A1 depuis le Compute Module 5 pour sélectionner la gamme de mesure adaptée à la sonde.  </w:t>
       </w:r>
     </w:p>
     <w:p>
@@ -32279,15 +32136,7 @@
         <w:jc w:val="left"/>
       </w:pPr>
       <w:r>
-        <w:t xml:space="preserve">Comme la mesure est </w:t>
-      </w:r>
-      <w:proofErr w:type="spellStart"/>
-      <w:r>
-        <w:t>ratiométrique</w:t>
-      </w:r>
-      <w:proofErr w:type="spellEnd"/>
-      <w:r>
-        <w:t xml:space="preserve">, le résultat correspond directement au rapport entre la résistance de la sonde et la résistance de référence sélectionnée.  </w:t>
+        <w:t xml:space="preserve">Comme la mesure est ratiométrique, le résultat correspond directement au rapport entre la résistance de la sonde et la résistance de référence sélectionnée.  </w:t>
       </w:r>
     </w:p>
     <w:p>
@@ -32310,37 +32159,8 @@
         <w:keepLines w:val="0"/>
         <w:jc w:val="left"/>
       </w:pPr>
-      <w:proofErr w:type="spellStart"/>
-      <w:r>
-        <w:t>Rsonde</w:t>
-      </w:r>
-      <w:proofErr w:type="spellEnd"/>
-      <w:r>
-        <w:t xml:space="preserve"> = (</w:t>
-      </w:r>
-      <w:proofErr w:type="spellStart"/>
-      <w:r>
-        <w:t>CodeADC</w:t>
-      </w:r>
-      <w:proofErr w:type="spellEnd"/>
-      <w:r>
-        <w:t xml:space="preserve"> / </w:t>
-      </w:r>
-      <w:proofErr w:type="spellStart"/>
-      <w:r>
-        <w:t>FullScale</w:t>
-      </w:r>
-      <w:proofErr w:type="spellEnd"/>
-      <w:r>
-        <w:t xml:space="preserve">) × </w:t>
-      </w:r>
-      <w:proofErr w:type="spellStart"/>
-      <w:r>
-        <w:t>Rref</w:t>
-      </w:r>
-      <w:proofErr w:type="spellEnd"/>
-      <w:r>
-        <w:t xml:space="preserve">  </w:t>
+      <w:r>
+        <w:t xml:space="preserve">Rsonde = (CodeADC / FullScale) × Rref  </w:t>
       </w:r>
     </w:p>
     <w:p>
@@ -32355,15 +32175,7 @@
         <w:jc w:val="left"/>
       </w:pPr>
       <w:r>
-        <w:t xml:space="preserve">avec </w:t>
-      </w:r>
-      <w:proofErr w:type="spellStart"/>
-      <w:r>
-        <w:t>FullScale</w:t>
-      </w:r>
-      <w:proofErr w:type="spellEnd"/>
-      <w:r>
-        <w:t xml:space="preserve"> = 2^23 (valeur maximale pour 24 bits signé).  </w:t>
+        <w:t xml:space="preserve">avec FullScale = 2^23 (valeur maximale pour 24 bits signé).  </w:t>
       </w:r>
     </w:p>
     <w:p>
@@ -32450,15 +32262,7 @@
         </w:numPr>
       </w:pPr>
       <w:r>
-        <w:t xml:space="preserve">Formule : valeur issue du </w:t>
-      </w:r>
-      <w:proofErr w:type="spellStart"/>
-      <w:r>
-        <w:t>CdC</w:t>
-      </w:r>
-      <w:proofErr w:type="spellEnd"/>
-      <w:r>
-        <w:t xml:space="preserve"> (non calculée).</w:t>
+        <w:t>Formule : valeur issue du CdC (non calculée).</w:t>
       </w:r>
     </w:p>
     <w:p>
@@ -32507,15 +32311,7 @@
         </w:numPr>
       </w:pPr>
       <w:r>
-        <w:t xml:space="preserve">Formule : valeur issue du </w:t>
-      </w:r>
-      <w:proofErr w:type="spellStart"/>
-      <w:r>
-        <w:t>CdC</w:t>
-      </w:r>
-      <w:proofErr w:type="spellEnd"/>
-      <w:r>
-        <w:t xml:space="preserve"> (non calculée).</w:t>
+        <w:t>Formule : valeur issue du CdC (non calculée).</w:t>
       </w:r>
     </w:p>
     <w:p>
@@ -32539,13 +32335,8 @@
           <w:numId w:val="9"/>
         </w:numPr>
       </w:pPr>
-      <w:proofErr w:type="spellStart"/>
-      <w:r>
-        <w:t>Rref</w:t>
-      </w:r>
-      <w:proofErr w:type="spellEnd"/>
-      <w:r>
-        <w:t xml:space="preserve"> [Ω]</w:t>
+      <w:r>
+        <w:t>Rref [Ω]</w:t>
       </w:r>
     </w:p>
     <w:p>
@@ -32581,23 +32372,7 @@
         </w:numPr>
       </w:pPr>
       <w:r>
-        <w:t xml:space="preserve">Limites : </w:t>
-      </w:r>
-      <w:proofErr w:type="spellStart"/>
-      <w:r>
-        <w:t>Vref</w:t>
-      </w:r>
-      <w:proofErr w:type="spellEnd"/>
-      <w:r>
-        <w:t xml:space="preserve"> = IDAC × </w:t>
-      </w:r>
-      <w:proofErr w:type="spellStart"/>
-      <w:r>
-        <w:t>Rref</w:t>
-      </w:r>
-      <w:proofErr w:type="spellEnd"/>
-      <w:r>
-        <w:t xml:space="preserve"> doit rester entre 0.3 V et 2.5 V.</w:t>
+        <w:t>Limites : Vref = IDAC × Rref doit rester entre 0.3 V et 2.5 V.</w:t>
       </w:r>
     </w:p>
     <w:p/>
@@ -32622,15 +32397,7 @@
         </w:numPr>
       </w:pPr>
       <w:r>
-        <w:t xml:space="preserve">Description : courant d’excitation fourni par l’ADC pour traverser la sonde et </w:t>
-      </w:r>
-      <w:proofErr w:type="spellStart"/>
-      <w:r>
-        <w:t>Rref</w:t>
-      </w:r>
-      <w:proofErr w:type="spellEnd"/>
-      <w:r>
-        <w:t>.</w:t>
+        <w:t>Description : courant d’excitation fourni par l’ADC pour traverser la sonde et Rref.</w:t>
       </w:r>
     </w:p>
     <w:p>
@@ -32654,31 +32421,7 @@
         </w:numPr>
       </w:pPr>
       <w:r>
-        <w:t xml:space="preserve">Limites : vérifier </w:t>
-      </w:r>
-      <w:proofErr w:type="spellStart"/>
-      <w:r>
-        <w:t>Vinj_max</w:t>
-      </w:r>
-      <w:proofErr w:type="spellEnd"/>
-      <w:r>
-        <w:t xml:space="preserve"> &lt; AVDD − 0.4 V et limiter l’auto-échauffement (</w:t>
-      </w:r>
-      <w:proofErr w:type="spellStart"/>
-      <w:r>
-        <w:t>Psonde</w:t>
-      </w:r>
-      <w:proofErr w:type="spellEnd"/>
-      <w:r>
-        <w:t xml:space="preserve"> = I² × </w:t>
-      </w:r>
-      <w:proofErr w:type="spellStart"/>
-      <w:r>
-        <w:t>Rsonde</w:t>
-      </w:r>
-      <w:proofErr w:type="spellEnd"/>
-      <w:r>
-        <w:t>).</w:t>
+        <w:t>Limites : vérifier Vinj_max &lt; AVDD − 0.4 V et limiter l’auto-échauffement (Psonde = I² × Rsonde).</w:t>
       </w:r>
     </w:p>
     <w:p/>
@@ -32727,23 +32470,7 @@
         </w:numPr>
       </w:pPr>
       <w:r>
-        <w:t xml:space="preserve">Limites : condition </w:t>
-      </w:r>
-      <w:proofErr w:type="spellStart"/>
-      <w:r>
-        <w:t>Vsonde_max</w:t>
-      </w:r>
-      <w:proofErr w:type="spellEnd"/>
-      <w:r>
-        <w:t xml:space="preserve"> &lt; </w:t>
-      </w:r>
-      <w:proofErr w:type="spellStart"/>
-      <w:r>
-        <w:t>Vref</w:t>
-      </w:r>
-      <w:proofErr w:type="spellEnd"/>
-      <w:r>
-        <w:t xml:space="preserve"> / Gain.</w:t>
+        <w:t>Limites : condition Vsonde_max &lt; Vref / Gain.</w:t>
       </w:r>
     </w:p>
     <w:p/>
@@ -32757,15 +32484,7 @@
         </w:numPr>
       </w:pPr>
       <w:r>
-        <w:t xml:space="preserve">V @ </w:t>
-      </w:r>
-      <w:proofErr w:type="spellStart"/>
-      <w:r>
-        <w:t>Tmin</w:t>
-      </w:r>
-      <w:proofErr w:type="spellEnd"/>
-      <w:r>
-        <w:t xml:space="preserve"> mesurée [V]</w:t>
+        <w:t>V @ Tmin mesurée [V]</w:t>
       </w:r>
     </w:p>
     <w:p>
@@ -32790,15 +32509,7 @@
         </w:numPr>
       </w:pPr>
       <w:r>
-        <w:t xml:space="preserve">Formule : </w:t>
-      </w:r>
-      <w:proofErr w:type="spellStart"/>
-      <w:r>
-        <w:t>Vsonde_min</w:t>
-      </w:r>
-      <w:proofErr w:type="spellEnd"/>
-      <w:r>
-        <w:t xml:space="preserve"> = IDAC × R(-15°C).</w:t>
+        <w:t>Formule : Vsonde_min = IDAC × R(-15°C).</w:t>
       </w:r>
     </w:p>
     <w:p>
@@ -32847,15 +32558,7 @@
         </w:numPr>
       </w:pPr>
       <w:r>
-        <w:t xml:space="preserve">Formule : </w:t>
-      </w:r>
-      <w:proofErr w:type="spellStart"/>
-      <w:r>
-        <w:t>Vsonde_max</w:t>
-      </w:r>
-      <w:proofErr w:type="spellEnd"/>
-      <w:r>
-        <w:t xml:space="preserve"> = IDAC × R(+40°C).</w:t>
+        <w:t>Formule : Vsonde_max = IDAC × R(+40°C).</w:t>
       </w:r>
     </w:p>
     <w:p>
@@ -32867,15 +32570,7 @@
         </w:numPr>
       </w:pPr>
       <w:r>
-        <w:t xml:space="preserve">Limites : doit rester &lt; </w:t>
-      </w:r>
-      <w:proofErr w:type="spellStart"/>
-      <w:r>
-        <w:t>Vref</w:t>
-      </w:r>
-      <w:proofErr w:type="spellEnd"/>
-      <w:r>
-        <w:t xml:space="preserve"> / Gain.</w:t>
+        <w:t>Limites : doit rester &lt; Vref / Gain.</w:t>
       </w:r>
     </w:p>
     <w:p/>
@@ -32887,13 +32582,8 @@
           <w:numId w:val="11"/>
         </w:numPr>
       </w:pPr>
-      <w:proofErr w:type="spellStart"/>
-      <w:r>
-        <w:t>Vref</w:t>
-      </w:r>
-      <w:proofErr w:type="spellEnd"/>
-      <w:r>
-        <w:t xml:space="preserve"> [V]</w:t>
+      <w:r>
+        <w:t>Vref [V]</w:t>
       </w:r>
     </w:p>
     <w:p>
@@ -32905,15 +32595,7 @@
         </w:numPr>
       </w:pPr>
       <w:r>
-        <w:t xml:space="preserve">Description : tension de référence </w:t>
-      </w:r>
-      <w:proofErr w:type="spellStart"/>
-      <w:r>
-        <w:t>ratiométrique</w:t>
-      </w:r>
-      <w:proofErr w:type="spellEnd"/>
-      <w:r>
-        <w:t xml:space="preserve"> appliquée à l’ADC.</w:t>
+        <w:t>Description : tension de référence ratiométrique appliquée à l’ADC.</w:t>
       </w:r>
     </w:p>
     <w:p>
@@ -32925,29 +32607,13 @@
         </w:numPr>
       </w:pPr>
       <w:r>
-        <w:t xml:space="preserve">Formule : </w:t>
-      </w:r>
-      <w:proofErr w:type="spellStart"/>
-      <w:r>
-        <w:t>Vref</w:t>
-      </w:r>
-      <w:proofErr w:type="spellEnd"/>
-      <w:r>
-        <w:t xml:space="preserve"> = </w:t>
+        <w:t xml:space="preserve">Formule : Vref = </w:t>
       </w:r>
       <w:r>
         <w:t>I</w:t>
       </w:r>
       <w:r>
-        <w:t xml:space="preserve">DAC × </w:t>
-      </w:r>
-      <w:proofErr w:type="spellStart"/>
-      <w:r>
-        <w:t>Rref</w:t>
-      </w:r>
-      <w:proofErr w:type="spellEnd"/>
-      <w:r>
-        <w:t>.</w:t>
+        <w:t>DAC × Rref.</w:t>
       </w:r>
     </w:p>
     <w:p>
@@ -32959,15 +32625,7 @@
         </w:numPr>
       </w:pPr>
       <w:r>
-        <w:t xml:space="preserve">Limites : 0.3 V ≤ </w:t>
-      </w:r>
-      <w:proofErr w:type="spellStart"/>
-      <w:r>
-        <w:t>Vref</w:t>
-      </w:r>
-      <w:proofErr w:type="spellEnd"/>
-      <w:r>
-        <w:t xml:space="preserve"> ≤ 2.5 V.</w:t>
+        <w:t>Limites : 0.3 V ≤ Vref ≤ 2.5 V.</w:t>
       </w:r>
     </w:p>
     <w:p/>
@@ -32992,23 +32650,7 @@
         </w:numPr>
       </w:pPr>
       <w:r>
-        <w:t xml:space="preserve">Description : tension maximale au nœud d’injection IDAC (somme </w:t>
-      </w:r>
-      <w:proofErr w:type="spellStart"/>
-      <w:r>
-        <w:t>Vsonde_max</w:t>
-      </w:r>
-      <w:proofErr w:type="spellEnd"/>
-      <w:r>
-        <w:t xml:space="preserve"> + </w:t>
-      </w:r>
-      <w:proofErr w:type="spellStart"/>
-      <w:r>
-        <w:t>Vref</w:t>
-      </w:r>
-      <w:proofErr w:type="spellEnd"/>
-      <w:r>
-        <w:t>).</w:t>
+        <w:t>Description : tension maximale au nœud d’injection IDAC (somme Vsonde_max + Vref).</w:t>
       </w:r>
     </w:p>
     <w:p>
@@ -33020,31 +32662,7 @@
         </w:numPr>
       </w:pPr>
       <w:r>
-        <w:t xml:space="preserve">Formule : </w:t>
-      </w:r>
-      <w:proofErr w:type="spellStart"/>
-      <w:r>
-        <w:t>Vnode_max</w:t>
-      </w:r>
-      <w:proofErr w:type="spellEnd"/>
-      <w:r>
-        <w:t xml:space="preserve"> = </w:t>
-      </w:r>
-      <w:proofErr w:type="spellStart"/>
-      <w:r>
-        <w:t>Vsonde_max</w:t>
-      </w:r>
-      <w:proofErr w:type="spellEnd"/>
-      <w:r>
-        <w:t xml:space="preserve"> + </w:t>
-      </w:r>
-      <w:proofErr w:type="spellStart"/>
-      <w:r>
-        <w:t>Vref</w:t>
-      </w:r>
-      <w:proofErr w:type="spellEnd"/>
-      <w:r>
-        <w:t>.</w:t>
+        <w:t>Formule : Vnode_max = Vsonde_max + Vref.</w:t>
       </w:r>
     </w:p>
     <w:p>
@@ -33093,15 +32711,7 @@
         </w:numPr>
       </w:pPr>
       <w:r>
-        <w:t xml:space="preserve">Formule : FS_ADC = </w:t>
-      </w:r>
-      <w:proofErr w:type="spellStart"/>
-      <w:r>
-        <w:t>Vref</w:t>
-      </w:r>
-      <w:proofErr w:type="spellEnd"/>
-      <w:r>
-        <w:t xml:space="preserve"> / Gain.</w:t>
+        <w:t>Formule : FS_ADC = Vref / Gain.</w:t>
       </w:r>
     </w:p>
     <w:p>
@@ -33150,23 +32760,7 @@
         </w:numPr>
       </w:pPr>
       <w:r>
-        <w:t xml:space="preserve">Formule : DV = </w:t>
-      </w:r>
-      <w:proofErr w:type="spellStart"/>
-      <w:r>
-        <w:t>Vsonde_max</w:t>
-      </w:r>
-      <w:proofErr w:type="spellEnd"/>
-      <w:r>
-        <w:t xml:space="preserve"> − </w:t>
-      </w:r>
-      <w:proofErr w:type="spellStart"/>
-      <w:r>
-        <w:t>Vsonde_min</w:t>
-      </w:r>
-      <w:proofErr w:type="spellEnd"/>
-      <w:r>
-        <w:t>.</w:t>
+        <w:t>Formule : DV = Vsonde_max − Vsonde_min.</w:t>
       </w:r>
     </w:p>
     <w:p>
@@ -33190,13 +32784,8 @@
           <w:numId w:val="11"/>
         </w:numPr>
       </w:pPr>
-      <w:proofErr w:type="spellStart"/>
-      <w:r>
-        <w:t>Dvout</w:t>
-      </w:r>
-      <w:proofErr w:type="spellEnd"/>
-      <w:r>
-        <w:t xml:space="preserve"> [V]</w:t>
+      <w:r>
+        <w:t>Dvout [V]</w:t>
       </w:r>
     </w:p>
     <w:p>
@@ -33220,15 +32809,7 @@
         </w:numPr>
       </w:pPr>
       <w:r>
-        <w:t xml:space="preserve">Formule : </w:t>
-      </w:r>
-      <w:proofErr w:type="spellStart"/>
-      <w:r>
-        <w:t>Dvout</w:t>
-      </w:r>
-      <w:proofErr w:type="spellEnd"/>
-      <w:r>
-        <w:t xml:space="preserve"> = Gain × DV.</w:t>
+        <w:t>Formule : Dvout = Gain × DV.</w:t>
       </w:r>
     </w:p>
     <w:p>
@@ -33240,15 +32821,7 @@
         </w:numPr>
       </w:pPr>
       <w:r>
-        <w:t xml:space="preserve">Limites : doit rester &lt; </w:t>
-      </w:r>
-      <w:proofErr w:type="spellStart"/>
-      <w:r>
-        <w:t>Vref</w:t>
-      </w:r>
-      <w:proofErr w:type="spellEnd"/>
-      <w:r>
-        <w:t xml:space="preserve"> pour ne pas saturer.</w:t>
+        <w:t>Limites : doit rester &lt; Vref pour ne pas saturer.</w:t>
       </w:r>
     </w:p>
     <w:p/>
@@ -33285,15 +32858,7 @@
         </w:numPr>
       </w:pPr>
       <w:r>
-        <w:t xml:space="preserve">Formule : Amplitude = (DV / FS_ADC) × </w:t>
-      </w:r>
-      <w:proofErr w:type="spellStart"/>
-      <w:r>
-        <w:t>Vref</w:t>
-      </w:r>
-      <w:proofErr w:type="spellEnd"/>
-      <w:r>
-        <w:t>.</w:t>
+        <w:t>Formule : Amplitude = (DV / FS_ADC) × Vref.</w:t>
       </w:r>
     </w:p>
     <w:p>
@@ -33391,15 +32956,7 @@
         </w:numPr>
       </w:pPr>
       <w:r>
-        <w:t xml:space="preserve">Formule : Résolution = ΔT / </w:t>
-      </w:r>
-      <w:proofErr w:type="spellStart"/>
-      <w:r>
-        <w:t>Codes_DV</w:t>
-      </w:r>
-      <w:proofErr w:type="spellEnd"/>
-      <w:r>
-        <w:t xml:space="preserve">  avec ΔT = </w:t>
+        <w:t xml:space="preserve">Formule : Résolution = ΔT / Codes_DV  avec ΔT = </w:t>
       </w:r>
       <w:r>
         <w:t>46.5</w:t>
@@ -33455,23 +33012,7 @@
         </w:numPr>
       </w:pPr>
       <w:r>
-        <w:t xml:space="preserve">Formule : </w:t>
-      </w:r>
-      <w:proofErr w:type="spellStart"/>
-      <w:r>
-        <w:t>Codes_par_°C</w:t>
-      </w:r>
-      <w:proofErr w:type="spellEnd"/>
-      <w:r>
-        <w:t xml:space="preserve"> = </w:t>
-      </w:r>
-      <w:proofErr w:type="spellStart"/>
-      <w:r>
-        <w:t>Codes_DV</w:t>
-      </w:r>
-      <w:proofErr w:type="spellEnd"/>
-      <w:r>
-        <w:t xml:space="preserve"> / ΔT avec ΔT = </w:t>
+        <w:t xml:space="preserve">Formule : Codes_par_°C = Codes_DV / ΔT avec ΔT = </w:t>
       </w:r>
       <w:r>
         <w:t>46.5</w:t>
@@ -33505,15 +33046,7 @@
         </w:numPr>
       </w:pPr>
       <w:r>
-        <w:t xml:space="preserve">P @ </w:t>
-      </w:r>
-      <w:proofErr w:type="spellStart"/>
-      <w:r>
-        <w:t>Tmin</w:t>
-      </w:r>
-      <w:proofErr w:type="spellEnd"/>
-      <w:r>
-        <w:t xml:space="preserve"> mesurée</w:t>
+        <w:t>P @ Tmin mesurée</w:t>
       </w:r>
     </w:p>
     <w:p>
@@ -33653,15 +33186,7 @@
         </w:numPr>
       </w:pPr>
       <w:r>
-        <w:t>Formule : ΔT/</w:t>
-      </w:r>
-      <w:proofErr w:type="spellStart"/>
-      <w:r>
-        <w:t>Pmin</w:t>
-      </w:r>
-      <w:proofErr w:type="spellEnd"/>
-      <w:r>
-        <w:t xml:space="preserve"> = valeur constructeur ou calculée.</w:t>
+        <w:t>Formule : ΔT/Pmin = valeur constructeur ou calculée.</w:t>
       </w:r>
     </w:p>
     <w:p>
@@ -34099,21 +33624,8 @@
         </w:sectPr>
       </w:pPr>
       <w:r>
-        <w:t xml:space="preserve">l’ensemble des sondes est conforme au </w:t>
-      </w:r>
-      <w:proofErr w:type="spellStart"/>
-      <w:r>
-        <w:t>CdC</w:t>
-      </w:r>
-      <w:proofErr w:type="spellEnd"/>
-      <w:r>
-        <w:t xml:space="preserve">, mais la précision varie fortement selon le modèle. Les PTC type PT1000 ou Ni1000 offrent une précision plus faible, tandis que certaines NTC et l’AF60 exploitent pleinement l’ADC et garantissent une meilleure finesse de </w:t>
-      </w:r>
-      <w:proofErr w:type="spellStart"/>
-      <w:r>
-        <w:t>mesu</w:t>
-      </w:r>
-      <w:proofErr w:type="spellEnd"/>
+        <w:t>l’ensemble des sondes est conforme au CdC, mais la précision varie fortement selon le modèle. Les PTC type PT1000 ou Ni1000 offrent une précision plus faible, tandis que certaines NTC et l’AF60 exploitent pleinement l’ADC et garantissent une meilleure finesse de mesu</w:t>
+      </w:r>
     </w:p>
     <w:p>
       <w:pPr>
@@ -34128,21 +33640,7 @@
           <w:lang w:val="en-US"/>
         </w:rPr>
         <w:lastRenderedPageBreak/>
-        <w:t xml:space="preserve">Bloc </w:t>
-      </w:r>
-      <w:proofErr w:type="spellStart"/>
-      <w:r>
-        <w:rPr>
-          <w:lang w:val="en-US"/>
-        </w:rPr>
-        <w:t>Etage</w:t>
-      </w:r>
-      <w:proofErr w:type="spellEnd"/>
-      <w:r>
-        <w:rPr>
-          <w:lang w:val="en-US"/>
-        </w:rPr>
-        <w:t xml:space="preserve"> I/O 3V3-24V</w:t>
+        <w:t>Bloc Etage I/O 3V3-24V</w:t>
       </w:r>
       <w:bookmarkEnd w:id="60"/>
     </w:p>
@@ -34213,14 +33711,27 @@
       <w:r>
         <w:t xml:space="preserve">Figure </w:t>
       </w:r>
-      <w:fldSimple w:instr=" SEQ Figure \* ARABIC ">
-        <w:r>
-          <w:rPr>
-            <w:noProof/>
-          </w:rPr>
-          <w:t>23</w:t>
-        </w:r>
-      </w:fldSimple>
+      <w:r>
+        <w:fldChar w:fldCharType="begin"/>
+      </w:r>
+      <w:r>
+        <w:instrText xml:space="preserve"> SEQ Figure \* ARABIC </w:instrText>
+      </w:r>
+      <w:r>
+        <w:fldChar w:fldCharType="separate"/>
+      </w:r>
+      <w:r>
+        <w:rPr>
+          <w:noProof/>
+        </w:rPr>
+        <w:t>23</w:t>
+      </w:r>
+      <w:r>
+        <w:rPr>
+          <w:noProof/>
+        </w:rPr>
+        <w:fldChar w:fldCharType="end"/>
+      </w:r>
     </w:p>
     <w:p/>
     <w:p>
@@ -35898,13 +35409,8 @@
     </w:p>
     <w:p>
       <w:r>
-        <w:t xml:space="preserve">Équations de dimensionnement - Limitation série et </w:t>
-      </w:r>
-      <w:proofErr w:type="spellStart"/>
-      <w:r>
-        <w:t>zener</w:t>
-      </w:r>
-      <w:proofErr w:type="spellEnd"/>
+        <w:t>Équations de dimensionnement - Limitation série et zener</w:t>
+      </w:r>
     </w:p>
     <w:p>
       <w:pPr>
@@ -37211,14 +36717,27 @@
       <w:r>
         <w:t xml:space="preserve">Figure </w:t>
       </w:r>
-      <w:fldSimple w:instr=" SEQ Figure \* ARABIC ">
-        <w:r>
-          <w:rPr>
-            <w:noProof/>
-          </w:rPr>
-          <w:t>24</w:t>
-        </w:r>
-      </w:fldSimple>
+      <w:r>
+        <w:fldChar w:fldCharType="begin"/>
+      </w:r>
+      <w:r>
+        <w:instrText xml:space="preserve"> SEQ Figure \* ARABIC </w:instrText>
+      </w:r>
+      <w:r>
+        <w:fldChar w:fldCharType="separate"/>
+      </w:r>
+      <w:r>
+        <w:rPr>
+          <w:noProof/>
+        </w:rPr>
+        <w:t>24</w:t>
+      </w:r>
+      <w:r>
+        <w:rPr>
+          <w:noProof/>
+        </w:rPr>
+        <w:fldChar w:fldCharType="end"/>
+      </w:r>
     </w:p>
     <w:p/>
     <w:p>
@@ -37256,15 +36775,7 @@
         <w:t>Le by-pass en entrée est nécessaire pour garantir que la sonde puisse toujours être connectée directement à la chaudière. Cela assure que, même si l’électronique tombe en panne ou est hors tension, la chaudière continue de recevoir une valeur réelle de température et peut fonctionner de manière autonome.</w:t>
       </w:r>
       <w:r>
-        <w:t xml:space="preserve"> De plus cela protèges le bloc </w:t>
-      </w:r>
-      <w:proofErr w:type="spellStart"/>
-      <w:r>
-        <w:t>adc</w:t>
-      </w:r>
-      <w:proofErr w:type="spellEnd"/>
-      <w:r>
-        <w:t xml:space="preserve"> de courant ou tension induit par la chaudière pour ça mesures. </w:t>
+        <w:t xml:space="preserve"> De plus cela protèges le bloc adc de courant ou tension induit par la chaudière pour ça mesures. </w:t>
       </w:r>
       <w:r>
         <w:t xml:space="preserve">  </w:t>
@@ -37303,15 +36814,7 @@
         </w:numPr>
       </w:pPr>
       <w:r>
-        <w:t xml:space="preserve">Relais TQ2-5V-3 : bobine 5[V], </w:t>
-      </w:r>
-      <w:proofErr w:type="spellStart"/>
-      <w:r>
-        <w:t>Rcoil</w:t>
-      </w:r>
-      <w:proofErr w:type="spellEnd"/>
-      <w:r>
-        <w:t xml:space="preserve"> ≈ 178[Ω].</w:t>
+        <w:t>Relais TQ2-5V-3 : bobine 5[V], Rcoil ≈ 178[Ω].</w:t>
       </w:r>
     </w:p>
     <w:p>
@@ -37323,15 +36826,7 @@
         </w:numPr>
       </w:pPr>
       <w:r>
-        <w:t xml:space="preserve">MOSFET IRLML2402 en </w:t>
-      </w:r>
-      <w:proofErr w:type="spellStart"/>
-      <w:r>
-        <w:t>low-side</w:t>
-      </w:r>
-      <w:proofErr w:type="spellEnd"/>
-      <w:r>
-        <w:t xml:space="preserve"> pour piloter chaque bobine.</w:t>
+        <w:t>MOSFET IRLML2402 en low-side pour piloter chaque bobine.</w:t>
       </w:r>
     </w:p>
     <w:p>
@@ -39085,14 +38580,27 @@
       <w:r>
         <w:t xml:space="preserve">Figure </w:t>
       </w:r>
-      <w:fldSimple w:instr=" SEQ Figure \* ARABIC ">
-        <w:r>
-          <w:rPr>
-            <w:noProof/>
-          </w:rPr>
-          <w:t>25</w:t>
-        </w:r>
-      </w:fldSimple>
+      <w:r>
+        <w:fldChar w:fldCharType="begin"/>
+      </w:r>
+      <w:r>
+        <w:instrText xml:space="preserve"> SEQ Figure \* ARABIC </w:instrText>
+      </w:r>
+      <w:r>
+        <w:fldChar w:fldCharType="separate"/>
+      </w:r>
+      <w:r>
+        <w:rPr>
+          <w:noProof/>
+        </w:rPr>
+        <w:t>25</w:t>
+      </w:r>
+      <w:r>
+        <w:rPr>
+          <w:noProof/>
+        </w:rPr>
+        <w:fldChar w:fldCharType="end"/>
+      </w:r>
     </w:p>
     <w:p/>
     <w:p>
@@ -39103,15 +38611,7 @@
     <w:p/>
     <w:p>
       <w:r>
-        <w:t xml:space="preserve">Pour limiter le nombre de lignes et conserver la sélection, un registre à décalage 74HC595PW,118 est utilisé. Il pilote directement les entrées de commande du MUX et maintient l’état en mémoire via son </w:t>
-      </w:r>
-      <w:proofErr w:type="spellStart"/>
-      <w:r>
-        <w:t>latch</w:t>
-      </w:r>
-      <w:proofErr w:type="spellEnd"/>
-      <w:r>
-        <w:t xml:space="preserve"> interne. La communication SPI utilisée pour ce registre est définie en point </w:t>
+        <w:t xml:space="preserve">Pour limiter le nombre de lignes et conserver la sélection, un registre à décalage 74HC595PW,118 est utilisé. Il pilote directement les entrées de commande du MUX et maintient l’état en mémoire via son latch interne. La communication SPI utilisée pour ce registre est définie en point </w:t>
       </w:r>
       <w:r>
         <w:rPr>
@@ -39647,15 +39147,7 @@
         </w:rPr>
       </w:pPr>
       <w:r>
-        <w:t xml:space="preserve">Après cette séquence de trois écritures SPI et trois </w:t>
-      </w:r>
-      <w:proofErr w:type="spellStart"/>
-      <w:r>
-        <w:t>latches</w:t>
-      </w:r>
-      <w:proofErr w:type="spellEnd"/>
-      <w:r>
-        <w:t xml:space="preserve"> sur le 74HC595, le canal S17 est activé et restera sélectionné jusqu'à la prochaine impulsion WR.</w:t>
+        <w:t>Après cette séquence de trois écritures SPI et trois latches sur le 74HC595, le canal S17 est activé et restera sélectionné jusqu'à la prochaine impulsion WR.</w:t>
       </w:r>
       <w:r>
         <w:br w:type="page"/>
@@ -39772,63 +39264,44 @@
       <w:r>
         <w:t xml:space="preserve">Figure </w:t>
       </w:r>
-      <w:fldSimple w:instr=" SEQ Figure \* ARABIC ">
-        <w:r>
-          <w:rPr>
-            <w:noProof/>
-          </w:rPr>
-          <w:t>26</w:t>
-        </w:r>
-      </w:fldSimple>
+      <w:r>
+        <w:fldChar w:fldCharType="begin"/>
+      </w:r>
+      <w:r>
+        <w:instrText xml:space="preserve"> SEQ Figure \* ARABIC </w:instrText>
+      </w:r>
+      <w:r>
+        <w:fldChar w:fldCharType="separate"/>
+      </w:r>
+      <w:r>
+        <w:rPr>
+          <w:noProof/>
+        </w:rPr>
+        <w:t>26</w:t>
+      </w:r>
+      <w:r>
+        <w:rPr>
+          <w:noProof/>
+        </w:rPr>
+        <w:fldChar w:fldCharType="end"/>
+      </w:r>
     </w:p>
     <w:p/>
     <w:p>
       <w:r>
-        <w:t xml:space="preserve">Le réseau de </w:t>
-      </w:r>
-      <w:proofErr w:type="spellStart"/>
-      <w:r>
-        <w:t>réstance</w:t>
-      </w:r>
-      <w:proofErr w:type="spellEnd"/>
-      <w:r>
-        <w:t xml:space="preserve"> est basé sur </w:t>
-      </w:r>
-      <w:proofErr w:type="spellStart"/>
-      <w:r>
-        <w:t>l’excel</w:t>
-      </w:r>
-      <w:proofErr w:type="spellEnd"/>
-      <w:r>
-        <w:t xml:space="preserve"> fournit par le mandant l’entreprise « Oblo » il s’agit d’un document interne </w:t>
+        <w:t xml:space="preserve">Le réseau de réstance est basé sur l’excel fournit par le mandant l’entreprise « Oblo » il s’agit d’un document interne </w:t>
       </w:r>
       <w:r>
         <w:t>servant</w:t>
       </w:r>
       <w:r>
-        <w:t xml:space="preserve"> au </w:t>
-      </w:r>
-      <w:proofErr w:type="spellStart"/>
-      <w:r>
-        <w:t>designe</w:t>
-      </w:r>
-      <w:proofErr w:type="spellEnd"/>
-      <w:r>
-        <w:t xml:space="preserve"> actuelle des carte filles. AU dépend du type de sonde les </w:t>
+        <w:t xml:space="preserve"> au designe actuelle des carte filles. AU dépend du type de sonde les </w:t>
       </w:r>
       <w:r>
         <w:t>résistance</w:t>
       </w:r>
       <w:r>
-        <w:t xml:space="preserve"> du </w:t>
-      </w:r>
-      <w:proofErr w:type="spellStart"/>
-      <w:r>
-        <w:t>réeau</w:t>
-      </w:r>
-      <w:proofErr w:type="spellEnd"/>
-      <w:r>
-        <w:t xml:space="preserve"> sont définies pour avoir le plus de </w:t>
+        <w:t xml:space="preserve"> du réeau sont définies pour avoir le plus de </w:t>
       </w:r>
       <w:r>
         <w:t>définition</w:t>
@@ -39917,29 +39390,34 @@
       <w:r>
         <w:t xml:space="preserve">Figure </w:t>
       </w:r>
-      <w:fldSimple w:instr=" SEQ Figure \* ARABIC ">
-        <w:r>
-          <w:rPr>
-            <w:noProof/>
-          </w:rPr>
-          <w:t>27</w:t>
-        </w:r>
-      </w:fldSimple>
+      <w:r>
+        <w:fldChar w:fldCharType="begin"/>
+      </w:r>
+      <w:r>
+        <w:instrText xml:space="preserve"> SEQ Figure \* ARABIC </w:instrText>
+      </w:r>
+      <w:r>
+        <w:fldChar w:fldCharType="separate"/>
+      </w:r>
+      <w:r>
+        <w:rPr>
+          <w:noProof/>
+        </w:rPr>
+        <w:t>27</w:t>
+      </w:r>
+      <w:r>
+        <w:rPr>
+          <w:noProof/>
+        </w:rPr>
+        <w:fldChar w:fldCharType="end"/>
+      </w:r>
     </w:p>
     <w:p>
       <w:r>
         <w:t xml:space="preserve">Le potentiomètre série sert à </w:t>
       </w:r>
       <w:r>
-        <w:t xml:space="preserve">adaptez le système pour </w:t>
-      </w:r>
-      <w:proofErr w:type="spellStart"/>
-      <w:r>
-        <w:t>miniser</w:t>
-      </w:r>
-      <w:proofErr w:type="spellEnd"/>
-      <w:r>
-        <w:t xml:space="preserve"> la déviation entre les valeur estimée et la réalité des sondes.</w:t>
+        <w:t>adaptez le système pour miniser la déviation entre les valeur estimée et la réalité des sondes.</w:t>
       </w:r>
     </w:p>
     <w:p>
@@ -40263,13 +39741,8 @@
         <w:pStyle w:val="Titre3"/>
       </w:pPr>
       <w:bookmarkStart w:id="85" w:name="_Toc207571469"/>
-      <w:proofErr w:type="spellStart"/>
-      <w:r>
-        <w:t>Pinout</w:t>
-      </w:r>
-      <w:proofErr w:type="spellEnd"/>
-      <w:r>
-        <w:t xml:space="preserve"> Réelle</w:t>
+      <w:r>
+        <w:t>Pinout Réelle</w:t>
       </w:r>
       <w:bookmarkEnd w:id="85"/>
     </w:p>
@@ -40682,15 +40155,7 @@
         <w:t xml:space="preserve">Calculateur </w:t>
       </w:r>
       <w:r>
-        <w:t xml:space="preserve">Convertisseur </w:t>
-      </w:r>
-      <w:proofErr w:type="spellStart"/>
-      <w:r>
-        <w:t>buck</w:t>
-      </w:r>
-      <w:proofErr w:type="spellEnd"/>
-      <w:r>
-        <w:t xml:space="preserve"> down :</w:t>
+        <w:t>Convertisseur buck down :</w:t>
       </w:r>
       <w:bookmarkEnd w:id="110"/>
       <w:r>
@@ -40830,15 +40295,7 @@
       </w:pPr>
       <w:bookmarkStart w:id="113" w:name="_Toc207571497"/>
       <w:r>
-        <w:t xml:space="preserve">Documentation </w:t>
-      </w:r>
-      <w:proofErr w:type="spellStart"/>
-      <w:r>
-        <w:t>doxygen</w:t>
-      </w:r>
-      <w:proofErr w:type="spellEnd"/>
-      <w:r>
-        <w:t xml:space="preserve"> du code</w:t>
+        <w:t>Documentation doxygen du code</w:t>
       </w:r>
       <w:bookmarkEnd w:id="113"/>
       <w:r>
@@ -41448,15 +40905,7 @@
         <w:t xml:space="preserve"> </w:t>
       </w:r>
       <w:r>
-        <w:t xml:space="preserve">Une mesure </w:t>
-      </w:r>
-      <w:proofErr w:type="spellStart"/>
-      <w:r>
-        <w:t>ratiométrique</w:t>
-      </w:r>
-      <w:proofErr w:type="spellEnd"/>
-      <w:r>
-        <w:t xml:space="preserve"> est une mesure basée sur le rapport entre la résistance de la sonde et une résistance de référence, ce qui annule l’influence du courant d’excitation.  </w:t>
+        <w:t xml:space="preserve">Une mesure ratiométrique est une mesure basée sur le rapport entre la résistance de la sonde et une résistance de référence, ce qui annule l’influence du courant d’excitation.  </w:t>
       </w:r>
     </w:p>
   </w:footnote>
@@ -47507,6 +46956,14 @@
 </file>
 
 <file path=customXml/item1.xml><?xml version="1.0" encoding="utf-8"?>
+<p:properties xmlns:p="http://schemas.microsoft.com/office/2006/metadata/properties" xmlns:xsi="http://www.w3.org/2001/XMLSchema-instance" xmlns:pc="http://schemas.microsoft.com/office/infopath/2007/PartnerControls">
+  <documentManagement>
+    <_activity xmlns="308fd9e7-0be8-44ba-81f3-723628cb95d5" xsi:nil="true"/>
+  </documentManagement>
+</p:properties>
+</file>
+
+<file path=customXml/item2.xml><?xml version="1.0" encoding="utf-8"?>
 <?mso-contentType ?>
 <FormTemplates xmlns="http://schemas.microsoft.com/sharepoint/v3/contenttype/forms">
   <Display>DocumentLibraryForm</Display>
@@ -47515,19 +46972,7 @@
 </FormTemplates>
 </file>
 
-<file path=customXml/item2.xml><?xml version="1.0" encoding="utf-8"?>
-<p:properties xmlns:p="http://schemas.microsoft.com/office/2006/metadata/properties" xmlns:xsi="http://www.w3.org/2001/XMLSchema-instance" xmlns:pc="http://schemas.microsoft.com/office/infopath/2007/PartnerControls">
-  <documentManagement>
-    <_activity xmlns="308fd9e7-0be8-44ba-81f3-723628cb95d5" xsi:nil="true"/>
-  </documentManagement>
-</p:properties>
-</file>
-
 <file path=customXml/item3.xml><?xml version="1.0" encoding="utf-8"?>
-<b:Sources xmlns:b="http://schemas.openxmlformats.org/officeDocument/2006/bibliography" xmlns="http://schemas.openxmlformats.org/officeDocument/2006/bibliography" SelectedStyle="\APASixthEditionOfficeOnline.xsl" StyleName="APA" Version="6"/>
-</file>
-
-<file path=customXml/item4.xml><?xml version="1.0" encoding="utf-8"?>
 <ct:contentTypeSchema xmlns:ct="http://schemas.microsoft.com/office/2006/metadata/contentType" xmlns:ma="http://schemas.microsoft.com/office/2006/metadata/properties/metaAttributes" ct:_="" ma:_="" ma:contentTypeName="Document" ma:contentTypeID="0x010100288F302392E73041B6BCE39E03C2BCED" ma:contentTypeVersion="16" ma:contentTypeDescription="Crée un document." ma:contentTypeScope="" ma:versionID="48b839e22ae968309772b169ca3aa5c8">
   <xsd:schema xmlns:xsd="http://www.w3.org/2001/XMLSchema" xmlns:xs="http://www.w3.org/2001/XMLSchema" xmlns:p="http://schemas.microsoft.com/office/2006/metadata/properties" xmlns:ns3="02e62082-1ed3-4499-b3c5-d63020de9536" xmlns:ns4="308fd9e7-0be8-44ba-81f3-723628cb95d5" targetNamespace="http://schemas.microsoft.com/office/2006/metadata/properties" ma:root="true" ma:fieldsID="be6a9bcb02f76169d65f79da7de338a3" ns3:_="" ns4:_="">
     <xsd:import namespace="02e62082-1ed3-4499-b3c5-d63020de9536"/>
@@ -47766,15 +47211,11 @@
 </ct:contentTypeSchema>
 </file>
 
-<file path=customXml/itemProps1.xml><?xml version="1.0" encoding="utf-8"?>
-<ds:datastoreItem xmlns:ds="http://schemas.openxmlformats.org/officeDocument/2006/customXml" ds:itemID="{56EABCA6-5C9A-410E-9711-F798A759FA11}">
-  <ds:schemaRefs>
-    <ds:schemaRef ds:uri="http://schemas.microsoft.com/sharepoint/v3/contenttype/forms"/>
-  </ds:schemaRefs>
-</ds:datastoreItem>
+<file path=customXml/item4.xml><?xml version="1.0" encoding="utf-8"?>
+<b:Sources xmlns:b="http://schemas.openxmlformats.org/officeDocument/2006/bibliography" xmlns="http://schemas.openxmlformats.org/officeDocument/2006/bibliography" SelectedStyle="\APASixthEditionOfficeOnline.xsl" StyleName="APA" Version="6"/>
 </file>
 
-<file path=customXml/itemProps2.xml><?xml version="1.0" encoding="utf-8"?>
+<file path=customXml/itemProps1.xml><?xml version="1.0" encoding="utf-8"?>
 <ds:datastoreItem xmlns:ds="http://schemas.openxmlformats.org/officeDocument/2006/customXml" ds:itemID="{B861F4EC-F2FC-4AB2-8145-C6DFC439C172}">
   <ds:schemaRefs>
     <ds:schemaRef ds:uri="http://schemas.microsoft.com/office/2006/metadata/properties"/>
@@ -47784,15 +47225,15 @@
 </ds:datastoreItem>
 </file>
 
-<file path=customXml/itemProps3.xml><?xml version="1.0" encoding="utf-8"?>
-<ds:datastoreItem xmlns:ds="http://schemas.openxmlformats.org/officeDocument/2006/customXml" ds:itemID="{8878FEFF-0450-4182-929A-871663AE59E2}">
+<file path=customXml/itemProps2.xml><?xml version="1.0" encoding="utf-8"?>
+<ds:datastoreItem xmlns:ds="http://schemas.openxmlformats.org/officeDocument/2006/customXml" ds:itemID="{56EABCA6-5C9A-410E-9711-F798A759FA11}">
   <ds:schemaRefs>
-    <ds:schemaRef ds:uri="http://schemas.openxmlformats.org/officeDocument/2006/bibliography"/>
+    <ds:schemaRef ds:uri="http://schemas.microsoft.com/sharepoint/v3/contenttype/forms"/>
   </ds:schemaRefs>
 </ds:datastoreItem>
 </file>
 
-<file path=customXml/itemProps4.xml><?xml version="1.0" encoding="utf-8"?>
+<file path=customXml/itemProps3.xml><?xml version="1.0" encoding="utf-8"?>
 <ds:datastoreItem xmlns:ds="http://schemas.openxmlformats.org/officeDocument/2006/customXml" ds:itemID="{40B0E348-9692-42E7-A39D-5DE9157F608A}">
   <ds:schemaRefs>
     <ds:schemaRef ds:uri="http://schemas.microsoft.com/office/2006/metadata/contentType"/>
@@ -47809,4 +47250,12 @@
     <ds:schemaRef ds:uri="http://schemas.microsoft.com/internal/obd"/>
   </ds:schemaRefs>
 </ds:datastoreItem>
+</file>
+
+<file path=customXml/itemProps4.xml><?xml version="1.0" encoding="utf-8"?>
+<ds:datastoreItem xmlns:ds="http://schemas.openxmlformats.org/officeDocument/2006/customXml" ds:itemID="{8878FEFF-0450-4182-929A-871663AE59E2}">
+  <ds:schemaRefs>
+    <ds:schemaRef ds:uri="http://schemas.openxmlformats.org/officeDocument/2006/bibliography"/>
+  </ds:schemaRefs>
+</ds:datastoreItem>
 </file>